--- a/Peer Review Document/PeerReviewTeam32IN2033_2026 v1.docx
+++ b/Peer Review Document/PeerReviewTeam32IN2033_2026 v1.docx
@@ -346,7 +346,7 @@
               <w:rPr>
                 <w:noProof/>
               </w:rPr>
-              <w:t>02/03/2026</w:t>
+              <w:t>04/03/2026</w:t>
             </w:r>
             <w:r>
               <w:fldChar w:fldCharType="end"/>
@@ -593,13 +593,21 @@
           <w:tcPr>
             <w:tcW w:w="1271" w:type="dxa"/>
           </w:tcPr>
-          <w:p/>
+          <w:p>
+            <w:r>
+              <w:t>Y</w:t>
+            </w:r>
+          </w:p>
         </w:tc>
         <w:tc>
           <w:tcPr>
             <w:tcW w:w="3441" w:type="dxa"/>
           </w:tcPr>
-          <w:p/>
+          <w:p>
+            <w:r>
+              <w:t>30 Minutes</w:t>
+            </w:r>
+          </w:p>
         </w:tc>
       </w:tr>
       <w:tr>
@@ -664,16 +672,16 @@
         <w:tblLook w:val="04A0" w:firstRow="1" w:lastRow="0" w:firstColumn="1" w:lastColumn="0" w:noHBand="0" w:noVBand="1"/>
       </w:tblPr>
       <w:tblGrid>
-        <w:gridCol w:w="1212"/>
-        <w:gridCol w:w="1694"/>
-        <w:gridCol w:w="1482"/>
-        <w:gridCol w:w="1681"/>
-        <w:gridCol w:w="2947"/>
+        <w:gridCol w:w="1207"/>
+        <w:gridCol w:w="1693"/>
+        <w:gridCol w:w="1478"/>
+        <w:gridCol w:w="1704"/>
+        <w:gridCol w:w="2934"/>
       </w:tblGrid>
       <w:tr>
         <w:tc>
           <w:tcPr>
-            <w:tcW w:w="1212" w:type="dxa"/>
+            <w:tcW w:w="1207" w:type="dxa"/>
           </w:tcPr>
           <w:p>
             <w:r>
@@ -683,7 +691,7 @@
         </w:tc>
         <w:tc>
           <w:tcPr>
-            <w:tcW w:w="1694" w:type="dxa"/>
+            <w:tcW w:w="1693" w:type="dxa"/>
           </w:tcPr>
           <w:p>
             <w:r>
@@ -693,7 +701,7 @@
         </w:tc>
         <w:tc>
           <w:tcPr>
-            <w:tcW w:w="1482" w:type="dxa"/>
+            <w:tcW w:w="1478" w:type="dxa"/>
           </w:tcPr>
           <w:p>
             <w:r>
@@ -703,7 +711,7 @@
         </w:tc>
         <w:tc>
           <w:tcPr>
-            <w:tcW w:w="1681" w:type="dxa"/>
+            <w:tcW w:w="1704" w:type="dxa"/>
           </w:tcPr>
           <w:p>
             <w:r>
@@ -713,7 +721,7 @@
         </w:tc>
         <w:tc>
           <w:tcPr>
-            <w:tcW w:w="2947" w:type="dxa"/>
+            <w:tcW w:w="2934" w:type="dxa"/>
           </w:tcPr>
           <w:p>
             <w:r>
@@ -725,7 +733,7 @@
       <w:tr>
         <w:tc>
           <w:tcPr>
-            <w:tcW w:w="1212" w:type="dxa"/>
+            <w:tcW w:w="1207" w:type="dxa"/>
           </w:tcPr>
           <w:p>
             <w:r>
@@ -735,7 +743,7 @@
         </w:tc>
         <w:tc>
           <w:tcPr>
-            <w:tcW w:w="1694" w:type="dxa"/>
+            <w:tcW w:w="1693" w:type="dxa"/>
           </w:tcPr>
           <w:p>
             <w:r>
@@ -748,7 +756,7 @@
         </w:tc>
         <w:tc>
           <w:tcPr>
-            <w:tcW w:w="1482" w:type="dxa"/>
+            <w:tcW w:w="1478" w:type="dxa"/>
           </w:tcPr>
           <w:p>
             <w:r>
@@ -758,7 +766,7 @@
         </w:tc>
         <w:tc>
           <w:tcPr>
-            <w:tcW w:w="1681" w:type="dxa"/>
+            <w:tcW w:w="1704" w:type="dxa"/>
           </w:tcPr>
           <w:p>
             <w:r>
@@ -768,7 +776,7 @@
         </w:tc>
         <w:tc>
           <w:tcPr>
-            <w:tcW w:w="2947" w:type="dxa"/>
+            <w:tcW w:w="2934" w:type="dxa"/>
           </w:tcPr>
           <w:p>
             <w:r>
@@ -780,7 +788,7 @@
       <w:tr>
         <w:tc>
           <w:tcPr>
-            <w:tcW w:w="1212" w:type="dxa"/>
+            <w:tcW w:w="1207" w:type="dxa"/>
           </w:tcPr>
           <w:p>
             <w:r>
@@ -790,7 +798,7 @@
         </w:tc>
         <w:tc>
           <w:tcPr>
-            <w:tcW w:w="1694" w:type="dxa"/>
+            <w:tcW w:w="1693" w:type="dxa"/>
           </w:tcPr>
           <w:p>
             <w:r>
@@ -805,7 +813,7 @@
         </w:tc>
         <w:tc>
           <w:tcPr>
-            <w:tcW w:w="1482" w:type="dxa"/>
+            <w:tcW w:w="1478" w:type="dxa"/>
           </w:tcPr>
           <w:p>
             <w:r>
@@ -815,7 +823,7 @@
         </w:tc>
         <w:tc>
           <w:tcPr>
-            <w:tcW w:w="1681" w:type="dxa"/>
+            <w:tcW w:w="1704" w:type="dxa"/>
           </w:tcPr>
           <w:p>
             <w:r>
@@ -825,7 +833,7 @@
         </w:tc>
         <w:tc>
           <w:tcPr>
-            <w:tcW w:w="2947" w:type="dxa"/>
+            <w:tcW w:w="2934" w:type="dxa"/>
           </w:tcPr>
           <w:p>
             <w:r>
@@ -835,6 +843,238 @@
           <w:p>
             <w:r>
               <w:t>Same with Guest User.</w:t>
+            </w:r>
+          </w:p>
+        </w:tc>
+      </w:tr>
+      <w:tr>
+        <w:tc>
+          <w:tcPr>
+            <w:tcW w:w="1207" w:type="dxa"/>
+          </w:tcPr>
+          <w:p>
+            <w:r>
+              <w:t>3</w:t>
+            </w:r>
+          </w:p>
+        </w:tc>
+        <w:tc>
+          <w:tcPr>
+            <w:tcW w:w="1693" w:type="dxa"/>
+          </w:tcPr>
+          <w:p>
+            <w:r>
+              <w:t>Software Architecture</w:t>
+            </w:r>
+          </w:p>
+          <w:p>
+            <w:r>
+              <w:t>/p. 38</w:t>
+            </w:r>
+          </w:p>
+        </w:tc>
+        <w:tc>
+          <w:tcPr>
+            <w:tcW w:w="1478" w:type="dxa"/>
+          </w:tcPr>
+          <w:p>
+            <w:r>
+              <w:t>Viktor</w:t>
+            </w:r>
+          </w:p>
+        </w:tc>
+        <w:tc>
+          <w:tcPr>
+            <w:tcW w:w="1704" w:type="dxa"/>
+          </w:tcPr>
+          <w:p>
+            <w:r>
+              <w:t xml:space="preserve">Inconsistency between our team’s component diagram and theirs coming from the OnlineOrderAPI </w:t>
+            </w:r>
+          </w:p>
+        </w:tc>
+        <w:tc>
+          <w:tcPr>
+            <w:tcW w:w="2934" w:type="dxa"/>
+          </w:tcPr>
+          <w:p>
+            <w:r>
+              <w:t>Removing the OnlineOrderAPI entirely as it is not needed since OrderAPI covers everything the system would need.</w:t>
+            </w:r>
+          </w:p>
+        </w:tc>
+      </w:tr>
+      <w:tr>
+        <w:tc>
+          <w:tcPr>
+            <w:tcW w:w="1207" w:type="dxa"/>
+          </w:tcPr>
+          <w:p>
+            <w:r>
+              <w:t>4</w:t>
+            </w:r>
+          </w:p>
+        </w:tc>
+        <w:tc>
+          <w:tcPr>
+            <w:tcW w:w="1693" w:type="dxa"/>
+          </w:tcPr>
+          <w:p>
+            <w:r>
+              <w:t>Software Architecture</w:t>
+            </w:r>
+          </w:p>
+          <w:p>
+            <w:r>
+              <w:t>/p. 38</w:t>
+            </w:r>
+          </w:p>
+        </w:tc>
+        <w:tc>
+          <w:tcPr>
+            <w:tcW w:w="1478" w:type="dxa"/>
+          </w:tcPr>
+          <w:p>
+            <w:r>
+              <w:t>Viktor</w:t>
+            </w:r>
+          </w:p>
+        </w:tc>
+        <w:tc>
+          <w:tcPr>
+            <w:tcW w:w="1704" w:type="dxa"/>
+          </w:tcPr>
+          <w:p>
+            <w:r>
+              <w:t>No note explaining OnlineOrderAPI</w:t>
+            </w:r>
+          </w:p>
+        </w:tc>
+        <w:tc>
+          <w:tcPr>
+            <w:tcW w:w="2934" w:type="dxa"/>
+          </w:tcPr>
+          <w:p>
+            <w:r>
+              <w:t>Considering the fact the already is an API which is to do with ordering, and they’ve added an extra one, a note explaining the difference is needed because as of right now there is no clear difference between the two APIs</w:t>
+            </w:r>
+          </w:p>
+        </w:tc>
+      </w:tr>
+      <w:tr>
+        <w:tc>
+          <w:tcPr>
+            <w:tcW w:w="1207" w:type="dxa"/>
+          </w:tcPr>
+          <w:p>
+            <w:r>
+              <w:t>5</w:t>
+            </w:r>
+          </w:p>
+        </w:tc>
+        <w:tc>
+          <w:tcPr>
+            <w:tcW w:w="1693" w:type="dxa"/>
+          </w:tcPr>
+          <w:p>
+            <w:r>
+              <w:t>Testing</w:t>
+            </w:r>
+          </w:p>
+          <w:p>
+            <w:r>
+              <w:t>/p.43</w:t>
+            </w:r>
+          </w:p>
+        </w:tc>
+        <w:tc>
+          <w:tcPr>
+            <w:tcW w:w="1478" w:type="dxa"/>
+          </w:tcPr>
+          <w:p>
+            <w:r>
+              <w:t>Viktor</w:t>
+            </w:r>
+          </w:p>
+        </w:tc>
+        <w:tc>
+          <w:tcPr>
+            <w:tcW w:w="1704" w:type="dxa"/>
+          </w:tcPr>
+          <w:p>
+            <w:r>
+              <w:t>sendEmail API has a parameter  “to”</w:t>
+            </w:r>
+          </w:p>
+        </w:tc>
+        <w:tc>
+          <w:tcPr>
+            <w:tcW w:w="2934" w:type="dxa"/>
+          </w:tcPr>
+          <w:p>
+            <w:r>
+              <w:t>Change to “recipient” or</w:t>
+            </w:r>
+            <w:r>
+              <w:br/>
+              <w:t>“email” because  “to” is unclear.</w:t>
+            </w:r>
+          </w:p>
+        </w:tc>
+      </w:tr>
+      <w:tr>
+        <w:tc>
+          <w:tcPr>
+            <w:tcW w:w="1207" w:type="dxa"/>
+          </w:tcPr>
+          <w:p>
+            <w:r>
+              <w:t>6</w:t>
+            </w:r>
+          </w:p>
+        </w:tc>
+        <w:tc>
+          <w:tcPr>
+            <w:tcW w:w="1693" w:type="dxa"/>
+          </w:tcPr>
+          <w:p>
+            <w:r>
+              <w:t>Testing</w:t>
+            </w:r>
+          </w:p>
+          <w:p>
+            <w:r>
+              <w:t>/p.45</w:t>
+            </w:r>
+          </w:p>
+        </w:tc>
+        <w:tc>
+          <w:tcPr>
+            <w:tcW w:w="1478" w:type="dxa"/>
+          </w:tcPr>
+          <w:p>
+            <w:r>
+              <w:t>Viktor</w:t>
+            </w:r>
+          </w:p>
+        </w:tc>
+        <w:tc>
+          <w:tcPr>
+            <w:tcW w:w="1704" w:type="dxa"/>
+          </w:tcPr>
+          <w:p>
+            <w:r>
+              <w:t>PaymentAPI parameter “amount” is int</w:t>
+            </w:r>
+          </w:p>
+        </w:tc>
+        <w:tc>
+          <w:tcPr>
+            <w:tcW w:w="2934" w:type="dxa"/>
+          </w:tcPr>
+          <w:p>
+            <w:r>
+              <w:t>This will cause an error if the price of an item contains a decimal part, better to be double instead of int.</w:t>
             </w:r>
           </w:p>
         </w:tc>
@@ -981,7 +1221,11 @@
           </w:tcPr>
           <w:p>
             <w:r>
-              <w:t xml:space="preserve">It has a clear structure, correctly defines the purpose and scope of the subsystem, identifies the intended audience, and distinguishes IPOS-PU from the other subsystems, which shows a solid understanding of requirements documentation. </w:t>
+              <w:t xml:space="preserve">It has a clear structure, correctly defines the purpose and scope of the subsystem, identifies the </w:t>
+            </w:r>
+            <w:r>
+              <w:lastRenderedPageBreak/>
+              <w:t xml:space="preserve">intended audience, and distinguishes IPOS-PU from the other subsystems, which shows a solid understanding of requirements documentation. </w:t>
             </w:r>
           </w:p>
         </w:tc>
@@ -993,6 +1237,7 @@
           </w:tcPr>
           <w:p>
             <w:r>
+              <w:lastRenderedPageBreak/>
               <w:t>Use of language appropriate to audience, and Spelling &amp; Grammar</w:t>
             </w:r>
           </w:p>
@@ -1132,7 +1377,7 @@
         <w:rPr>
           <w:noProof/>
         </w:rPr>
-        <w:t>02/03/2026</w:t>
+        <w:t>04/03/2026</w:t>
       </w:r>
       <w:r>
         <w:fldChar w:fldCharType="end"/>
@@ -2013,6 +2258,7 @@
   <w:style w:type="character" w:default="1" w:styleId="DefaultParagraphFont">
     <w:name w:val="Default Paragraph Font"/>
     <w:uiPriority w:val="1"/>
+    <w:semiHidden/>
     <w:unhideWhenUsed/>
   </w:style>
   <w:style w:type="table" w:default="1" w:styleId="TableNormal">

--- a/Peer Review Document/PeerReviewTeam32IN2033_2026 v1.docx
+++ b/Peer Review Document/PeerReviewTeam32IN2033_2026 v1.docx
@@ -1039,12 +1039,21 @@
           </w:tcPr>
           <w:p>
             <w:r>
+              <w:t xml:space="preserve">Design Diagram </w:t>
+            </w:r>
+            <w:r>
               <w:t>Testing</w:t>
             </w:r>
           </w:p>
           <w:p>
             <w:r>
-              <w:t>/p.45</w:t>
+              <w:t>/</w:t>
+            </w:r>
+            <w:r>
+              <w:t>p.38,</w:t>
+            </w:r>
+            <w:r>
+              <w:t>p.45</w:t>
             </w:r>
           </w:p>
         </w:tc>
@@ -1064,7 +1073,13 @@
           </w:tcPr>
           <w:p>
             <w:r>
-              <w:t>PaymentAPI parameter “amount” is int</w:t>
+              <w:t xml:space="preserve">Inconsistency from </w:t>
+            </w:r>
+            <w:r>
+              <w:t xml:space="preserve">PaymentAPI parameter “amount” </w:t>
+            </w:r>
+            <w:r>
+              <w:t>data type between class diagram and test table</w:t>
             </w:r>
           </w:p>
         </w:tc>
@@ -1073,6 +1088,9 @@
             <w:tcW w:w="2934" w:type="dxa"/>
           </w:tcPr>
           <w:p>
+            <w:r>
+              <w:t>It is int in the class diagram but double in the test table.</w:t>
+            </w:r>
             <w:r>
               <w:t>This will cause an error if the price of an item contains a decimal part, better to be double instead of int.</w:t>
             </w:r>
@@ -1169,6 +1187,7 @@
           </w:tcPr>
           <w:p>
             <w:r>
+              <w:lastRenderedPageBreak/>
               <w:t>Appropriate title, page numbering, version control</w:t>
             </w:r>
           </w:p>
@@ -1221,11 +1240,7 @@
           </w:tcPr>
           <w:p>
             <w:r>
-              <w:t xml:space="preserve">It has a clear structure, correctly defines the purpose and scope of the subsystem, identifies the </w:t>
-            </w:r>
-            <w:r>
-              <w:lastRenderedPageBreak/>
-              <w:t xml:space="preserve">intended audience, and distinguishes IPOS-PU from the other subsystems, which shows a solid understanding of requirements documentation. </w:t>
+              <w:t xml:space="preserve">It has a clear structure, correctly defines the purpose and scope of the subsystem, identifies the intended audience, and distinguishes IPOS-PU from the other subsystems, which shows a solid understanding of requirements documentation. </w:t>
             </w:r>
           </w:p>
         </w:tc>
@@ -1237,7 +1252,6 @@
           </w:tcPr>
           <w:p>
             <w:r>
-              <w:lastRenderedPageBreak/>
               <w:t>Use of language appropriate to audience, and Spelling &amp; Grammar</w:t>
             </w:r>
           </w:p>

--- a/Peer Review Document/PeerReviewTeam32IN2033_2026 v1.docx
+++ b/Peer Review Document/PeerReviewTeam32IN2033_2026 v1.docx
@@ -346,7 +346,7 @@
               <w:rPr>
                 <w:noProof/>
               </w:rPr>
-              <w:t>04/03/2026</w:t>
+              <w:t>05/03/2026</w:t>
             </w:r>
             <w:r>
               <w:fldChar w:fldCharType="end"/>
@@ -512,8 +512,13 @@
             <w:tcW w:w="4304" w:type="dxa"/>
           </w:tcPr>
           <w:p>
-            <w:r>
-              <w:t xml:space="preserve">Sukhmanvir Atwal </w:t>
+            <w:proofErr w:type="spellStart"/>
+            <w:r>
+              <w:t>Sukhmanvir</w:t>
+            </w:r>
+            <w:proofErr w:type="spellEnd"/>
+            <w:r>
+              <w:t xml:space="preserve"> Atwal </w:t>
             </w:r>
             <w:r>
               <w:t>(</w:t>
@@ -566,13 +571,27 @@
           <w:tcPr>
             <w:tcW w:w="1271" w:type="dxa"/>
           </w:tcPr>
-          <w:p/>
+          <w:p>
+            <w:pPr>
+              <w:jc w:val="center"/>
+            </w:pPr>
+            <w:r>
+              <w:t>Y</w:t>
+            </w:r>
+          </w:p>
         </w:tc>
         <w:tc>
           <w:tcPr>
             <w:tcW w:w="3441" w:type="dxa"/>
           </w:tcPr>
-          <w:p/>
+          <w:p>
+            <w:r>
+              <w:t>4</w:t>
+            </w:r>
+            <w:r>
+              <w:t>5Minutes</w:t>
+            </w:r>
+          </w:p>
         </w:tc>
       </w:tr>
       <w:tr>
@@ -581,11 +600,16 @@
             <w:tcW w:w="4304" w:type="dxa"/>
           </w:tcPr>
           <w:p>
-            <w:r>
-              <w:t>Viktor Vasilchin</w:t>
-            </w:r>
-            <w:r>
-              <w:t xml:space="preserve"> (System Analyst / Designer)</w:t>
+            <w:pPr>
+              <w:rPr>
+                <w:lang w:val="de-DE"/>
+              </w:rPr>
+            </w:pPr>
+            <w:r>
+              <w:rPr>
+                <w:lang w:val="de-DE"/>
+              </w:rPr>
+              <w:t>Viktor Vasilchin (System Analyst / Designer)</w:t>
             </w:r>
           </w:p>
         </w:tc>
@@ -594,6 +618,9 @@
             <w:tcW w:w="1271" w:type="dxa"/>
           </w:tcPr>
           <w:p>
+            <w:pPr>
+              <w:jc w:val="center"/>
+            </w:pPr>
             <w:r>
               <w:t>Y</w:t>
             </w:r>
@@ -864,7 +891,7 @@
           </w:tcPr>
           <w:p>
             <w:r>
-              <w:t>Software Architecture</w:t>
+              <w:t>High Level Design</w:t>
             </w:r>
           </w:p>
           <w:p>
@@ -889,7 +916,7 @@
           </w:tcPr>
           <w:p>
             <w:r>
-              <w:t xml:space="preserve">Inconsistency between our team’s component diagram and theirs coming from the OnlineOrderAPI </w:t>
+              <w:t>Inconsistency between team’s component diagram</w:t>
             </w:r>
           </w:p>
         </w:tc>
@@ -899,7 +926,18 @@
           </w:tcPr>
           <w:p>
             <w:r>
-              <w:t>Removing the OnlineOrderAPI entirely as it is not needed since OrderAPI covers everything the system would need.</w:t>
+              <w:t xml:space="preserve">Remove additional </w:t>
+            </w:r>
+            <w:proofErr w:type="spellStart"/>
+            <w:r>
+              <w:t>onlineOrderAPI</w:t>
+            </w:r>
+            <w:proofErr w:type="spellEnd"/>
+            <w:r>
+              <w:t xml:space="preserve"> interface, which is not necessarily required </w:t>
+            </w:r>
+            <w:r>
+              <w:t>.</w:t>
             </w:r>
           </w:p>
         </w:tc>
@@ -921,7 +959,7 @@
           </w:tcPr>
           <w:p>
             <w:r>
-              <w:t>Software Architecture</w:t>
+              <w:t>High Level Design</w:t>
             </w:r>
           </w:p>
           <w:p>
@@ -936,7 +974,7 @@
           </w:tcPr>
           <w:p>
             <w:r>
-              <w:t>Viktor</w:t>
+              <w:t>Jagdish</w:t>
             </w:r>
           </w:p>
         </w:tc>
@@ -946,7 +984,18 @@
           </w:tcPr>
           <w:p>
             <w:r>
-              <w:t>No note explaining OnlineOrderAPI</w:t>
+              <w:t xml:space="preserve">No note explaining </w:t>
+            </w:r>
+            <w:r>
+              <w:t xml:space="preserve">additional </w:t>
+            </w:r>
+            <w:proofErr w:type="spellStart"/>
+            <w:r>
+              <w:t>OnlineOrderAPI</w:t>
+            </w:r>
+            <w:proofErr w:type="spellEnd"/>
+            <w:r>
+              <w:t xml:space="preserve"> in component or class diagram.</w:t>
             </w:r>
           </w:p>
         </w:tc>
@@ -956,7 +1005,15 @@
           </w:tcPr>
           <w:p>
             <w:r>
-              <w:t>Considering the fact the already is an API which is to do with ordering, and they’ve added an extra one, a note explaining the difference is needed because as of right now there is no clear difference between the two APIs</w:t>
+              <w:t xml:space="preserve">Add a comment/note which explains the extra addition of the </w:t>
+            </w:r>
+            <w:proofErr w:type="spellStart"/>
+            <w:r>
+              <w:t>onlineOrderAPI</w:t>
+            </w:r>
+            <w:proofErr w:type="spellEnd"/>
+            <w:r>
+              <w:t xml:space="preserve"> interface and why it may be needed.</w:t>
             </w:r>
           </w:p>
         </w:tc>
@@ -1002,8 +1059,13 @@
             <w:tcW w:w="1704" w:type="dxa"/>
           </w:tcPr>
           <w:p>
-            <w:r>
-              <w:t>sendEmail API has a parameter  “to”</w:t>
+            <w:proofErr w:type="spellStart"/>
+            <w:r>
+              <w:t>sendEmail</w:t>
+            </w:r>
+            <w:proofErr w:type="spellEnd"/>
+            <w:r>
+              <w:t xml:space="preserve"> API has a parameter  “to”</w:t>
             </w:r>
           </w:p>
         </w:tc>
@@ -1075,8 +1137,13 @@
             <w:r>
               <w:t xml:space="preserve">Inconsistency from </w:t>
             </w:r>
-            <w:r>
-              <w:t xml:space="preserve">PaymentAPI parameter “amount” </w:t>
+            <w:proofErr w:type="spellStart"/>
+            <w:r>
+              <w:t>PaymentAPI</w:t>
+            </w:r>
+            <w:proofErr w:type="spellEnd"/>
+            <w:r>
+              <w:t xml:space="preserve"> parameter “amount” </w:t>
             </w:r>
             <w:r>
               <w:t>data type between class diagram and test table</w:t>
@@ -1089,10 +1156,18 @@
           </w:tcPr>
           <w:p>
             <w:r>
-              <w:t>It is int in the class diagram but double in the test table.</w:t>
-            </w:r>
-            <w:r>
-              <w:t>This will cause an error if the price of an item contains a decimal part, better to be double instead of int.</w:t>
+              <w:t xml:space="preserve">It is int in the class diagram but double in the test </w:t>
+            </w:r>
+            <w:proofErr w:type="spellStart"/>
+            <w:r>
+              <w:t>table.</w:t>
+            </w:r>
+            <w:r>
+              <w:t>This</w:t>
+            </w:r>
+            <w:proofErr w:type="spellEnd"/>
+            <w:r>
+              <w:t xml:space="preserve"> will cause an error if the price of an item contains a decimal part, better to be double instead of int.</w:t>
             </w:r>
           </w:p>
         </w:tc>
@@ -1187,7 +1262,6 @@
           </w:tcPr>
           <w:p>
             <w:r>
-              <w:lastRenderedPageBreak/>
               <w:t>Appropriate title, page numbering, version control</w:t>
             </w:r>
           </w:p>
@@ -1240,7 +1314,11 @@
           </w:tcPr>
           <w:p>
             <w:r>
-              <w:t xml:space="preserve">It has a clear structure, correctly defines the purpose and scope of the subsystem, identifies the intended audience, and distinguishes IPOS-PU from the other subsystems, which shows a solid understanding of requirements documentation. </w:t>
+              <w:t xml:space="preserve">It has a clear structure, correctly defines the purpose and scope of the subsystem, identifies the intended audience, and distinguishes IPOS-PU from </w:t>
+            </w:r>
+            <w:r>
+              <w:lastRenderedPageBreak/>
+              <w:t xml:space="preserve">the other subsystems, which shows a solid understanding of requirements documentation. </w:t>
             </w:r>
           </w:p>
         </w:tc>
@@ -1252,6 +1330,7 @@
           </w:tcPr>
           <w:p>
             <w:r>
+              <w:lastRenderedPageBreak/>
               <w:t>Use of language appropriate to audience, and Spelling &amp; Grammar</w:t>
             </w:r>
           </w:p>
@@ -1391,7 +1470,7 @@
         <w:rPr>
           <w:noProof/>
         </w:rPr>
-        <w:t>04/03/2026</w:t>
+        <w:t>05/03/2026</w:t>
       </w:r>
       <w:r>
         <w:fldChar w:fldCharType="end"/>

--- a/Peer Review Document/PeerReviewTeam32IN2033_2026 v1.docx
+++ b/Peer Review Document/PeerReviewTeam32IN2033_2026 v1.docx
@@ -1,17 +1,14 @@
 
 <file path=word/document.xml><?xml version="1.0" encoding="utf-8"?>
-<w:document xmlns:mc="http://schemas.openxmlformats.org/markup-compatibility/2006" xmlns:ve="http://schemas.openxmlformats.org/markup-compatibility/2006" xmlns:o="urn:schemas-microsoft-com:office:office" xmlns:r="http://schemas.openxmlformats.org/officeDocument/2006/relationships" xmlns:m="http://schemas.openxmlformats.org/officeDocument/2006/math" xmlns:v="urn:schemas-microsoft-com:vml" xmlns:wp="http://schemas.openxmlformats.org/drawingml/2006/wordprocessingDrawing" xmlns:w10="urn:schemas-microsoft-com:office:word" xmlns:w="http://schemas.openxmlformats.org/wordprocessingml/2006/main" xmlns:wne="http://schemas.microsoft.com/office/word/2006/wordml" xmlns:a="http://schemas.openxmlformats.org/drawingml/2006/main" xmlns:pic="http://schemas.openxmlformats.org/drawingml/2006/picture" xmlns:wpg="http://schemas.microsoft.com/office/word/2010/wordprocessingGroup" xmlns:wps="http://schemas.microsoft.com/office/word/2010/wordprocessingShape" xmlns:w14="http://schemas.microsoft.com/office/word/2010/wordml" mc:Ignorable="w14" xml:space="preserve">
+<w:document xmlns:wpc="http://schemas.microsoft.com/office/word/2010/wordprocessingCanvas" xmlns:cx="http://schemas.microsoft.com/office/drawing/2014/chartex" xmlns:cx1="http://schemas.microsoft.com/office/drawing/2015/9/8/chartex" xmlns:cx2="http://schemas.microsoft.com/office/drawing/2015/10/21/chartex" xmlns:cx3="http://schemas.microsoft.com/office/drawing/2016/5/9/chartex" xmlns:cx4="http://schemas.microsoft.com/office/drawing/2016/5/10/chartex" xmlns:cx5="http://schemas.microsoft.com/office/drawing/2016/5/11/chartex" xmlns:cx6="http://schemas.microsoft.com/office/drawing/2016/5/12/chartex" xmlns:cx7="http://schemas.microsoft.com/office/drawing/2016/5/13/chartex" xmlns:cx8="http://schemas.microsoft.com/office/drawing/2016/5/14/chartex" xmlns:mc="http://schemas.openxmlformats.org/markup-compatibility/2006" xmlns:aink="http://schemas.microsoft.com/office/drawing/2016/ink" xmlns:am3d="http://schemas.microsoft.com/office/drawing/2017/model3d" xmlns:o="urn:schemas-microsoft-com:office:office" xmlns:oel="http://schemas.microsoft.com/office/2019/extlst" xmlns:r="http://schemas.openxmlformats.org/officeDocument/2006/relationships" xmlns:m="http://schemas.openxmlformats.org/officeDocument/2006/math" xmlns:v="urn:schemas-microsoft-com:vml" xmlns:wp14="http://schemas.microsoft.com/office/word/2010/wordprocessingDrawing" xmlns:wp="http://schemas.openxmlformats.org/drawingml/2006/wordprocessingDrawing" xmlns:w10="urn:schemas-microsoft-com:office:word" xmlns:w="http://schemas.openxmlformats.org/wordprocessingml/2006/main" xmlns:w14="http://schemas.microsoft.com/office/word/2010/wordml" xmlns:w15="http://schemas.microsoft.com/office/word/2012/wordml" xmlns:w16cex="http://schemas.microsoft.com/office/word/2018/wordml/cex" xmlns:w16cid="http://schemas.microsoft.com/office/word/2016/wordml/cid" xmlns:w16="http://schemas.microsoft.com/office/word/2018/wordml" xmlns:w16du="http://schemas.microsoft.com/office/word/2023/wordml/word16du" xmlns:w16sdtdh="http://schemas.microsoft.com/office/word/2020/wordml/sdtdatahash" xmlns:w16sdtfl="http://schemas.microsoft.com/office/word/2024/wordml/sdtformatlock" xmlns:w16se="http://schemas.microsoft.com/office/word/2015/wordml/symex" xmlns:wpg="http://schemas.microsoft.com/office/word/2010/wordprocessingGroup" xmlns:wpi="http://schemas.microsoft.com/office/word/2010/wordprocessingInk" xmlns:wne="http://schemas.microsoft.com/office/word/2006/wordml" xmlns:wps="http://schemas.microsoft.com/office/word/2010/wordprocessingShape" mc:Ignorable="w14 w15 w16se w16cid w16 w16cex w16sdtdh w16sdtfl w16du wp14">
   <w:body>
     <w:p>
       <w:pPr>
         <w:pStyle w:val="Title"/>
         <w:spacing w:line="259" w:lineRule="auto"/>
       </w:pPr>
-      <w:bookmarkStart w:name="IN2033: Peer review of Requirements and " w:id="1"/>
-      <w:bookmarkEnd w:id="1"/>
-      <w:r>
-        <w:rPr/>
-      </w:r>
+      <w:bookmarkStart w:id="0" w:name="IN2033:_Peer_review_of_Requirements_and_"/>
+      <w:bookmarkEnd w:id="0"/>
       <w:r>
         <w:rPr>
           <w:color w:val="0E4660"/>
@@ -23,7 +20,7 @@
           <w:color w:val="0E4660"/>
           <w:spacing w:val="-23"/>
         </w:rPr>
-        <w:t> </w:t>
+        <w:t xml:space="preserve"> </w:t>
       </w:r>
       <w:r>
         <w:rPr>
@@ -36,7 +33,7 @@
           <w:color w:val="0E4660"/>
           <w:spacing w:val="-23"/>
         </w:rPr>
-        <w:t> </w:t>
+        <w:t xml:space="preserve"> </w:t>
       </w:r>
       <w:r>
         <w:rPr>
@@ -49,7 +46,7 @@
           <w:color w:val="0E4660"/>
           <w:spacing w:val="-22"/>
         </w:rPr>
-        <w:t> </w:t>
+        <w:t xml:space="preserve"> </w:t>
       </w:r>
       <w:r>
         <w:rPr>
@@ -62,7 +59,7 @@
           <w:color w:val="0E4660"/>
           <w:spacing w:val="-23"/>
         </w:rPr>
-        <w:t> </w:t>
+        <w:t xml:space="preserve"> </w:t>
       </w:r>
       <w:r>
         <w:rPr>
@@ -75,7 +72,7 @@
           <w:color w:val="0E4660"/>
           <w:spacing w:val="-23"/>
         </w:rPr>
-        <w:t> </w:t>
+        <w:t xml:space="preserve"> </w:t>
       </w:r>
       <w:r>
         <w:rPr>
@@ -88,7 +85,7 @@
           <w:color w:val="0E4660"/>
           <w:spacing w:val="-22"/>
         </w:rPr>
-        <w:t> </w:t>
+        <w:t xml:space="preserve"> </w:t>
       </w:r>
       <w:r>
         <w:rPr>
@@ -114,7 +111,7 @@
           <w:spacing w:val="-10"/>
           <w:w w:val="105"/>
         </w:rPr>
-        <w:t> </w:t>
+        <w:t xml:space="preserve"> </w:t>
       </w:r>
       <w:r>
         <w:rPr>
@@ -127,7 +124,7 @@
           <w:spacing w:val="-9"/>
           <w:w w:val="105"/>
         </w:rPr>
-        <w:t> </w:t>
+        <w:t xml:space="preserve"> </w:t>
       </w:r>
       <w:r>
         <w:rPr>
@@ -140,7 +137,7 @@
           <w:spacing w:val="-13"/>
           <w:w w:val="105"/>
         </w:rPr>
-        <w:t> </w:t>
+        <w:t xml:space="preserve"> </w:t>
       </w:r>
       <w:r>
         <w:rPr>
@@ -153,7 +150,7 @@
           <w:spacing w:val="-10"/>
           <w:w w:val="105"/>
         </w:rPr>
-        <w:t> </w:t>
+        <w:t xml:space="preserve"> </w:t>
       </w:r>
       <w:r>
         <w:rPr>
@@ -166,7 +163,7 @@
     <w:p>
       <w:pPr>
         <w:pStyle w:val="BodyText"/>
-        <w:spacing w:line="403" w:lineRule="auto" w:before="181"/>
+        <w:spacing w:before="181" w:line="403" w:lineRule="auto"/>
         <w:ind w:left="23" w:right="3548"/>
       </w:pPr>
       <w:r>
@@ -180,7 +177,7 @@
           <w:spacing w:val="-7"/>
           <w:w w:val="105"/>
         </w:rPr>
-        <w:t> </w:t>
+        <w:t xml:space="preserve"> </w:t>
       </w:r>
       <w:r>
         <w:rPr>
@@ -193,7 +190,7 @@
           <w:spacing w:val="-7"/>
           <w:w w:val="105"/>
         </w:rPr>
-        <w:t> </w:t>
+        <w:t xml:space="preserve"> </w:t>
       </w:r>
       <w:r>
         <w:rPr>
@@ -206,7 +203,7 @@
           <w:spacing w:val="-7"/>
           <w:w w:val="105"/>
         </w:rPr>
-        <w:t> </w:t>
+        <w:t xml:space="preserve"> </w:t>
       </w:r>
       <w:r>
         <w:rPr>
@@ -219,7 +216,7 @@
           <w:spacing w:val="-9"/>
           <w:w w:val="105"/>
         </w:rPr>
-        <w:t> </w:t>
+        <w:t xml:space="preserve"> </w:t>
       </w:r>
       <w:r>
         <w:rPr>
@@ -232,7 +229,7 @@
           <w:spacing w:val="-10"/>
           <w:w w:val="105"/>
         </w:rPr>
-        <w:t> </w:t>
+        <w:t xml:space="preserve"> </w:t>
       </w:r>
       <w:r>
         <w:rPr>
@@ -245,7 +242,7 @@
           <w:spacing w:val="-7"/>
           <w:w w:val="105"/>
         </w:rPr>
-        <w:t> </w:t>
+        <w:t xml:space="preserve"> </w:t>
       </w:r>
       <w:r>
         <w:rPr>
@@ -258,7 +255,7 @@
           <w:spacing w:val="-8"/>
           <w:w w:val="105"/>
         </w:rPr>
-        <w:t> </w:t>
+        <w:t xml:space="preserve"> </w:t>
       </w:r>
       <w:r>
         <w:rPr>
@@ -271,7 +268,7 @@
           <w:spacing w:val="-3"/>
           <w:w w:val="105"/>
         </w:rPr>
-        <w:t> </w:t>
+        <w:t xml:space="preserve"> </w:t>
       </w:r>
       <w:r>
         <w:rPr>
@@ -297,7 +294,7 @@
           <w:spacing w:val="-2"/>
           <w:w w:val="105"/>
         </w:rPr>
-        <w:t> </w:t>
+        <w:t xml:space="preserve"> </w:t>
       </w:r>
       <w:r>
         <w:rPr>
@@ -310,7 +307,7 @@
           <w:spacing w:val="-2"/>
           <w:w w:val="105"/>
         </w:rPr>
-        <w:t> </w:t>
+        <w:t xml:space="preserve"> </w:t>
       </w:r>
       <w:r>
         <w:rPr>
@@ -323,13 +320,13 @@
           <w:spacing w:val="-6"/>
           <w:w w:val="105"/>
         </w:rPr>
-        <w:t> </w:t>
-      </w:r>
-      <w:r>
-        <w:rPr>
-          <w:w w:val="105"/>
-        </w:rPr>
-        <w:t>on: </w:t>
+        <w:t xml:space="preserve"> </w:t>
+      </w:r>
+      <w:r>
+        <w:rPr>
+          <w:w w:val="105"/>
+        </w:rPr>
+        <w:t xml:space="preserve">on: </w:t>
       </w:r>
       <w:r>
         <w:rPr>
@@ -343,11 +340,8 @@
       <w:pPr>
         <w:pStyle w:val="Heading1"/>
       </w:pPr>
-      <w:bookmarkStart w:name="Review goals:" w:id="2"/>
-      <w:bookmarkEnd w:id="2"/>
-      <w:r>
-        <w:rPr/>
-      </w:r>
+      <w:bookmarkStart w:id="1" w:name="Review_goals:"/>
+      <w:bookmarkEnd w:id="1"/>
       <w:r>
         <w:rPr>
           <w:color w:val="0E4660"/>
@@ -359,7 +353,7 @@
           <w:color w:val="0E4660"/>
           <w:spacing w:val="-15"/>
         </w:rPr>
-        <w:t> </w:t>
+        <w:t xml:space="preserve"> </w:t>
       </w:r>
       <w:r>
         <w:rPr>
@@ -377,19 +371,14 @@
           <w:numId w:val="1"/>
         </w:numPr>
         <w:tabs>
-          <w:tab w:pos="743" w:val="left" w:leader="none"/>
+          <w:tab w:val="left" w:pos="743"/>
         </w:tabs>
-        <w:spacing w:line="240" w:lineRule="auto" w:before="115" w:after="0"/>
-        <w:ind w:left="743" w:right="0" w:hanging="359"/>
-        <w:jc w:val="left"/>
-        <w:rPr>
-          <w:sz w:val="22"/>
-        </w:rPr>
+        <w:spacing w:before="115"/>
+        <w:ind w:left="743" w:hanging="359"/>
       </w:pPr>
       <w:r>
         <w:rPr>
           <w:w w:val="105"/>
-          <w:sz w:val="22"/>
         </w:rPr>
         <w:t>G1:</w:t>
       </w:r>
@@ -397,15 +386,13 @@
         <w:rPr>
           <w:spacing w:val="2"/>
           <w:w w:val="110"/>
-          <w:sz w:val="22"/>
-        </w:rPr>
-        <w:t> </w:t>
+        </w:rPr>
+        <w:t xml:space="preserve"> </w:t>
       </w:r>
       <w:r>
         <w:rPr>
           <w:spacing w:val="-2"/>
           <w:w w:val="110"/>
-          <w:sz w:val="22"/>
         </w:rPr>
         <w:t>Completeness</w:t>
       </w:r>
@@ -418,19 +405,13 @@
           <w:numId w:val="1"/>
         </w:numPr>
         <w:tabs>
-          <w:tab w:pos="1463" w:val="left" w:leader="none"/>
+          <w:tab w:val="left" w:pos="1463"/>
         </w:tabs>
-        <w:spacing w:line="240" w:lineRule="auto" w:before="21" w:after="0"/>
-        <w:ind w:left="1463" w:right="0" w:hanging="359"/>
-        <w:jc w:val="left"/>
-        <w:rPr>
-          <w:sz w:val="22"/>
-        </w:rPr>
+        <w:ind w:left="1463" w:hanging="359"/>
       </w:pPr>
       <w:r>
         <w:rPr>
           <w:w w:val="105"/>
-          <w:sz w:val="22"/>
         </w:rPr>
         <w:t>G1.1</w:t>
       </w:r>
@@ -438,14 +419,12 @@
         <w:rPr>
           <w:spacing w:val="13"/>
           <w:w w:val="105"/>
-          <w:sz w:val="22"/>
-        </w:rPr>
-        <w:t> </w:t>
-      </w:r>
-      <w:r>
-        <w:rPr>
-          <w:w w:val="105"/>
-          <w:sz w:val="22"/>
+        </w:rPr>
+        <w:t xml:space="preserve"> </w:t>
+      </w:r>
+      <w:r>
+        <w:rPr>
+          <w:w w:val="105"/>
         </w:rPr>
         <w:t>Completeness</w:t>
       </w:r>
@@ -453,14 +432,12 @@
         <w:rPr>
           <w:spacing w:val="6"/>
           <w:w w:val="105"/>
-          <w:sz w:val="22"/>
-        </w:rPr>
-        <w:t> </w:t>
-      </w:r>
-      <w:r>
-        <w:rPr>
-          <w:w w:val="105"/>
-          <w:sz w:val="22"/>
+        </w:rPr>
+        <w:t xml:space="preserve"> </w:t>
+      </w:r>
+      <w:r>
+        <w:rPr>
+          <w:w w:val="105"/>
         </w:rPr>
         <w:t>of</w:t>
       </w:r>
@@ -468,15 +445,13 @@
         <w:rPr>
           <w:spacing w:val="8"/>
           <w:w w:val="105"/>
-          <w:sz w:val="22"/>
-        </w:rPr>
-        <w:t> </w:t>
+        </w:rPr>
+        <w:t xml:space="preserve"> </w:t>
       </w:r>
       <w:r>
         <w:rPr>
           <w:spacing w:val="-2"/>
           <w:w w:val="105"/>
-          <w:sz w:val="22"/>
         </w:rPr>
         <w:t>Requirements</w:t>
       </w:r>
@@ -498,7 +473,7 @@
           <w:spacing w:val="-3"/>
           <w:w w:val="105"/>
         </w:rPr>
-        <w:t> </w:t>
+        <w:t xml:space="preserve"> </w:t>
       </w:r>
       <w:r>
         <w:rPr>
@@ -511,7 +486,7 @@
           <w:spacing w:val="4"/>
           <w:w w:val="105"/>
         </w:rPr>
-        <w:t> </w:t>
+        <w:t xml:space="preserve"> </w:t>
       </w:r>
       <w:r>
         <w:rPr>
@@ -524,7 +499,7 @@
           <w:spacing w:val="1"/>
           <w:w w:val="105"/>
         </w:rPr>
-        <w:t> </w:t>
+        <w:t xml:space="preserve"> </w:t>
       </w:r>
       <w:r>
         <w:rPr>
@@ -537,7 +512,7 @@
           <w:spacing w:val="-3"/>
           <w:w w:val="105"/>
         </w:rPr>
-        <w:t> </w:t>
+        <w:t xml:space="preserve"> </w:t>
       </w:r>
       <w:r>
         <w:rPr>
@@ -555,75 +530,62 @@
           <w:numId w:val="1"/>
         </w:numPr>
         <w:tabs>
-          <w:tab w:pos="1463" w:val="left" w:leader="none"/>
+          <w:tab w:val="left" w:pos="1463"/>
         </w:tabs>
-        <w:spacing w:line="240" w:lineRule="auto" w:before="22" w:after="0"/>
-        <w:ind w:left="1463" w:right="0" w:hanging="359"/>
-        <w:jc w:val="left"/>
-        <w:rPr>
-          <w:sz w:val="22"/>
-        </w:rPr>
+        <w:spacing w:before="22"/>
+        <w:ind w:left="1463" w:hanging="359"/>
       </w:pPr>
       <w:r>
         <w:rPr>
           <w:spacing w:val="2"/>
-          <w:sz w:val="22"/>
         </w:rPr>
         <w:t>G1.2:</w:t>
       </w:r>
       <w:r>
         <w:rPr>
           <w:spacing w:val="37"/>
-          <w:sz w:val="22"/>
-        </w:rPr>
-        <w:t> </w:t>
+        </w:rPr>
+        <w:t xml:space="preserve"> </w:t>
       </w:r>
       <w:r>
         <w:rPr>
           <w:spacing w:val="2"/>
-          <w:sz w:val="22"/>
         </w:rPr>
         <w:t>Completeness</w:t>
       </w:r>
       <w:r>
         <w:rPr>
           <w:spacing w:val="29"/>
-          <w:sz w:val="22"/>
-        </w:rPr>
-        <w:t> </w:t>
+        </w:rPr>
+        <w:t xml:space="preserve"> </w:t>
       </w:r>
       <w:r>
         <w:rPr>
           <w:spacing w:val="2"/>
-          <w:sz w:val="22"/>
         </w:rPr>
         <w:t>of</w:t>
       </w:r>
       <w:r>
         <w:rPr>
           <w:spacing w:val="32"/>
-          <w:sz w:val="22"/>
-        </w:rPr>
-        <w:t> </w:t>
+        </w:rPr>
+        <w:t xml:space="preserve"> </w:t>
       </w:r>
       <w:r>
         <w:rPr>
           <w:spacing w:val="2"/>
-          <w:sz w:val="22"/>
         </w:rPr>
         <w:t>High-Level</w:t>
       </w:r>
       <w:r>
         <w:rPr>
           <w:spacing w:val="30"/>
-          <w:sz w:val="22"/>
-        </w:rPr>
-        <w:t> </w:t>
+        </w:rPr>
+        <w:t xml:space="preserve"> </w:t>
       </w:r>
       <w:r>
         <w:rPr>
           <w:spacing w:val="-2"/>
-          <w:sz w:val="22"/>
         </w:rPr>
         <w:t>Design</w:t>
       </w:r>
@@ -645,7 +607,7 @@
           <w:spacing w:val="-3"/>
           <w:w w:val="105"/>
         </w:rPr>
-        <w:t> </w:t>
+        <w:t xml:space="preserve"> </w:t>
       </w:r>
       <w:r>
         <w:rPr>
@@ -658,7 +620,7 @@
           <w:spacing w:val="4"/>
           <w:w w:val="105"/>
         </w:rPr>
-        <w:t> </w:t>
+        <w:t xml:space="preserve"> </w:t>
       </w:r>
       <w:r>
         <w:rPr>
@@ -671,7 +633,7 @@
           <w:spacing w:val="1"/>
           <w:w w:val="105"/>
         </w:rPr>
-        <w:t> </w:t>
+        <w:t xml:space="preserve"> </w:t>
       </w:r>
       <w:r>
         <w:rPr>
@@ -684,7 +646,7 @@
           <w:spacing w:val="-3"/>
           <w:w w:val="105"/>
         </w:rPr>
-        <w:t> </w:t>
+        <w:t xml:space="preserve"> </w:t>
       </w:r>
       <w:r>
         <w:rPr>
@@ -702,71 +664,49 @@
           <w:numId w:val="1"/>
         </w:numPr>
         <w:tabs>
-          <w:tab w:pos="1463" w:val="left" w:leader="none"/>
+          <w:tab w:val="left" w:pos="1463"/>
         </w:tabs>
-        <w:spacing w:line="240" w:lineRule="auto" w:before="21" w:after="0"/>
-        <w:ind w:left="1463" w:right="0" w:hanging="359"/>
-        <w:jc w:val="left"/>
-        <w:rPr>
-          <w:sz w:val="22"/>
-        </w:rPr>
+        <w:ind w:left="1463" w:hanging="359"/>
       </w:pPr>
       <w:r>
-        <w:rPr>
-          <w:sz w:val="22"/>
-        </w:rPr>
         <w:t>G1.3:</w:t>
       </w:r>
       <w:r>
         <w:rPr>
           <w:spacing w:val="37"/>
-          <w:sz w:val="22"/>
-        </w:rPr>
-        <w:t> </w:t>
-      </w:r>
-      <w:r>
-        <w:rPr>
-          <w:sz w:val="22"/>
-        </w:rPr>
+        </w:rPr>
+        <w:t xml:space="preserve"> </w:t>
+      </w:r>
+      <w:r>
         <w:t>Completeness</w:t>
       </w:r>
       <w:r>
         <w:rPr>
           <w:spacing w:val="30"/>
-          <w:sz w:val="22"/>
-        </w:rPr>
-        <w:t> </w:t>
-      </w:r>
-      <w:r>
-        <w:rPr>
-          <w:sz w:val="22"/>
-        </w:rPr>
+        </w:rPr>
+        <w:t xml:space="preserve"> </w:t>
+      </w:r>
+      <w:r>
         <w:t>of</w:t>
       </w:r>
       <w:r>
         <w:rPr>
           <w:spacing w:val="31"/>
-          <w:sz w:val="22"/>
-        </w:rPr>
-        <w:t> </w:t>
-      </w:r>
-      <w:r>
-        <w:rPr>
-          <w:sz w:val="22"/>
-        </w:rPr>
+        </w:rPr>
+        <w:t xml:space="preserve"> </w:t>
+      </w:r>
+      <w:r>
         <w:t>Testing</w:t>
       </w:r>
       <w:r>
         <w:rPr>
           <w:spacing w:val="32"/>
-          <w:sz w:val="22"/>
-        </w:rPr>
-        <w:t> </w:t>
+        </w:rPr>
+        <w:t xml:space="preserve"> </w:t>
       </w:r>
       <w:r>
         <w:rPr>
           <w:spacing w:val="-4"/>
-          <w:sz w:val="22"/>
         </w:rPr>
         <w:t>Plan</w:t>
       </w:r>
@@ -788,7 +728,7 @@
           <w:spacing w:val="-3"/>
           <w:w w:val="105"/>
         </w:rPr>
-        <w:t> </w:t>
+        <w:t xml:space="preserve"> </w:t>
       </w:r>
       <w:r>
         <w:rPr>
@@ -801,7 +741,7 @@
           <w:spacing w:val="4"/>
           <w:w w:val="105"/>
         </w:rPr>
-        <w:t> </w:t>
+        <w:t xml:space="preserve"> </w:t>
       </w:r>
       <w:r>
         <w:rPr>
@@ -814,7 +754,7 @@
           <w:spacing w:val="1"/>
           <w:w w:val="105"/>
         </w:rPr>
-        <w:t> </w:t>
+        <w:t xml:space="preserve"> </w:t>
       </w:r>
       <w:r>
         <w:rPr>
@@ -827,7 +767,7 @@
           <w:spacing w:val="-3"/>
           <w:w w:val="105"/>
         </w:rPr>
-        <w:t> </w:t>
+        <w:t xml:space="preserve"> </w:t>
       </w:r>
       <w:r>
         <w:rPr>
@@ -845,19 +785,13 @@
           <w:numId w:val="1"/>
         </w:numPr>
         <w:tabs>
-          <w:tab w:pos="743" w:val="left" w:leader="none"/>
+          <w:tab w:val="left" w:pos="743"/>
         </w:tabs>
-        <w:spacing w:line="240" w:lineRule="auto" w:before="21" w:after="0"/>
-        <w:ind w:left="743" w:right="0" w:hanging="359"/>
-        <w:jc w:val="left"/>
-        <w:rPr>
-          <w:sz w:val="22"/>
-        </w:rPr>
+        <w:ind w:left="743" w:hanging="359"/>
       </w:pPr>
       <w:r>
         <w:rPr>
           <w:w w:val="105"/>
-          <w:sz w:val="22"/>
         </w:rPr>
         <w:t>G2:</w:t>
       </w:r>
@@ -865,15 +799,13 @@
         <w:rPr>
           <w:spacing w:val="2"/>
           <w:w w:val="110"/>
-          <w:sz w:val="22"/>
-        </w:rPr>
-        <w:t> </w:t>
+        </w:rPr>
+        <w:t xml:space="preserve"> </w:t>
       </w:r>
       <w:r>
         <w:rPr>
           <w:spacing w:val="-2"/>
           <w:w w:val="110"/>
-          <w:sz w:val="22"/>
         </w:rPr>
         <w:t>Correctness</w:t>
       </w:r>
@@ -886,19 +818,14 @@
           <w:numId w:val="1"/>
         </w:numPr>
         <w:tabs>
-          <w:tab w:pos="1463" w:val="left" w:leader="none"/>
+          <w:tab w:val="left" w:pos="1463"/>
         </w:tabs>
-        <w:spacing w:line="240" w:lineRule="auto" w:before="22" w:after="0"/>
-        <w:ind w:left="1463" w:right="0" w:hanging="359"/>
-        <w:jc w:val="left"/>
-        <w:rPr>
-          <w:sz w:val="22"/>
-        </w:rPr>
+        <w:spacing w:before="22"/>
+        <w:ind w:left="1463" w:hanging="359"/>
       </w:pPr>
       <w:r>
         <w:rPr>
           <w:w w:val="105"/>
-          <w:sz w:val="22"/>
         </w:rPr>
         <w:t>G2.1</w:t>
       </w:r>
@@ -906,14 +833,12 @@
         <w:rPr>
           <w:spacing w:val="13"/>
           <w:w w:val="105"/>
-          <w:sz w:val="22"/>
-        </w:rPr>
-        <w:t> </w:t>
-      </w:r>
-      <w:r>
-        <w:rPr>
-          <w:w w:val="105"/>
-          <w:sz w:val="22"/>
+        </w:rPr>
+        <w:t xml:space="preserve"> </w:t>
+      </w:r>
+      <w:r>
+        <w:rPr>
+          <w:w w:val="105"/>
         </w:rPr>
         <w:t>Completeness</w:t>
       </w:r>
@@ -921,14 +846,12 @@
         <w:rPr>
           <w:spacing w:val="6"/>
           <w:w w:val="105"/>
-          <w:sz w:val="22"/>
-        </w:rPr>
-        <w:t> </w:t>
-      </w:r>
-      <w:r>
-        <w:rPr>
-          <w:w w:val="105"/>
-          <w:sz w:val="22"/>
+        </w:rPr>
+        <w:t xml:space="preserve"> </w:t>
+      </w:r>
+      <w:r>
+        <w:rPr>
+          <w:w w:val="105"/>
         </w:rPr>
         <w:t>of</w:t>
       </w:r>
@@ -936,15 +859,13 @@
         <w:rPr>
           <w:spacing w:val="8"/>
           <w:w w:val="105"/>
-          <w:sz w:val="22"/>
-        </w:rPr>
-        <w:t> </w:t>
+        </w:rPr>
+        <w:t xml:space="preserve"> </w:t>
       </w:r>
       <w:r>
         <w:rPr>
           <w:spacing w:val="-2"/>
           <w:w w:val="105"/>
-          <w:sz w:val="22"/>
         </w:rPr>
         <w:t>Requirements</w:t>
       </w:r>
@@ -966,7 +887,7 @@
           <w:spacing w:val="-3"/>
           <w:w w:val="105"/>
         </w:rPr>
-        <w:t> </w:t>
+        <w:t xml:space="preserve"> </w:t>
       </w:r>
       <w:r>
         <w:rPr>
@@ -979,7 +900,7 @@
           <w:spacing w:val="4"/>
           <w:w w:val="105"/>
         </w:rPr>
-        <w:t> </w:t>
+        <w:t xml:space="preserve"> </w:t>
       </w:r>
       <w:r>
         <w:rPr>
@@ -992,7 +913,7 @@
           <w:spacing w:val="1"/>
           <w:w w:val="105"/>
         </w:rPr>
-        <w:t> </w:t>
+        <w:t xml:space="preserve"> </w:t>
       </w:r>
       <w:r>
         <w:rPr>
@@ -1005,7 +926,7 @@
           <w:spacing w:val="-3"/>
           <w:w w:val="105"/>
         </w:rPr>
-        <w:t> </w:t>
+        <w:t xml:space="preserve"> </w:t>
       </w:r>
       <w:r>
         <w:rPr>
@@ -1023,75 +944,61 @@
           <w:numId w:val="1"/>
         </w:numPr>
         <w:tabs>
-          <w:tab w:pos="1463" w:val="left" w:leader="none"/>
+          <w:tab w:val="left" w:pos="1463"/>
         </w:tabs>
-        <w:spacing w:line="240" w:lineRule="auto" w:before="21" w:after="0"/>
-        <w:ind w:left="1463" w:right="0" w:hanging="359"/>
-        <w:jc w:val="left"/>
-        <w:rPr>
-          <w:sz w:val="22"/>
-        </w:rPr>
+        <w:ind w:left="1463" w:hanging="359"/>
       </w:pPr>
       <w:r>
         <w:rPr>
           <w:spacing w:val="2"/>
-          <w:sz w:val="22"/>
         </w:rPr>
         <w:t>G2.2:</w:t>
       </w:r>
       <w:r>
         <w:rPr>
           <w:spacing w:val="37"/>
-          <w:sz w:val="22"/>
-        </w:rPr>
-        <w:t> </w:t>
+        </w:rPr>
+        <w:t xml:space="preserve"> </w:t>
       </w:r>
       <w:r>
         <w:rPr>
           <w:spacing w:val="2"/>
-          <w:sz w:val="22"/>
         </w:rPr>
         <w:t>Completeness</w:t>
       </w:r>
       <w:r>
         <w:rPr>
           <w:spacing w:val="29"/>
-          <w:sz w:val="22"/>
-        </w:rPr>
-        <w:t> </w:t>
+        </w:rPr>
+        <w:t xml:space="preserve"> </w:t>
       </w:r>
       <w:r>
         <w:rPr>
           <w:spacing w:val="2"/>
-          <w:sz w:val="22"/>
         </w:rPr>
         <w:t>of</w:t>
       </w:r>
       <w:r>
         <w:rPr>
           <w:spacing w:val="32"/>
-          <w:sz w:val="22"/>
-        </w:rPr>
-        <w:t> </w:t>
+        </w:rPr>
+        <w:t xml:space="preserve"> </w:t>
       </w:r>
       <w:r>
         <w:rPr>
           <w:spacing w:val="2"/>
-          <w:sz w:val="22"/>
         </w:rPr>
         <w:t>High-Level</w:t>
       </w:r>
       <w:r>
         <w:rPr>
           <w:spacing w:val="30"/>
-          <w:sz w:val="22"/>
-        </w:rPr>
-        <w:t> </w:t>
+        </w:rPr>
+        <w:t xml:space="preserve"> </w:t>
       </w:r>
       <w:r>
         <w:rPr>
           <w:spacing w:val="-2"/>
-          <w:sz w:val="22"/>
         </w:rPr>
         <w:t>Design</w:t>
       </w:r>
@@ -1113,7 +1020,7 @@
           <w:spacing w:val="-3"/>
           <w:w w:val="105"/>
         </w:rPr>
-        <w:t> </w:t>
+        <w:t xml:space="preserve"> </w:t>
       </w:r>
       <w:r>
         <w:rPr>
@@ -1126,7 +1033,7 @@
           <w:spacing w:val="4"/>
           <w:w w:val="105"/>
         </w:rPr>
-        <w:t> </w:t>
+        <w:t xml:space="preserve"> </w:t>
       </w:r>
       <w:r>
         <w:rPr>
@@ -1139,7 +1046,7 @@
           <w:spacing w:val="1"/>
           <w:w w:val="105"/>
         </w:rPr>
-        <w:t> </w:t>
+        <w:t xml:space="preserve"> </w:t>
       </w:r>
       <w:r>
         <w:rPr>
@@ -1152,7 +1059,7 @@
           <w:spacing w:val="-3"/>
           <w:w w:val="105"/>
         </w:rPr>
-        <w:t> </w:t>
+        <w:t xml:space="preserve"> </w:t>
       </w:r>
       <w:r>
         <w:rPr>
@@ -1170,71 +1077,50 @@
           <w:numId w:val="1"/>
         </w:numPr>
         <w:tabs>
-          <w:tab w:pos="1463" w:val="left" w:leader="none"/>
+          <w:tab w:val="left" w:pos="1463"/>
         </w:tabs>
-        <w:spacing w:line="240" w:lineRule="auto" w:before="16" w:after="0"/>
-        <w:ind w:left="1463" w:right="0" w:hanging="359"/>
-        <w:jc w:val="left"/>
-        <w:rPr>
-          <w:sz w:val="22"/>
-        </w:rPr>
+        <w:spacing w:before="16"/>
+        <w:ind w:left="1463" w:hanging="359"/>
       </w:pPr>
       <w:r>
-        <w:rPr>
-          <w:sz w:val="22"/>
-        </w:rPr>
         <w:t>G2.3:</w:t>
       </w:r>
       <w:r>
         <w:rPr>
           <w:spacing w:val="37"/>
-          <w:sz w:val="22"/>
-        </w:rPr>
-        <w:t> </w:t>
-      </w:r>
-      <w:r>
-        <w:rPr>
-          <w:sz w:val="22"/>
-        </w:rPr>
+        </w:rPr>
+        <w:t xml:space="preserve"> </w:t>
+      </w:r>
+      <w:r>
         <w:t>Completeness</w:t>
       </w:r>
       <w:r>
         <w:rPr>
           <w:spacing w:val="30"/>
-          <w:sz w:val="22"/>
-        </w:rPr>
-        <w:t> </w:t>
-      </w:r>
-      <w:r>
-        <w:rPr>
-          <w:sz w:val="22"/>
-        </w:rPr>
+        </w:rPr>
+        <w:t xml:space="preserve"> </w:t>
+      </w:r>
+      <w:r>
         <w:t>of</w:t>
       </w:r>
       <w:r>
         <w:rPr>
           <w:spacing w:val="31"/>
-          <w:sz w:val="22"/>
-        </w:rPr>
-        <w:t> </w:t>
-      </w:r>
-      <w:r>
-        <w:rPr>
-          <w:sz w:val="22"/>
-        </w:rPr>
+        </w:rPr>
+        <w:t xml:space="preserve"> </w:t>
+      </w:r>
+      <w:r>
         <w:t>Testing</w:t>
       </w:r>
       <w:r>
         <w:rPr>
           <w:spacing w:val="32"/>
-          <w:sz w:val="22"/>
-        </w:rPr>
-        <w:t> </w:t>
+        </w:rPr>
+        <w:t xml:space="preserve"> </w:t>
       </w:r>
       <w:r>
         <w:rPr>
           <w:spacing w:val="-4"/>
-          <w:sz w:val="22"/>
         </w:rPr>
         <w:t>Plan</w:t>
       </w:r>
@@ -1256,7 +1142,7 @@
           <w:spacing w:val="-3"/>
           <w:w w:val="105"/>
         </w:rPr>
-        <w:t> </w:t>
+        <w:t xml:space="preserve"> </w:t>
       </w:r>
       <w:r>
         <w:rPr>
@@ -1269,7 +1155,7 @@
           <w:spacing w:val="4"/>
           <w:w w:val="105"/>
         </w:rPr>
-        <w:t> </w:t>
+        <w:t xml:space="preserve"> </w:t>
       </w:r>
       <w:r>
         <w:rPr>
@@ -1282,7 +1168,7 @@
           <w:spacing w:val="1"/>
           <w:w w:val="105"/>
         </w:rPr>
-        <w:t> </w:t>
+        <w:t xml:space="preserve"> </w:t>
       </w:r>
       <w:r>
         <w:rPr>
@@ -1295,7 +1181,7 @@
           <w:spacing w:val="-3"/>
           <w:w w:val="105"/>
         </w:rPr>
-        <w:t> </w:t>
+        <w:t xml:space="preserve"> </w:t>
       </w:r>
       <w:r>
         <w:rPr>
@@ -1313,19 +1199,14 @@
           <w:numId w:val="1"/>
         </w:numPr>
         <w:tabs>
-          <w:tab w:pos="743" w:val="left" w:leader="none"/>
+          <w:tab w:val="left" w:pos="743"/>
         </w:tabs>
-        <w:spacing w:line="240" w:lineRule="auto" w:before="23" w:after="0"/>
-        <w:ind w:left="743" w:right="0" w:hanging="359"/>
-        <w:jc w:val="left"/>
-        <w:rPr>
-          <w:sz w:val="22"/>
-        </w:rPr>
+        <w:spacing w:before="23"/>
+        <w:ind w:left="743" w:hanging="359"/>
       </w:pPr>
       <w:r>
         <w:rPr>
           <w:w w:val="105"/>
-          <w:sz w:val="22"/>
         </w:rPr>
         <w:t>G3:</w:t>
       </w:r>
@@ -1333,14 +1214,12 @@
         <w:rPr>
           <w:spacing w:val="-11"/>
           <w:w w:val="105"/>
-          <w:sz w:val="22"/>
-        </w:rPr>
-        <w:t> </w:t>
-      </w:r>
-      <w:r>
-        <w:rPr>
-          <w:w w:val="105"/>
-          <w:sz w:val="22"/>
+        </w:rPr>
+        <w:t xml:space="preserve"> </w:t>
+      </w:r>
+      <w:r>
+        <w:rPr>
+          <w:w w:val="105"/>
         </w:rPr>
         <w:t>Quality</w:t>
       </w:r>
@@ -1348,14 +1227,12 @@
         <w:rPr>
           <w:spacing w:val="-11"/>
           <w:w w:val="105"/>
-          <w:sz w:val="22"/>
-        </w:rPr>
-        <w:t> </w:t>
-      </w:r>
-      <w:r>
-        <w:rPr>
-          <w:w w:val="105"/>
-          <w:sz w:val="22"/>
+        </w:rPr>
+        <w:t xml:space="preserve"> </w:t>
+      </w:r>
+      <w:r>
+        <w:rPr>
+          <w:w w:val="105"/>
         </w:rPr>
         <w:t>of</w:t>
       </w:r>
@@ -1363,14 +1240,12 @@
         <w:rPr>
           <w:spacing w:val="-13"/>
           <w:w w:val="105"/>
-          <w:sz w:val="22"/>
-        </w:rPr>
-        <w:t> </w:t>
-      </w:r>
-      <w:r>
-        <w:rPr>
-          <w:w w:val="105"/>
-          <w:sz w:val="22"/>
+        </w:rPr>
+        <w:t xml:space="preserve"> </w:t>
+      </w:r>
+      <w:r>
+        <w:rPr>
+          <w:w w:val="105"/>
         </w:rPr>
         <w:t>the</w:t>
       </w:r>
@@ -1378,15 +1253,13 @@
         <w:rPr>
           <w:spacing w:val="-12"/>
           <w:w w:val="105"/>
-          <w:sz w:val="22"/>
-        </w:rPr>
-        <w:t> </w:t>
+        </w:rPr>
+        <w:t xml:space="preserve"> </w:t>
       </w:r>
       <w:r>
         <w:rPr>
           <w:spacing w:val="-2"/>
           <w:w w:val="105"/>
-          <w:sz w:val="22"/>
         </w:rPr>
         <w:t>document</w:t>
       </w:r>
@@ -1408,7 +1281,7 @@
           <w:spacing w:val="-3"/>
           <w:w w:val="105"/>
         </w:rPr>
-        <w:t> </w:t>
+        <w:t xml:space="preserve"> </w:t>
       </w:r>
       <w:r>
         <w:rPr>
@@ -1421,7 +1294,7 @@
           <w:spacing w:val="4"/>
           <w:w w:val="105"/>
         </w:rPr>
-        <w:t> </w:t>
+        <w:t xml:space="preserve"> </w:t>
       </w:r>
       <w:r>
         <w:rPr>
@@ -1434,7 +1307,7 @@
           <w:spacing w:val="1"/>
           <w:w w:val="105"/>
         </w:rPr>
-        <w:t> </w:t>
+        <w:t xml:space="preserve"> </w:t>
       </w:r>
       <w:r>
         <w:rPr>
@@ -1447,7 +1320,7 @@
           <w:spacing w:val="-3"/>
           <w:w w:val="105"/>
         </w:rPr>
-        <w:t> </w:t>
+        <w:t xml:space="preserve"> </w:t>
       </w:r>
       <w:r>
         <w:rPr>
@@ -1461,11 +1334,8 @@
       <w:pPr>
         <w:pStyle w:val="Heading1"/>
       </w:pPr>
-      <w:bookmarkStart w:name="Review Log" w:id="3"/>
-      <w:bookmarkEnd w:id="3"/>
-      <w:r>
-        <w:rPr/>
-      </w:r>
+      <w:bookmarkStart w:id="2" w:name="Review_Log"/>
+      <w:bookmarkEnd w:id="2"/>
       <w:r>
         <w:rPr>
           <w:color w:val="0E4660"/>
@@ -1477,7 +1347,7 @@
           <w:color w:val="0E4660"/>
           <w:spacing w:val="-15"/>
         </w:rPr>
-        <w:t> </w:t>
+        <w:t xml:space="preserve"> </w:t>
       </w:r>
       <w:r>
         <w:rPr>
@@ -1499,7 +1369,6 @@
     <w:tbl>
       <w:tblPr>
         <w:tblW w:w="0" w:type="auto"/>
-        <w:jc w:val="left"/>
         <w:tblInd w:w="33" w:type="dxa"/>
         <w:tblBorders>
           <w:top w:val="single" w:sz="4" w:space="0" w:color="000000"/>
@@ -1511,12 +1380,10 @@
         </w:tblBorders>
         <w:tblLayout w:type="fixed"/>
         <w:tblCellMar>
-          <w:top w:w="0" w:type="dxa"/>
           <w:left w:w="0" w:type="dxa"/>
-          <w:bottom w:w="0" w:type="dxa"/>
           <w:right w:w="0" w:type="dxa"/>
         </w:tblCellMar>
-        <w:tblLook w:val="01E0"/>
+        <w:tblLook w:val="01E0" w:firstRow="1" w:lastRow="1" w:firstColumn="1" w:lastColumn="1" w:noHBand="0" w:noVBand="0"/>
       </w:tblPr>
       <w:tblGrid>
         <w:gridCol w:w="2266"/>
@@ -1524,7 +1391,7 @@
       </w:tblGrid>
       <w:tr>
         <w:trPr>
-          <w:trHeight w:val="265" w:hRule="atLeast"/>
+          <w:trHeight w:val="265"/>
         </w:trPr>
         <w:tc>
           <w:tcPr>
@@ -1534,15 +1401,11 @@
             <w:pPr>
               <w:pStyle w:val="TableParagraph"/>
               <w:spacing w:line="245" w:lineRule="exact"/>
-              <w:rPr>
-                <w:sz w:val="22"/>
-              </w:rPr>
-            </w:pPr>
-            <w:r>
-              <w:rPr>
-                <w:spacing w:val="-2"/>
-                <w:w w:val="105"/>
-                <w:sz w:val="22"/>
+            </w:pPr>
+            <w:r>
+              <w:rPr>
+                <w:spacing w:val="-2"/>
+                <w:w w:val="105"/>
               </w:rPr>
               <w:t>Document:</w:t>
             </w:r>
@@ -1566,7 +1429,7 @@
       </w:tr>
       <w:tr>
         <w:trPr>
-          <w:trHeight w:val="270" w:hRule="atLeast"/>
+          <w:trHeight w:val="270"/>
         </w:trPr>
         <w:tc>
           <w:tcPr>
@@ -1576,15 +1439,11 @@
             <w:pPr>
               <w:pStyle w:val="TableParagraph"/>
               <w:spacing w:line="250" w:lineRule="exact"/>
-              <w:rPr>
-                <w:sz w:val="22"/>
-              </w:rPr>
-            </w:pPr>
-            <w:r>
-              <w:rPr>
-                <w:spacing w:val="-2"/>
-                <w:w w:val="105"/>
-                <w:sz w:val="22"/>
+            </w:pPr>
+            <w:r>
+              <w:rPr>
+                <w:spacing w:val="-2"/>
+                <w:w w:val="105"/>
               </w:rPr>
               <w:t>Version:</w:t>
             </w:r>
@@ -1599,15 +1458,11 @@
               <w:pStyle w:val="TableParagraph"/>
               <w:spacing w:line="250" w:lineRule="exact"/>
               <w:ind w:left="105"/>
-              <w:rPr>
-                <w:sz w:val="22"/>
-              </w:rPr>
             </w:pPr>
             <w:r>
               <w:rPr>
                 <w:spacing w:val="-10"/>
                 <w:w w:val="105"/>
-                <w:sz w:val="22"/>
               </w:rPr>
               <w:t>1</w:t>
             </w:r>
@@ -1616,7 +1471,7 @@
       </w:tr>
       <w:tr>
         <w:trPr>
-          <w:trHeight w:val="270" w:hRule="atLeast"/>
+          <w:trHeight w:val="270"/>
         </w:trPr>
         <w:tc>
           <w:tcPr>
@@ -1626,27 +1481,19 @@
             <w:pPr>
               <w:pStyle w:val="TableParagraph"/>
               <w:spacing w:line="249" w:lineRule="exact"/>
-              <w:rPr>
-                <w:sz w:val="22"/>
-              </w:rPr>
-            </w:pPr>
-            <w:r>
-              <w:rPr>
-                <w:sz w:val="22"/>
-              </w:rPr>
+            </w:pPr>
+            <w:r>
               <w:t># of</w:t>
             </w:r>
             <w:r>
               <w:rPr>
                 <w:spacing w:val="-3"/>
-                <w:sz w:val="22"/>
-              </w:rPr>
-              <w:t> </w:t>
-            </w:r>
-            <w:r>
-              <w:rPr>
-                <w:spacing w:val="-2"/>
-                <w:sz w:val="22"/>
+              </w:rPr>
+              <w:t xml:space="preserve"> </w:t>
+            </w:r>
+            <w:r>
+              <w:rPr>
+                <w:spacing w:val="-2"/>
               </w:rPr>
               <w:t>issues:</w:t>
             </w:r>
@@ -1661,15 +1508,11 @@
               <w:pStyle w:val="TableParagraph"/>
               <w:spacing w:line="249" w:lineRule="exact"/>
               <w:ind w:left="105"/>
-              <w:rPr>
-                <w:sz w:val="22"/>
-              </w:rPr>
             </w:pPr>
             <w:r>
               <w:rPr>
                 <w:spacing w:val="-10"/>
                 <w:w w:val="105"/>
-                <w:sz w:val="22"/>
               </w:rPr>
               <w:t>1</w:t>
             </w:r>
@@ -1678,7 +1521,7 @@
       </w:tr>
       <w:tr>
         <w:trPr>
-          <w:trHeight w:val="265" w:hRule="atLeast"/>
+          <w:trHeight w:val="265"/>
         </w:trPr>
         <w:tc>
           <w:tcPr>
@@ -1688,27 +1531,19 @@
             <w:pPr>
               <w:pStyle w:val="TableParagraph"/>
               <w:spacing w:line="245" w:lineRule="exact"/>
-              <w:rPr>
-                <w:sz w:val="22"/>
-              </w:rPr>
-            </w:pPr>
-            <w:r>
-              <w:rPr>
-                <w:sz w:val="22"/>
-              </w:rPr>
+            </w:pPr>
+            <w:r>
               <w:t>Review</w:t>
             </w:r>
             <w:r>
               <w:rPr>
                 <w:spacing w:val="22"/>
-                <w:sz w:val="22"/>
-              </w:rPr>
-              <w:t> </w:t>
-            </w:r>
-            <w:r>
-              <w:rPr>
-                <w:spacing w:val="-2"/>
-                <w:sz w:val="22"/>
+              </w:rPr>
+              <w:t xml:space="preserve"> </w:t>
+            </w:r>
+            <w:r>
+              <w:rPr>
+                <w:spacing w:val="-2"/>
               </w:rPr>
               <w:t>Date:</w:t>
             </w:r>
@@ -1723,14 +1558,10 @@
               <w:pStyle w:val="TableParagraph"/>
               <w:spacing w:line="245" w:lineRule="exact"/>
               <w:ind w:left="105"/>
-              <w:rPr>
-                <w:sz w:val="22"/>
-              </w:rPr>
-            </w:pPr>
-            <w:r>
-              <w:rPr>
-                <w:spacing w:val="-2"/>
-                <w:sz w:val="22"/>
+            </w:pPr>
+            <w:r>
+              <w:rPr>
+                <w:spacing w:val="-2"/>
               </w:rPr>
               <w:t>05/03/2026</w:t>
             </w:r>
@@ -1750,7 +1581,6 @@
     <w:tbl>
       <w:tblPr>
         <w:tblW w:w="0" w:type="auto"/>
-        <w:jc w:val="left"/>
         <w:tblInd w:w="33" w:type="dxa"/>
         <w:tblBorders>
           <w:top w:val="single" w:sz="4" w:space="0" w:color="000000"/>
@@ -1762,12 +1592,10 @@
         </w:tblBorders>
         <w:tblLayout w:type="fixed"/>
         <w:tblCellMar>
-          <w:top w:w="0" w:type="dxa"/>
           <w:left w:w="0" w:type="dxa"/>
-          <w:bottom w:w="0" w:type="dxa"/>
           <w:right w:w="0" w:type="dxa"/>
         </w:tblCellMar>
-        <w:tblLook w:val="01E0"/>
+        <w:tblLook w:val="01E0" w:firstRow="1" w:lastRow="1" w:firstColumn="1" w:lastColumn="1" w:noHBand="0" w:noVBand="0"/>
       </w:tblPr>
       <w:tblGrid>
         <w:gridCol w:w="4307"/>
@@ -1776,7 +1604,7 @@
       </w:tblGrid>
       <w:tr>
         <w:trPr>
-          <w:trHeight w:val="810" w:hRule="atLeast"/>
+          <w:trHeight w:val="810"/>
         </w:trPr>
         <w:tc>
           <w:tcPr>
@@ -1787,7 +1615,6 @@
               <w:pStyle w:val="TableParagraph"/>
               <w:rPr>
                 <w:b/>
-                <w:sz w:val="22"/>
               </w:rPr>
             </w:pPr>
             <w:r>
@@ -1795,7 +1622,6 @@
                 <w:b/>
                 <w:spacing w:val="-2"/>
                 <w:w w:val="110"/>
-                <w:sz w:val="22"/>
               </w:rPr>
               <w:t>Attendees</w:t>
             </w:r>
@@ -1811,7 +1637,6 @@
               <w:ind w:left="105"/>
               <w:rPr>
                 <w:b/>
-                <w:sz w:val="22"/>
               </w:rPr>
             </w:pPr>
             <w:r>
@@ -1819,16 +1644,14 @@
                 <w:b/>
                 <w:spacing w:val="-4"/>
                 <w:w w:val="110"/>
-                <w:sz w:val="22"/>
-              </w:rPr>
-              <w:t>Read </w:t>
+              </w:rPr>
+              <w:t xml:space="preserve">Read </w:t>
             </w:r>
             <w:r>
               <w:rPr>
                 <w:b/>
                 <w:spacing w:val="-2"/>
                 <w:w w:val="110"/>
-                <w:sz w:val="22"/>
               </w:rPr>
               <w:t>Document</w:t>
             </w:r>
@@ -1836,18 +1659,16 @@
           <w:p>
             <w:pPr>
               <w:pStyle w:val="TableParagraph"/>
-              <w:spacing w:line="249" w:lineRule="exact" w:before="4"/>
+              <w:spacing w:before="4" w:line="249" w:lineRule="exact"/>
               <w:ind w:left="105"/>
               <w:rPr>
                 <w:b/>
-                <w:sz w:val="22"/>
               </w:rPr>
             </w:pPr>
             <w:r>
               <w:rPr>
                 <w:b/>
                 <w:spacing w:val="-2"/>
-                <w:sz w:val="22"/>
               </w:rPr>
               <w:t>(Y/N)</w:t>
             </w:r>
@@ -1862,13 +1683,11 @@
               <w:pStyle w:val="TableParagraph"/>
               <w:rPr>
                 <w:b/>
-                <w:sz w:val="22"/>
               </w:rPr>
             </w:pPr>
             <w:r>
               <w:rPr>
                 <w:b/>
-                <w:sz w:val="22"/>
               </w:rPr>
               <w:t>Time</w:t>
             </w:r>
@@ -1876,14 +1695,12 @@
               <w:rPr>
                 <w:b/>
                 <w:spacing w:val="31"/>
-                <w:sz w:val="22"/>
-              </w:rPr>
-              <w:t> </w:t>
+              </w:rPr>
+              <w:t xml:space="preserve"> </w:t>
             </w:r>
             <w:r>
               <w:rPr>
                 <w:b/>
-                <w:sz w:val="22"/>
               </w:rPr>
               <w:t>spent</w:t>
             </w:r>
@@ -1891,15 +1708,13 @@
               <w:rPr>
                 <w:b/>
                 <w:spacing w:val="39"/>
-                <w:sz w:val="22"/>
-              </w:rPr>
-              <w:t> </w:t>
+              </w:rPr>
+              <w:t xml:space="preserve"> </w:t>
             </w:r>
             <w:r>
               <w:rPr>
                 <w:b/>
                 <w:spacing w:val="-2"/>
-                <w:sz w:val="22"/>
               </w:rPr>
               <w:t>preparing</w:t>
             </w:r>
@@ -1908,7 +1723,7 @@
       </w:tr>
       <w:tr>
         <w:trPr>
-          <w:trHeight w:val="535" w:hRule="atLeast"/>
+          <w:trHeight w:val="535"/>
         </w:trPr>
         <w:tc>
           <w:tcPr>
@@ -1918,66 +1733,46 @@
             <w:pPr>
               <w:pStyle w:val="TableParagraph"/>
               <w:spacing w:line="264" w:lineRule="exact"/>
-              <w:rPr>
-                <w:sz w:val="22"/>
-              </w:rPr>
-            </w:pPr>
-            <w:r>
-              <w:rPr>
-                <w:sz w:val="22"/>
-              </w:rPr>
+            </w:pPr>
+            <w:r>
               <w:t>Zaina</w:t>
             </w:r>
             <w:r>
               <w:rPr>
                 <w:spacing w:val="5"/>
-                <w:sz w:val="22"/>
-              </w:rPr>
-              <w:t> </w:t>
-            </w:r>
-            <w:r>
-              <w:rPr>
-                <w:sz w:val="22"/>
-              </w:rPr>
+              </w:rPr>
+              <w:t xml:space="preserve"> </w:t>
+            </w:r>
+            <w:r>
               <w:t>Meraj</w:t>
             </w:r>
             <w:r>
               <w:rPr>
                 <w:spacing w:val="13"/>
-                <w:sz w:val="22"/>
-              </w:rPr>
-              <w:t> </w:t>
-            </w:r>
-            <w:r>
-              <w:rPr>
-                <w:sz w:val="22"/>
-              </w:rPr>
+              </w:rPr>
+              <w:t xml:space="preserve"> </w:t>
+            </w:r>
+            <w:r>
               <w:t>(Project</w:t>
             </w:r>
             <w:r>
               <w:rPr>
                 <w:spacing w:val="6"/>
-                <w:sz w:val="22"/>
-              </w:rPr>
-              <w:t> </w:t>
-            </w:r>
-            <w:r>
-              <w:rPr>
-                <w:sz w:val="22"/>
-              </w:rPr>
+              </w:rPr>
+              <w:t xml:space="preserve"> </w:t>
+            </w:r>
+            <w:r>
               <w:t>Manager</w:t>
             </w:r>
             <w:r>
               <w:rPr>
                 <w:spacing w:val="12"/>
-                <w:sz w:val="22"/>
-              </w:rPr>
-              <w:t> </w:t>
+              </w:rPr>
+              <w:t xml:space="preserve"> </w:t>
             </w:r>
             <w:r>
               <w:rPr>
                 <w:spacing w:val="-10"/>
-                <w:sz w:val="22"/>
               </w:rPr>
               <w:t>/</w:t>
             </w:r>
@@ -1985,15 +1780,11 @@
           <w:p>
             <w:pPr>
               <w:pStyle w:val="TableParagraph"/>
-              <w:spacing w:line="249" w:lineRule="exact" w:before="1"/>
-              <w:rPr>
-                <w:sz w:val="22"/>
-              </w:rPr>
-            </w:pPr>
-            <w:r>
-              <w:rPr>
-                <w:spacing w:val="-2"/>
-                <w:sz w:val="22"/>
+              <w:spacing w:before="1" w:line="249" w:lineRule="exact"/>
+            </w:pPr>
+            <w:r>
+              <w:rPr>
+                <w:spacing w:val="-2"/>
               </w:rPr>
               <w:t>Programmer)</w:t>
             </w:r>
@@ -2009,7 +1800,6 @@
               <w:ind w:left="0"/>
               <w:rPr>
                 <w:rFonts w:ascii="Times New Roman"/>
-                <w:sz w:val="22"/>
               </w:rPr>
             </w:pPr>
           </w:p>
@@ -2024,7 +1814,6 @@
               <w:ind w:left="0"/>
               <w:rPr>
                 <w:rFonts w:ascii="Times New Roman"/>
-                <w:sz w:val="22"/>
               </w:rPr>
             </w:pPr>
           </w:p>
@@ -2032,7 +1821,7 @@
       </w:tr>
       <w:tr>
         <w:trPr>
-          <w:trHeight w:val="535" w:hRule="atLeast"/>
+          <w:trHeight w:val="535"/>
         </w:trPr>
         <w:tc>
           <w:tcPr>
@@ -2042,14 +1831,10 @@
             <w:pPr>
               <w:pStyle w:val="TableParagraph"/>
               <w:spacing w:line="267" w:lineRule="exact"/>
-              <w:rPr>
-                <w:sz w:val="22"/>
-              </w:rPr>
-            </w:pPr>
-            <w:r>
-              <w:rPr>
-                <w:w w:val="105"/>
-                <w:sz w:val="22"/>
+            </w:pPr>
+            <w:r>
+              <w:rPr>
+                <w:w w:val="105"/>
               </w:rPr>
               <w:t>Yaseen</w:t>
             </w:r>
@@ -2057,14 +1842,12 @@
               <w:rPr>
                 <w:spacing w:val="-7"/>
                 <w:w w:val="105"/>
-                <w:sz w:val="22"/>
-              </w:rPr>
-              <w:t> </w:t>
-            </w:r>
-            <w:r>
-              <w:rPr>
-                <w:w w:val="105"/>
-                <w:sz w:val="22"/>
+              </w:rPr>
+              <w:t xml:space="preserve"> </w:t>
+            </w:r>
+            <w:r>
+              <w:rPr>
+                <w:w w:val="105"/>
               </w:rPr>
               <w:t>Barlas</w:t>
             </w:r>
@@ -2072,14 +1855,12 @@
               <w:rPr>
                 <w:spacing w:val="-3"/>
                 <w:w w:val="105"/>
-                <w:sz w:val="22"/>
-              </w:rPr>
-              <w:t> </w:t>
-            </w:r>
-            <w:r>
-              <w:rPr>
-                <w:w w:val="105"/>
-                <w:sz w:val="22"/>
+              </w:rPr>
+              <w:t xml:space="preserve"> </w:t>
+            </w:r>
+            <w:r>
+              <w:rPr>
+                <w:w w:val="105"/>
               </w:rPr>
               <w:t>(Vice</w:t>
             </w:r>
@@ -2087,14 +1868,12 @@
               <w:rPr>
                 <w:spacing w:val="-7"/>
                 <w:w w:val="105"/>
-                <w:sz w:val="22"/>
-              </w:rPr>
-              <w:t> </w:t>
-            </w:r>
-            <w:r>
-              <w:rPr>
-                <w:w w:val="105"/>
-                <w:sz w:val="22"/>
+              </w:rPr>
+              <w:t xml:space="preserve"> </w:t>
+            </w:r>
+            <w:r>
+              <w:rPr>
+                <w:w w:val="105"/>
               </w:rPr>
               <w:t>Project</w:t>
             </w:r>
@@ -2102,14 +1881,12 @@
               <w:rPr>
                 <w:spacing w:val="-6"/>
                 <w:w w:val="105"/>
-                <w:sz w:val="22"/>
-              </w:rPr>
-              <w:t> </w:t>
-            </w:r>
-            <w:r>
-              <w:rPr>
-                <w:w w:val="105"/>
-                <w:sz w:val="22"/>
+              </w:rPr>
+              <w:t xml:space="preserve"> </w:t>
+            </w:r>
+            <w:r>
+              <w:rPr>
+                <w:w w:val="105"/>
               </w:rPr>
               <w:t>Manager</w:t>
             </w:r>
@@ -2117,15 +1894,13 @@
               <w:rPr>
                 <w:spacing w:val="-2"/>
                 <w:w w:val="105"/>
-                <w:sz w:val="22"/>
-              </w:rPr>
-              <w:t> </w:t>
+              </w:rPr>
+              <w:t xml:space="preserve"> </w:t>
             </w:r>
             <w:r>
               <w:rPr>
                 <w:spacing w:val="-10"/>
                 <w:w w:val="105"/>
-                <w:sz w:val="22"/>
               </w:rPr>
               <w:t>/</w:t>
             </w:r>
@@ -2134,15 +1909,11 @@
             <w:pPr>
               <w:pStyle w:val="TableParagraph"/>
               <w:spacing w:line="248" w:lineRule="exact"/>
-              <w:rPr>
-                <w:sz w:val="22"/>
-              </w:rPr>
-            </w:pPr>
-            <w:r>
-              <w:rPr>
-                <w:spacing w:val="-2"/>
-                <w:w w:val="105"/>
-                <w:sz w:val="22"/>
+            </w:pPr>
+            <w:r>
+              <w:rPr>
+                <w:spacing w:val="-2"/>
+                <w:w w:val="105"/>
               </w:rPr>
               <w:t>Analyst)</w:t>
             </w:r>
@@ -2157,15 +1928,11 @@
               <w:pStyle w:val="TableParagraph"/>
               <w:ind w:left="0" w:right="1"/>
               <w:jc w:val="center"/>
-              <w:rPr>
-                <w:sz w:val="22"/>
-              </w:rPr>
             </w:pPr>
             <w:r>
               <w:rPr>
                 <w:spacing w:val="-10"/>
                 <w:w w:val="110"/>
-                <w:sz w:val="22"/>
               </w:rPr>
               <w:t>Y</w:t>
             </w:r>
@@ -2178,14 +1945,10 @@
           <w:p>
             <w:pPr>
               <w:pStyle w:val="TableParagraph"/>
-              <w:rPr>
-                <w:sz w:val="22"/>
-              </w:rPr>
-            </w:pPr>
-            <w:r>
-              <w:rPr>
-                <w:w w:val="105"/>
-                <w:sz w:val="22"/>
+            </w:pPr>
+            <w:r>
+              <w:rPr>
+                <w:w w:val="105"/>
               </w:rPr>
               <w:t>30</w:t>
             </w:r>
@@ -2193,15 +1956,13 @@
               <w:rPr>
                 <w:spacing w:val="-4"/>
                 <w:w w:val="105"/>
-                <w:sz w:val="22"/>
-              </w:rPr>
-              <w:t> </w:t>
-            </w:r>
-            <w:r>
-              <w:rPr>
-                <w:spacing w:val="-2"/>
-                <w:w w:val="105"/>
-                <w:sz w:val="22"/>
+              </w:rPr>
+              <w:t xml:space="preserve"> </w:t>
+            </w:r>
+            <w:r>
+              <w:rPr>
+                <w:spacing w:val="-2"/>
+                <w:w w:val="105"/>
               </w:rPr>
               <w:t>Minutes</w:t>
             </w:r>
@@ -2210,7 +1971,7 @@
       </w:tr>
       <w:tr>
         <w:trPr>
-          <w:trHeight w:val="540" w:hRule="atLeast"/>
+          <w:trHeight w:val="540"/>
         </w:trPr>
         <w:tc>
           <w:tcPr>
@@ -2219,14 +1980,10 @@
           <w:p>
             <w:pPr>
               <w:pStyle w:val="TableParagraph"/>
-              <w:rPr>
-                <w:sz w:val="22"/>
-              </w:rPr>
-            </w:pPr>
-            <w:r>
-              <w:rPr>
-                <w:w w:val="105"/>
-                <w:sz w:val="22"/>
+            </w:pPr>
+            <w:r>
+              <w:rPr>
+                <w:w w:val="105"/>
               </w:rPr>
               <w:t>Sukhmanvir</w:t>
             </w:r>
@@ -2234,14 +1991,12 @@
               <w:rPr>
                 <w:spacing w:val="-5"/>
                 <w:w w:val="105"/>
-                <w:sz w:val="22"/>
-              </w:rPr>
-              <w:t> </w:t>
-            </w:r>
-            <w:r>
-              <w:rPr>
-                <w:w w:val="105"/>
-                <w:sz w:val="22"/>
+              </w:rPr>
+              <w:t xml:space="preserve"> </w:t>
+            </w:r>
+            <w:r>
+              <w:rPr>
+                <w:w w:val="105"/>
               </w:rPr>
               <w:t>Atwal</w:t>
             </w:r>
@@ -2249,14 +2004,12 @@
               <w:rPr>
                 <w:spacing w:val="-6"/>
                 <w:w w:val="105"/>
-                <w:sz w:val="22"/>
-              </w:rPr>
-              <w:t> </w:t>
-            </w:r>
-            <w:r>
-              <w:rPr>
-                <w:w w:val="105"/>
-                <w:sz w:val="22"/>
+              </w:rPr>
+              <w:t xml:space="preserve"> </w:t>
+            </w:r>
+            <w:r>
+              <w:rPr>
+                <w:w w:val="105"/>
               </w:rPr>
               <w:t>(System</w:t>
             </w:r>
@@ -2264,14 +2017,12 @@
               <w:rPr>
                 <w:spacing w:val="-4"/>
                 <w:w w:val="105"/>
-                <w:sz w:val="22"/>
-              </w:rPr>
-              <w:t> </w:t>
-            </w:r>
-            <w:r>
-              <w:rPr>
-                <w:w w:val="105"/>
-                <w:sz w:val="22"/>
+              </w:rPr>
+              <w:t xml:space="preserve"> </w:t>
+            </w:r>
+            <w:r>
+              <w:rPr>
+                <w:w w:val="105"/>
               </w:rPr>
               <w:t>Analyst</w:t>
             </w:r>
@@ -2279,15 +2030,13 @@
               <w:rPr>
                 <w:spacing w:val="-8"/>
                 <w:w w:val="105"/>
-                <w:sz w:val="22"/>
-              </w:rPr>
-              <w:t> </w:t>
+              </w:rPr>
+              <w:t xml:space="preserve"> </w:t>
             </w:r>
             <w:r>
               <w:rPr>
                 <w:spacing w:val="-10"/>
                 <w:w w:val="105"/>
-                <w:sz w:val="22"/>
               </w:rPr>
               <w:t>/</w:t>
             </w:r>
@@ -2295,15 +2044,11 @@
           <w:p>
             <w:pPr>
               <w:pStyle w:val="TableParagraph"/>
-              <w:spacing w:line="250" w:lineRule="exact" w:before="2"/>
-              <w:rPr>
-                <w:sz w:val="22"/>
-              </w:rPr>
-            </w:pPr>
-            <w:r>
-              <w:rPr>
-                <w:spacing w:val="-2"/>
-                <w:sz w:val="22"/>
+              <w:spacing w:before="2" w:line="250" w:lineRule="exact"/>
+            </w:pPr>
+            <w:r>
+              <w:rPr>
+                <w:spacing w:val="-2"/>
               </w:rPr>
               <w:t>Programmer)</w:t>
             </w:r>
@@ -2319,7 +2064,6 @@
               <w:ind w:left="0"/>
               <w:rPr>
                 <w:rFonts w:ascii="Times New Roman"/>
-                <w:sz w:val="22"/>
               </w:rPr>
             </w:pPr>
           </w:p>
@@ -2334,7 +2078,6 @@
               <w:ind w:left="0"/>
               <w:rPr>
                 <w:rFonts w:ascii="Times New Roman"/>
-                <w:sz w:val="22"/>
               </w:rPr>
             </w:pPr>
           </w:p>
@@ -2342,7 +2085,7 @@
       </w:tr>
       <w:tr>
         <w:trPr>
-          <w:trHeight w:val="269" w:hRule="atLeast"/>
+          <w:trHeight w:val="269"/>
         </w:trPr>
         <w:tc>
           <w:tcPr>
@@ -2352,66 +2095,46 @@
             <w:pPr>
               <w:pStyle w:val="TableParagraph"/>
               <w:spacing w:line="250" w:lineRule="exact"/>
-              <w:rPr>
-                <w:sz w:val="22"/>
-              </w:rPr>
-            </w:pPr>
-            <w:r>
-              <w:rPr>
-                <w:sz w:val="22"/>
-              </w:rPr>
+            </w:pPr>
+            <w:r>
               <w:t>Jagdish</w:t>
             </w:r>
             <w:r>
               <w:rPr>
                 <w:spacing w:val="18"/>
-                <w:sz w:val="22"/>
-              </w:rPr>
-              <w:t> </w:t>
-            </w:r>
-            <w:r>
-              <w:rPr>
-                <w:sz w:val="22"/>
-              </w:rPr>
+              </w:rPr>
+              <w:t xml:space="preserve"> </w:t>
+            </w:r>
+            <w:r>
               <w:t>Vaghela</w:t>
             </w:r>
             <w:r>
               <w:rPr>
                 <w:spacing w:val="22"/>
-                <w:sz w:val="22"/>
-              </w:rPr>
-              <w:t> </w:t>
-            </w:r>
-            <w:r>
-              <w:rPr>
-                <w:sz w:val="22"/>
-              </w:rPr>
+              </w:rPr>
+              <w:t xml:space="preserve"> </w:t>
+            </w:r>
+            <w:r>
               <w:t>(Designer</w:t>
             </w:r>
             <w:r>
               <w:rPr>
                 <w:spacing w:val="23"/>
-                <w:sz w:val="22"/>
-              </w:rPr>
-              <w:t> </w:t>
-            </w:r>
-            <w:r>
-              <w:rPr>
-                <w:sz w:val="22"/>
-              </w:rPr>
+              </w:rPr>
+              <w:t xml:space="preserve"> </w:t>
+            </w:r>
+            <w:r>
               <w:t>/</w:t>
             </w:r>
             <w:r>
               <w:rPr>
                 <w:spacing w:val="24"/>
-                <w:sz w:val="22"/>
-              </w:rPr>
-              <w:t> </w:t>
-            </w:r>
-            <w:r>
-              <w:rPr>
-                <w:spacing w:val="-2"/>
-                <w:sz w:val="22"/>
+              </w:rPr>
+              <w:t xml:space="preserve"> </w:t>
+            </w:r>
+            <w:r>
+              <w:rPr>
+                <w:spacing w:val="-2"/>
               </w:rPr>
               <w:t>Programmer)</w:t>
             </w:r>
@@ -2427,15 +2150,11 @@
               <w:spacing w:line="250" w:lineRule="exact"/>
               <w:ind w:left="0" w:right="1"/>
               <w:jc w:val="center"/>
-              <w:rPr>
-                <w:sz w:val="22"/>
-              </w:rPr>
             </w:pPr>
             <w:r>
               <w:rPr>
                 <w:spacing w:val="-10"/>
                 <w:w w:val="110"/>
-                <w:sz w:val="22"/>
               </w:rPr>
               <w:t>Y</w:t>
             </w:r>
@@ -2449,15 +2168,11 @@
             <w:pPr>
               <w:pStyle w:val="TableParagraph"/>
               <w:spacing w:line="250" w:lineRule="exact"/>
-              <w:rPr>
-                <w:sz w:val="22"/>
-              </w:rPr>
-            </w:pPr>
-            <w:r>
-              <w:rPr>
-                <w:spacing w:val="-2"/>
-                <w:w w:val="105"/>
-                <w:sz w:val="22"/>
+            </w:pPr>
+            <w:r>
+              <w:rPr>
+                <w:spacing w:val="-2"/>
+                <w:w w:val="105"/>
               </w:rPr>
               <w:t>45Minutes</w:t>
             </w:r>
@@ -2466,7 +2181,7 @@
       </w:tr>
       <w:tr>
         <w:trPr>
-          <w:trHeight w:val="265" w:hRule="atLeast"/>
+          <w:trHeight w:val="265"/>
         </w:trPr>
         <w:tc>
           <w:tcPr>
@@ -2476,14 +2191,10 @@
             <w:pPr>
               <w:pStyle w:val="TableParagraph"/>
               <w:spacing w:line="245" w:lineRule="exact"/>
-              <w:rPr>
-                <w:sz w:val="22"/>
-              </w:rPr>
-            </w:pPr>
-            <w:r>
-              <w:rPr>
-                <w:w w:val="105"/>
-                <w:sz w:val="22"/>
+            </w:pPr>
+            <w:r>
+              <w:rPr>
+                <w:w w:val="105"/>
               </w:rPr>
               <w:t>Viktor</w:t>
             </w:r>
@@ -2491,14 +2202,12 @@
               <w:rPr>
                 <w:spacing w:val="-8"/>
                 <w:w w:val="105"/>
-                <w:sz w:val="22"/>
-              </w:rPr>
-              <w:t> </w:t>
-            </w:r>
-            <w:r>
-              <w:rPr>
-                <w:w w:val="105"/>
-                <w:sz w:val="22"/>
+              </w:rPr>
+              <w:t xml:space="preserve"> </w:t>
+            </w:r>
+            <w:r>
+              <w:rPr>
+                <w:w w:val="105"/>
               </w:rPr>
               <w:t>Vasilchin</w:t>
             </w:r>
@@ -2506,14 +2215,12 @@
               <w:rPr>
                 <w:spacing w:val="-10"/>
                 <w:w w:val="105"/>
-                <w:sz w:val="22"/>
-              </w:rPr>
-              <w:t> </w:t>
-            </w:r>
-            <w:r>
-              <w:rPr>
-                <w:w w:val="105"/>
-                <w:sz w:val="22"/>
+              </w:rPr>
+              <w:t xml:space="preserve"> </w:t>
+            </w:r>
+            <w:r>
+              <w:rPr>
+                <w:w w:val="105"/>
               </w:rPr>
               <w:t>(System</w:t>
             </w:r>
@@ -2521,14 +2228,12 @@
               <w:rPr>
                 <w:spacing w:val="-6"/>
                 <w:w w:val="105"/>
-                <w:sz w:val="22"/>
-              </w:rPr>
-              <w:t> </w:t>
-            </w:r>
-            <w:r>
-              <w:rPr>
-                <w:w w:val="105"/>
-                <w:sz w:val="22"/>
+              </w:rPr>
+              <w:t xml:space="preserve"> </w:t>
+            </w:r>
+            <w:r>
+              <w:rPr>
+                <w:w w:val="105"/>
               </w:rPr>
               <w:t>Analyst</w:t>
             </w:r>
@@ -2536,14 +2241,12 @@
               <w:rPr>
                 <w:spacing w:val="-10"/>
                 <w:w w:val="105"/>
-                <w:sz w:val="22"/>
-              </w:rPr>
-              <w:t> </w:t>
-            </w:r>
-            <w:r>
-              <w:rPr>
-                <w:w w:val="105"/>
-                <w:sz w:val="22"/>
+              </w:rPr>
+              <w:t xml:space="preserve"> </w:t>
+            </w:r>
+            <w:r>
+              <w:rPr>
+                <w:w w:val="105"/>
               </w:rPr>
               <w:t>/</w:t>
             </w:r>
@@ -2551,15 +2254,13 @@
               <w:rPr>
                 <w:spacing w:val="-8"/>
                 <w:w w:val="105"/>
-                <w:sz w:val="22"/>
-              </w:rPr>
-              <w:t> </w:t>
-            </w:r>
-            <w:r>
-              <w:rPr>
-                <w:spacing w:val="-2"/>
-                <w:w w:val="105"/>
-                <w:sz w:val="22"/>
+              </w:rPr>
+              <w:t xml:space="preserve"> </w:t>
+            </w:r>
+            <w:r>
+              <w:rPr>
+                <w:spacing w:val="-2"/>
+                <w:w w:val="105"/>
               </w:rPr>
               <w:t>Designer)</w:t>
             </w:r>
@@ -2575,15 +2276,11 @@
               <w:spacing w:line="245" w:lineRule="exact"/>
               <w:ind w:left="0" w:right="1"/>
               <w:jc w:val="center"/>
-              <w:rPr>
-                <w:sz w:val="22"/>
-              </w:rPr>
             </w:pPr>
             <w:r>
               <w:rPr>
                 <w:spacing w:val="-10"/>
                 <w:w w:val="110"/>
-                <w:sz w:val="22"/>
               </w:rPr>
               <w:t>Y</w:t>
             </w:r>
@@ -2597,14 +2294,10 @@
             <w:pPr>
               <w:pStyle w:val="TableParagraph"/>
               <w:spacing w:line="245" w:lineRule="exact"/>
-              <w:rPr>
-                <w:sz w:val="22"/>
-              </w:rPr>
-            </w:pPr>
-            <w:r>
-              <w:rPr>
-                <w:w w:val="105"/>
-                <w:sz w:val="22"/>
+            </w:pPr>
+            <w:r>
+              <w:rPr>
+                <w:w w:val="105"/>
               </w:rPr>
               <w:t>30</w:t>
             </w:r>
@@ -2612,15 +2305,13 @@
               <w:rPr>
                 <w:spacing w:val="-4"/>
                 <w:w w:val="105"/>
-                <w:sz w:val="22"/>
-              </w:rPr>
-              <w:t> </w:t>
-            </w:r>
-            <w:r>
-              <w:rPr>
-                <w:spacing w:val="-2"/>
-                <w:w w:val="105"/>
-                <w:sz w:val="22"/>
+              </w:rPr>
+              <w:t xml:space="preserve"> </w:t>
+            </w:r>
+            <w:r>
+              <w:rPr>
+                <w:spacing w:val="-2"/>
+                <w:w w:val="105"/>
               </w:rPr>
               <w:t>Minutes</w:t>
             </w:r>
@@ -2631,21 +2322,18 @@
     <w:p>
       <w:pPr>
         <w:pStyle w:val="TableParagraph"/>
-        <w:spacing w:after="0" w:line="245" w:lineRule="exact"/>
-        <w:rPr>
-          <w:sz w:val="22"/>
-        </w:rPr>
+        <w:spacing w:line="245" w:lineRule="exact"/>
         <w:sectPr>
           <w:type w:val="continuous"/>
           <w:pgSz w:w="11910" w:h="16840"/>
-          <w:pgMar w:top="1720" w:bottom="1572" w:left="1417" w:right="708"/>
+          <w:pgMar w:top="1720" w:right="708" w:bottom="1572" w:left="1417" w:header="720" w:footer="720" w:gutter="0"/>
+          <w:cols w:space="720"/>
         </w:sectPr>
       </w:pPr>
     </w:p>
     <w:tbl>
       <w:tblPr>
         <w:tblW w:w="0" w:type="auto"/>
-        <w:jc w:val="left"/>
         <w:tblInd w:w="33" w:type="dxa"/>
         <w:tblBorders>
           <w:top w:val="single" w:sz="4" w:space="0" w:color="000000"/>
@@ -2657,12 +2345,10 @@
         </w:tblBorders>
         <w:tblLayout w:type="fixed"/>
         <w:tblCellMar>
-          <w:top w:w="0" w:type="dxa"/>
           <w:left w:w="0" w:type="dxa"/>
-          <w:bottom w:w="0" w:type="dxa"/>
           <w:right w:w="0" w:type="dxa"/>
         </w:tblCellMar>
-        <w:tblLook w:val="01E0"/>
+        <w:tblLook w:val="01E0" w:firstRow="1" w:lastRow="1" w:firstColumn="1" w:lastColumn="1" w:noHBand="0" w:noVBand="0"/>
       </w:tblPr>
       <w:tblGrid>
         <w:gridCol w:w="4307"/>
@@ -2671,7 +2357,7 @@
       </w:tblGrid>
       <w:tr>
         <w:trPr>
-          <w:trHeight w:val="270" w:hRule="atLeast"/>
+          <w:trHeight w:val="270"/>
         </w:trPr>
         <w:tc>
           <w:tcPr>
@@ -2681,29 +2367,24 @@
             <w:pPr>
               <w:pStyle w:val="TableParagraph"/>
               <w:spacing w:line="249" w:lineRule="exact"/>
-              <w:rPr>
-                <w:sz w:val="22"/>
-              </w:rPr>
-            </w:pPr>
-            <w:r>
-              <w:rPr>
-                <w:w w:val="105"/>
-                <w:sz w:val="22"/>
-              </w:rPr>
+            </w:pPr>
+            <w:r>
+              <w:rPr>
+                <w:w w:val="105"/>
+              </w:rPr>
+              <w:lastRenderedPageBreak/>
               <w:t>Rizwan</w:t>
             </w:r>
             <w:r>
               <w:rPr>
                 <w:spacing w:val="-2"/>
                 <w:w w:val="105"/>
-                <w:sz w:val="22"/>
-              </w:rPr>
-              <w:t> </w:t>
-            </w:r>
-            <w:r>
-              <w:rPr>
-                <w:w w:val="105"/>
-                <w:sz w:val="22"/>
+              </w:rPr>
+              <w:t xml:space="preserve"> </w:t>
+            </w:r>
+            <w:r>
+              <w:rPr>
+                <w:w w:val="105"/>
               </w:rPr>
               <w:t>Hussen</w:t>
             </w:r>
@@ -2711,14 +2392,12 @@
               <w:rPr>
                 <w:spacing w:val="-2"/>
                 <w:w w:val="105"/>
-                <w:sz w:val="22"/>
-              </w:rPr>
-              <w:t> </w:t>
-            </w:r>
-            <w:r>
-              <w:rPr>
-                <w:w w:val="105"/>
-                <w:sz w:val="22"/>
+              </w:rPr>
+              <w:t xml:space="preserve"> </w:t>
+            </w:r>
+            <w:r>
+              <w:rPr>
+                <w:w w:val="105"/>
               </w:rPr>
               <w:t>(Designer</w:t>
             </w:r>
@@ -2726,14 +2405,12 @@
               <w:rPr>
                 <w:spacing w:val="1"/>
                 <w:w w:val="105"/>
-                <w:sz w:val="22"/>
-              </w:rPr>
-              <w:t> </w:t>
-            </w:r>
-            <w:r>
-              <w:rPr>
-                <w:w w:val="105"/>
-                <w:sz w:val="22"/>
+              </w:rPr>
+              <w:t xml:space="preserve"> </w:t>
+            </w:r>
+            <w:r>
+              <w:rPr>
+                <w:w w:val="105"/>
               </w:rPr>
               <w:t>/</w:t>
             </w:r>
@@ -2741,15 +2418,13 @@
               <w:rPr>
                 <w:spacing w:val="1"/>
                 <w:w w:val="105"/>
-                <w:sz w:val="22"/>
-              </w:rPr>
-              <w:t> </w:t>
-            </w:r>
-            <w:r>
-              <w:rPr>
-                <w:spacing w:val="-2"/>
-                <w:w w:val="105"/>
-                <w:sz w:val="22"/>
+              </w:rPr>
+              <w:t xml:space="preserve"> </w:t>
+            </w:r>
+            <w:r>
+              <w:rPr>
+                <w:spacing w:val="-2"/>
+                <w:w w:val="105"/>
               </w:rPr>
               <w:t>Tester)</w:t>
             </w:r>
@@ -2765,15 +2440,11 @@
               <w:spacing w:line="249" w:lineRule="exact"/>
               <w:ind w:left="0" w:right="1"/>
               <w:jc w:val="center"/>
-              <w:rPr>
-                <w:sz w:val="22"/>
-              </w:rPr>
             </w:pPr>
             <w:r>
               <w:rPr>
                 <w:spacing w:val="-10"/>
                 <w:w w:val="110"/>
-                <w:sz w:val="22"/>
               </w:rPr>
               <w:t>Y</w:t>
             </w:r>
@@ -2787,14 +2458,10 @@
             <w:pPr>
               <w:pStyle w:val="TableParagraph"/>
               <w:spacing w:line="249" w:lineRule="exact"/>
-              <w:rPr>
-                <w:sz w:val="22"/>
-              </w:rPr>
-            </w:pPr>
-            <w:r>
-              <w:rPr>
-                <w:w w:val="105"/>
-                <w:sz w:val="22"/>
+            </w:pPr>
+            <w:r>
+              <w:rPr>
+                <w:w w:val="105"/>
               </w:rPr>
               <w:t>30</w:t>
             </w:r>
@@ -2802,15 +2469,13 @@
               <w:rPr>
                 <w:spacing w:val="-4"/>
                 <w:w w:val="105"/>
-                <w:sz w:val="22"/>
-              </w:rPr>
-              <w:t> </w:t>
-            </w:r>
-            <w:r>
-              <w:rPr>
-                <w:spacing w:val="-2"/>
-                <w:w w:val="105"/>
-                <w:sz w:val="22"/>
+              </w:rPr>
+              <w:t xml:space="preserve"> </w:t>
+            </w:r>
+            <w:r>
+              <w:rPr>
+                <w:spacing w:val="-2"/>
+                <w:w w:val="105"/>
               </w:rPr>
               <w:t>Minutes</w:t>
             </w:r>
@@ -2819,7 +2484,7 @@
       </w:tr>
       <w:tr>
         <w:trPr>
-          <w:trHeight w:val="265" w:hRule="atLeast"/>
+          <w:trHeight w:val="265"/>
         </w:trPr>
         <w:tc>
           <w:tcPr>
@@ -2829,66 +2494,46 @@
             <w:pPr>
               <w:pStyle w:val="TableParagraph"/>
               <w:spacing w:line="245" w:lineRule="exact"/>
-              <w:rPr>
-                <w:sz w:val="22"/>
-              </w:rPr>
-            </w:pPr>
-            <w:r>
-              <w:rPr>
-                <w:sz w:val="22"/>
-              </w:rPr>
+            </w:pPr>
+            <w:r>
               <w:t>Leo</w:t>
             </w:r>
             <w:r>
               <w:rPr>
                 <w:spacing w:val="16"/>
-                <w:sz w:val="22"/>
-              </w:rPr>
-              <w:t> </w:t>
-            </w:r>
-            <w:r>
-              <w:rPr>
-                <w:sz w:val="22"/>
-              </w:rPr>
+              </w:rPr>
+              <w:t xml:space="preserve"> </w:t>
+            </w:r>
+            <w:r>
               <w:t>Haghighi</w:t>
             </w:r>
             <w:r>
               <w:rPr>
                 <w:spacing w:val="25"/>
-                <w:sz w:val="22"/>
-              </w:rPr>
-              <w:t> </w:t>
-            </w:r>
-            <w:r>
-              <w:rPr>
-                <w:sz w:val="22"/>
-              </w:rPr>
+              </w:rPr>
+              <w:t xml:space="preserve"> </w:t>
+            </w:r>
+            <w:r>
               <w:t>(Designer</w:t>
             </w:r>
             <w:r>
               <w:rPr>
                 <w:spacing w:val="21"/>
-                <w:sz w:val="22"/>
-              </w:rPr>
-              <w:t> </w:t>
-            </w:r>
-            <w:r>
-              <w:rPr>
-                <w:sz w:val="22"/>
-              </w:rPr>
+              </w:rPr>
+              <w:t xml:space="preserve"> </w:t>
+            </w:r>
+            <w:r>
               <w:t>/</w:t>
             </w:r>
             <w:r>
               <w:rPr>
                 <w:spacing w:val="20"/>
-                <w:sz w:val="22"/>
-              </w:rPr>
-              <w:t> </w:t>
-            </w:r>
-            <w:r>
-              <w:rPr>
-                <w:spacing w:val="-2"/>
-                <w:sz w:val="22"/>
+              </w:rPr>
+              <w:t xml:space="preserve"> </w:t>
+            </w:r>
+            <w:r>
+              <w:rPr>
+                <w:spacing w:val="-2"/>
               </w:rPr>
               <w:t>Tester)</w:t>
             </w:r>
@@ -2902,11 +2547,19 @@
             <w:pPr>
               <w:pStyle w:val="TableParagraph"/>
               <w:ind w:left="0"/>
+              <w:jc w:val="center"/>
               <w:rPr>
                 <w:rFonts w:ascii="Times New Roman"/>
                 <w:sz w:val="18"/>
               </w:rPr>
             </w:pPr>
+            <w:r>
+              <w:rPr>
+                <w:spacing w:val="-10"/>
+                <w:w w:val="110"/>
+              </w:rPr>
+              <w:t>Y</w:t>
+            </w:r>
           </w:p>
         </w:tc>
         <w:tc>
@@ -2922,6 +2575,18 @@
                 <w:sz w:val="18"/>
               </w:rPr>
             </w:pPr>
+            <w:r>
+              <w:rPr>
+                <w:w w:val="105"/>
+              </w:rPr>
+              <w:t xml:space="preserve"> </w:t>
+            </w:r>
+            <w:r>
+              <w:rPr>
+                <w:w w:val="105"/>
+              </w:rPr>
+              <w:t>30 Minutes</w:t>
+            </w:r>
           </w:p>
         </w:tc>
       </w:tr>
@@ -2954,7 +2619,6 @@
     <w:tbl>
       <w:tblPr>
         <w:tblW w:w="0" w:type="auto"/>
-        <w:jc w:val="left"/>
         <w:tblInd w:w="33" w:type="dxa"/>
         <w:tblBorders>
           <w:top w:val="single" w:sz="4" w:space="0" w:color="000000"/>
@@ -2966,12 +2630,10 @@
         </w:tblBorders>
         <w:tblLayout w:type="fixed"/>
         <w:tblCellMar>
-          <w:top w:w="0" w:type="dxa"/>
           <w:left w:w="0" w:type="dxa"/>
-          <w:bottom w:w="0" w:type="dxa"/>
           <w:right w:w="0" w:type="dxa"/>
         </w:tblCellMar>
-        <w:tblLook w:val="01E0"/>
+        <w:tblLook w:val="01E0" w:firstRow="1" w:lastRow="1" w:firstColumn="1" w:lastColumn="1" w:noHBand="0" w:noVBand="0"/>
       </w:tblPr>
       <w:tblGrid>
         <w:gridCol w:w="765"/>
@@ -2982,7 +2644,7 @@
       </w:tblGrid>
       <w:tr>
         <w:trPr>
-          <w:trHeight w:val="540" w:hRule="atLeast"/>
+          <w:trHeight w:val="540"/>
         </w:trPr>
         <w:tc>
           <w:tcPr>
@@ -2991,15 +2653,11 @@
           <w:p>
             <w:pPr>
               <w:pStyle w:val="TableParagraph"/>
-              <w:rPr>
-                <w:sz w:val="22"/>
-              </w:rPr>
-            </w:pPr>
-            <w:r>
-              <w:rPr>
-                <w:spacing w:val="-2"/>
-                <w:w w:val="110"/>
-                <w:sz w:val="22"/>
+            </w:pPr>
+            <w:r>
+              <w:rPr>
+                <w:spacing w:val="-2"/>
+                <w:w w:val="110"/>
               </w:rPr>
               <w:t>Issue</w:t>
             </w:r>
@@ -3007,16 +2665,12 @@
           <w:p>
             <w:pPr>
               <w:pStyle w:val="TableParagraph"/>
-              <w:spacing w:line="249" w:lineRule="exact" w:before="2"/>
-              <w:rPr>
-                <w:sz w:val="22"/>
-              </w:rPr>
+              <w:spacing w:before="2" w:line="249" w:lineRule="exact"/>
             </w:pPr>
             <w:r>
               <w:rPr>
                 <w:spacing w:val="-5"/>
                 <w:w w:val="110"/>
-                <w:sz w:val="22"/>
               </w:rPr>
               <w:t>No.</w:t>
             </w:r>
@@ -3029,15 +2683,11 @@
           <w:p>
             <w:pPr>
               <w:pStyle w:val="TableParagraph"/>
-              <w:rPr>
-                <w:sz w:val="22"/>
-              </w:rPr>
-            </w:pPr>
-            <w:r>
-              <w:rPr>
-                <w:spacing w:val="-2"/>
-                <w:w w:val="105"/>
-                <w:sz w:val="22"/>
+            </w:pPr>
+            <w:r>
+              <w:rPr>
+                <w:spacing w:val="-2"/>
+                <w:w w:val="105"/>
               </w:rPr>
               <w:t>Section/page</w:t>
             </w:r>
@@ -3051,15 +2701,11 @@
             <w:pPr>
               <w:pStyle w:val="TableParagraph"/>
               <w:ind w:left="111"/>
-              <w:rPr>
-                <w:sz w:val="22"/>
-              </w:rPr>
-            </w:pPr>
-            <w:r>
-              <w:rPr>
-                <w:spacing w:val="-2"/>
-                <w:w w:val="105"/>
-                <w:sz w:val="22"/>
+            </w:pPr>
+            <w:r>
+              <w:rPr>
+                <w:spacing w:val="-2"/>
+                <w:w w:val="105"/>
               </w:rPr>
               <w:t>Identified</w:t>
             </w:r>
@@ -3067,17 +2713,13 @@
           <w:p>
             <w:pPr>
               <w:pStyle w:val="TableParagraph"/>
-              <w:spacing w:line="249" w:lineRule="exact" w:before="2"/>
+              <w:spacing w:before="2" w:line="249" w:lineRule="exact"/>
               <w:ind w:left="111"/>
-              <w:rPr>
-                <w:sz w:val="22"/>
-              </w:rPr>
             </w:pPr>
             <w:r>
               <w:rPr>
                 <w:spacing w:val="-5"/>
                 <w:w w:val="105"/>
-                <w:sz w:val="22"/>
               </w:rPr>
               <w:t>by</w:t>
             </w:r>
@@ -3091,15 +2733,11 @@
             <w:pPr>
               <w:pStyle w:val="TableParagraph"/>
               <w:ind w:left="111"/>
-              <w:rPr>
-                <w:sz w:val="22"/>
-              </w:rPr>
-            </w:pPr>
-            <w:r>
-              <w:rPr>
-                <w:spacing w:val="-2"/>
-                <w:w w:val="110"/>
-                <w:sz w:val="22"/>
+            </w:pPr>
+            <w:r>
+              <w:rPr>
+                <w:spacing w:val="-2"/>
+                <w:w w:val="110"/>
               </w:rPr>
               <w:t>Issue</w:t>
             </w:r>
@@ -3113,15 +2751,11 @@
             <w:pPr>
               <w:pStyle w:val="TableParagraph"/>
               <w:ind w:left="112"/>
-              <w:rPr>
-                <w:sz w:val="22"/>
-              </w:rPr>
             </w:pPr>
             <w:r>
               <w:rPr>
                 <w:spacing w:val="-5"/>
                 <w:w w:val="105"/>
-                <w:sz w:val="22"/>
               </w:rPr>
               <w:t>Fix</w:t>
             </w:r>
@@ -3130,7 +2764,7 @@
       </w:tr>
       <w:tr>
         <w:trPr>
-          <w:trHeight w:val="1075" w:hRule="atLeast"/>
+          <w:trHeight w:val="1075"/>
         </w:trPr>
         <w:tc>
           <w:tcPr>
@@ -3140,15 +2774,11 @@
             <w:pPr>
               <w:pStyle w:val="TableParagraph"/>
               <w:spacing w:line="264" w:lineRule="exact"/>
-              <w:rPr>
-                <w:sz w:val="22"/>
-              </w:rPr>
             </w:pPr>
             <w:r>
               <w:rPr>
                 <w:spacing w:val="-10"/>
                 <w:w w:val="105"/>
-                <w:sz w:val="22"/>
               </w:rPr>
               <w:t>1</w:t>
             </w:r>
@@ -3162,15 +2792,11 @@
             <w:pPr>
               <w:pStyle w:val="TableParagraph"/>
               <w:spacing w:line="264" w:lineRule="exact"/>
-              <w:rPr>
-                <w:sz w:val="22"/>
-              </w:rPr>
-            </w:pPr>
-            <w:r>
-              <w:rPr>
-                <w:spacing w:val="-2"/>
-                <w:w w:val="105"/>
-                <w:sz w:val="22"/>
+            </w:pPr>
+            <w:r>
+              <w:rPr>
+                <w:spacing w:val="-2"/>
+                <w:w w:val="105"/>
               </w:rPr>
               <w:t>Requirements</w:t>
             </w:r>
@@ -3179,20 +2805,13 @@
             <w:pPr>
               <w:pStyle w:val="TableParagraph"/>
               <w:spacing w:before="1"/>
-              <w:rPr>
-                <w:sz w:val="22"/>
-              </w:rPr>
-            </w:pPr>
-            <w:r>
-              <w:rPr>
-                <w:sz w:val="22"/>
-              </w:rPr>
+            </w:pPr>
+            <w:r>
               <w:t>/p.34-</w:t>
             </w:r>
             <w:r>
               <w:rPr>
                 <w:spacing w:val="-5"/>
-                <w:sz w:val="22"/>
               </w:rPr>
               <w:t>36</w:t>
             </w:r>
@@ -3207,15 +2826,11 @@
               <w:pStyle w:val="TableParagraph"/>
               <w:spacing w:line="264" w:lineRule="exact"/>
               <w:ind w:left="111"/>
-              <w:rPr>
-                <w:sz w:val="22"/>
-              </w:rPr>
-            </w:pPr>
-            <w:r>
-              <w:rPr>
-                <w:spacing w:val="-2"/>
-                <w:w w:val="110"/>
-                <w:sz w:val="22"/>
+            </w:pPr>
+            <w:r>
+              <w:rPr>
+                <w:spacing w:val="-2"/>
+                <w:w w:val="110"/>
               </w:rPr>
               <w:t>Yaseen</w:t>
             </w:r>
@@ -3230,41 +2845,29 @@
               <w:pStyle w:val="TableParagraph"/>
               <w:spacing w:line="242" w:lineRule="auto"/>
               <w:ind w:left="111" w:right="450"/>
-              <w:rPr>
-                <w:sz w:val="22"/>
-              </w:rPr>
-            </w:pPr>
-            <w:r>
-              <w:rPr>
-                <w:sz w:val="22"/>
-              </w:rPr>
+            </w:pPr>
+            <w:r>
               <w:t>Inconsistency</w:t>
             </w:r>
             <w:r>
               <w:rPr>
                 <w:spacing w:val="-3"/>
-                <w:sz w:val="22"/>
-              </w:rPr>
-              <w:t> </w:t>
-            </w:r>
-            <w:r>
-              <w:rPr>
-                <w:sz w:val="22"/>
-              </w:rPr>
-              <w:t>between </w:t>
-            </w:r>
-            <w:r>
-              <w:rPr>
-                <w:w w:val="110"/>
-                <w:sz w:val="22"/>
-              </w:rPr>
-              <w:t>use case specs and </w:t>
-            </w:r>
-            <w:r>
-              <w:rPr>
-                <w:spacing w:val="-2"/>
-                <w:w w:val="110"/>
-                <w:sz w:val="22"/>
+              </w:rPr>
+              <w:t xml:space="preserve"> </w:t>
+            </w:r>
+            <w:r>
+              <w:t xml:space="preserve">between </w:t>
+            </w:r>
+            <w:r>
+              <w:rPr>
+                <w:w w:val="110"/>
+              </w:rPr>
+              <w:t xml:space="preserve">use case specs and </w:t>
+            </w:r>
+            <w:r>
+              <w:rPr>
+                <w:spacing w:val="-2"/>
+                <w:w w:val="110"/>
               </w:rPr>
               <w:t>rankings.</w:t>
             </w:r>
@@ -3279,22 +2882,17 @@
               <w:pStyle w:val="TableParagraph"/>
               <w:spacing w:line="242" w:lineRule="auto"/>
               <w:ind w:left="112" w:right="227"/>
-              <w:rPr>
-                <w:sz w:val="22"/>
-              </w:rPr>
-            </w:pPr>
-            <w:r>
-              <w:rPr>
-                <w:w w:val="105"/>
-                <w:sz w:val="22"/>
-              </w:rPr>
-              <w:t>46 Use cases but only 42 </w:t>
-            </w:r>
-            <w:r>
-              <w:rPr>
-                <w:spacing w:val="-2"/>
-                <w:w w:val="105"/>
-                <w:sz w:val="22"/>
+            </w:pPr>
+            <w:r>
+              <w:rPr>
+                <w:w w:val="105"/>
+              </w:rPr>
+              <w:t xml:space="preserve">46 Use cases but only 42 </w:t>
+            </w:r>
+            <w:r>
+              <w:rPr>
+                <w:spacing w:val="-2"/>
+                <w:w w:val="105"/>
               </w:rPr>
               <w:t>rankings.</w:t>
             </w:r>
@@ -3302,15 +2900,13 @@
               <w:rPr>
                 <w:spacing w:val="-12"/>
                 <w:w w:val="105"/>
-                <w:sz w:val="22"/>
-              </w:rPr>
-              <w:t> </w:t>
-            </w:r>
-            <w:r>
-              <w:rPr>
-                <w:spacing w:val="-2"/>
-                <w:w w:val="105"/>
-                <w:sz w:val="22"/>
+              </w:rPr>
+              <w:t xml:space="preserve"> </w:t>
+            </w:r>
+            <w:r>
+              <w:rPr>
+                <w:spacing w:val="-2"/>
+                <w:w w:val="105"/>
               </w:rPr>
               <w:t>Would</w:t>
             </w:r>
@@ -3318,15 +2914,13 @@
               <w:rPr>
                 <w:spacing w:val="-11"/>
                 <w:w w:val="105"/>
-                <w:sz w:val="22"/>
-              </w:rPr>
-              <w:t> </w:t>
-            </w:r>
-            <w:r>
-              <w:rPr>
-                <w:spacing w:val="-2"/>
-                <w:w w:val="105"/>
-                <w:sz w:val="22"/>
+              </w:rPr>
+              <w:t xml:space="preserve"> </w:t>
+            </w:r>
+            <w:r>
+              <w:rPr>
+                <w:spacing w:val="-2"/>
+                <w:w w:val="105"/>
               </w:rPr>
               <w:t>be</w:t>
             </w:r>
@@ -3334,22 +2928,19 @@
               <w:rPr>
                 <w:spacing w:val="-11"/>
                 <w:w w:val="105"/>
-                <w:sz w:val="22"/>
-              </w:rPr>
-              <w:t> </w:t>
-            </w:r>
-            <w:r>
-              <w:rPr>
-                <w:spacing w:val="-2"/>
-                <w:w w:val="105"/>
-                <w:sz w:val="22"/>
-              </w:rPr>
-              <w:t>better </w:t>
-            </w:r>
-            <w:r>
-              <w:rPr>
-                <w:w w:val="105"/>
-                <w:sz w:val="22"/>
+              </w:rPr>
+              <w:t xml:space="preserve"> </w:t>
+            </w:r>
+            <w:r>
+              <w:rPr>
+                <w:spacing w:val="-2"/>
+                <w:w w:val="105"/>
+              </w:rPr>
+              <w:t xml:space="preserve">better </w:t>
+            </w:r>
+            <w:r>
+              <w:rPr>
+                <w:w w:val="105"/>
               </w:rPr>
               <w:t>to name the rankings by</w:t>
             </w:r>
@@ -3359,14 +2950,10 @@
               <w:pStyle w:val="TableParagraph"/>
               <w:spacing w:line="246" w:lineRule="exact"/>
               <w:ind w:left="112"/>
-              <w:rPr>
-                <w:sz w:val="22"/>
-              </w:rPr>
-            </w:pPr>
-            <w:r>
-              <w:rPr>
-                <w:w w:val="110"/>
-                <w:sz w:val="22"/>
+            </w:pPr>
+            <w:r>
+              <w:rPr>
+                <w:w w:val="110"/>
               </w:rPr>
               <w:t>the</w:t>
             </w:r>
@@ -3374,14 +2961,12 @@
               <w:rPr>
                 <w:spacing w:val="-11"/>
                 <w:w w:val="110"/>
-                <w:sz w:val="22"/>
-              </w:rPr>
-              <w:t> </w:t>
-            </w:r>
-            <w:r>
-              <w:rPr>
-                <w:w w:val="110"/>
-                <w:sz w:val="22"/>
+              </w:rPr>
+              <w:t xml:space="preserve"> </w:t>
+            </w:r>
+            <w:r>
+              <w:rPr>
+                <w:w w:val="110"/>
               </w:rPr>
               <w:t>use</w:t>
             </w:r>
@@ -3389,14 +2974,12 @@
               <w:rPr>
                 <w:spacing w:val="-10"/>
                 <w:w w:val="110"/>
-                <w:sz w:val="22"/>
-              </w:rPr>
-              <w:t> </w:t>
-            </w:r>
-            <w:r>
-              <w:rPr>
-                <w:w w:val="110"/>
-                <w:sz w:val="22"/>
+              </w:rPr>
+              <w:t xml:space="preserve"> </w:t>
+            </w:r>
+            <w:r>
+              <w:rPr>
+                <w:w w:val="110"/>
               </w:rPr>
               <w:t>case</w:t>
             </w:r>
@@ -3404,14 +2987,12 @@
               <w:rPr>
                 <w:spacing w:val="-10"/>
                 <w:w w:val="110"/>
-                <w:sz w:val="22"/>
-              </w:rPr>
-              <w:t> </w:t>
-            </w:r>
-            <w:r>
-              <w:rPr>
-                <w:w w:val="110"/>
-                <w:sz w:val="22"/>
+              </w:rPr>
+              <w:t xml:space="preserve"> </w:t>
+            </w:r>
+            <w:r>
+              <w:rPr>
+                <w:w w:val="110"/>
               </w:rPr>
               <w:t>spec</w:t>
             </w:r>
@@ -3419,15 +3000,13 @@
               <w:rPr>
                 <w:spacing w:val="-11"/>
                 <w:w w:val="110"/>
-                <w:sz w:val="22"/>
-              </w:rPr>
-              <w:t> </w:t>
+              </w:rPr>
+              <w:t xml:space="preserve"> </w:t>
             </w:r>
             <w:r>
               <w:rPr>
                 <w:spacing w:val="-4"/>
                 <w:w w:val="110"/>
-                <w:sz w:val="22"/>
               </w:rPr>
               <w:t>ids.</w:t>
             </w:r>
@@ -3436,7 +3015,7 @@
       </w:tr>
       <w:tr>
         <w:trPr>
-          <w:trHeight w:val="1610" w:hRule="atLeast"/>
+          <w:trHeight w:val="1610"/>
         </w:trPr>
         <w:tc>
           <w:tcPr>
@@ -3446,15 +3025,11 @@
             <w:pPr>
               <w:pStyle w:val="TableParagraph"/>
               <w:spacing w:line="264" w:lineRule="exact"/>
-              <w:rPr>
-                <w:sz w:val="22"/>
-              </w:rPr>
             </w:pPr>
             <w:r>
               <w:rPr>
                 <w:spacing w:val="-10"/>
                 <w:w w:val="105"/>
-                <w:sz w:val="22"/>
               </w:rPr>
               <w:t>2</w:t>
             </w:r>
@@ -3468,15 +3043,11 @@
             <w:pPr>
               <w:pStyle w:val="TableParagraph"/>
               <w:spacing w:line="264" w:lineRule="exact"/>
-              <w:rPr>
-                <w:sz w:val="22"/>
-              </w:rPr>
-            </w:pPr>
-            <w:r>
-              <w:rPr>
-                <w:spacing w:val="-2"/>
-                <w:w w:val="105"/>
-                <w:sz w:val="22"/>
+            </w:pPr>
+            <w:r>
+              <w:rPr>
+                <w:spacing w:val="-2"/>
+                <w:w w:val="105"/>
               </w:rPr>
               <w:t>Requirements</w:t>
             </w:r>
@@ -3485,15 +3056,11 @@
             <w:pPr>
               <w:pStyle w:val="TableParagraph"/>
               <w:spacing w:before="1"/>
-              <w:rPr>
-                <w:sz w:val="22"/>
-              </w:rPr>
             </w:pPr>
             <w:r>
               <w:rPr>
                 <w:spacing w:val="-4"/>
                 <w:w w:val="105"/>
-                <w:sz w:val="22"/>
               </w:rPr>
               <w:t>/p.5</w:t>
             </w:r>
@@ -3508,15 +3075,11 @@
               <w:pStyle w:val="TableParagraph"/>
               <w:spacing w:line="264" w:lineRule="exact"/>
               <w:ind w:left="111"/>
-              <w:rPr>
-                <w:sz w:val="22"/>
-              </w:rPr>
-            </w:pPr>
-            <w:r>
-              <w:rPr>
-                <w:spacing w:val="-2"/>
-                <w:w w:val="110"/>
-                <w:sz w:val="22"/>
+            </w:pPr>
+            <w:r>
+              <w:rPr>
+                <w:spacing w:val="-2"/>
+                <w:w w:val="110"/>
               </w:rPr>
               <w:t>Yaseen</w:t>
             </w:r>
@@ -3530,14 +3093,10 @@
             <w:pPr>
               <w:pStyle w:val="TableParagraph"/>
               <w:ind w:left="111" w:right="144"/>
-              <w:rPr>
-                <w:sz w:val="22"/>
-              </w:rPr>
-            </w:pPr>
-            <w:r>
-              <w:rPr>
-                <w:w w:val="105"/>
-                <w:sz w:val="22"/>
+            </w:pPr>
+            <w:r>
+              <w:rPr>
+                <w:w w:val="105"/>
               </w:rPr>
               <w:t>No</w:t>
             </w:r>
@@ -3545,14 +3104,12 @@
               <w:rPr>
                 <w:spacing w:val="-7"/>
                 <w:w w:val="105"/>
-                <w:sz w:val="22"/>
-              </w:rPr>
-              <w:t> </w:t>
-            </w:r>
-            <w:r>
-              <w:rPr>
-                <w:w w:val="105"/>
-                <w:sz w:val="22"/>
+              </w:rPr>
+              <w:t xml:space="preserve"> </w:t>
+            </w:r>
+            <w:r>
+              <w:rPr>
+                <w:w w:val="105"/>
               </w:rPr>
               <w:t>Differentiation between Commercial and Non-Commercial</w:t>
             </w:r>
@@ -3560,14 +3117,12 @@
               <w:rPr>
                 <w:spacing w:val="-9"/>
                 <w:w w:val="105"/>
-                <w:sz w:val="22"/>
-              </w:rPr>
-              <w:t> </w:t>
-            </w:r>
-            <w:r>
-              <w:rPr>
-                <w:w w:val="105"/>
-                <w:sz w:val="22"/>
+              </w:rPr>
+              <w:t xml:space="preserve"> </w:t>
+            </w:r>
+            <w:r>
+              <w:rPr>
+                <w:w w:val="105"/>
               </w:rPr>
               <w:t>member in use case diagram</w:t>
             </w:r>
@@ -3581,35 +3136,26 @@
             <w:pPr>
               <w:pStyle w:val="TableParagraph"/>
               <w:ind w:left="112" w:right="227"/>
-              <w:rPr>
-                <w:sz w:val="22"/>
-              </w:rPr>
-            </w:pPr>
-            <w:r>
-              <w:rPr>
-                <w:w w:val="110"/>
-                <w:sz w:val="22"/>
-              </w:rPr>
-              <w:t>Add associations that </w:t>
-            </w:r>
-            <w:r>
-              <w:rPr>
-                <w:sz w:val="22"/>
-              </w:rPr>
-              <w:t>show what a Commercial member can do opposed </w:t>
-            </w:r>
-            <w:r>
-              <w:rPr>
-                <w:w w:val="110"/>
-                <w:sz w:val="22"/>
-              </w:rPr>
-              <w:t>to a non-commercial </w:t>
-            </w:r>
-            <w:r>
-              <w:rPr>
-                <w:spacing w:val="-2"/>
-                <w:w w:val="110"/>
-                <w:sz w:val="22"/>
+            </w:pPr>
+            <w:r>
+              <w:rPr>
+                <w:w w:val="110"/>
+              </w:rPr>
+              <w:t xml:space="preserve">Add associations that </w:t>
+            </w:r>
+            <w:r>
+              <w:t xml:space="preserve">show what a Commercial member can do opposed </w:t>
+            </w:r>
+            <w:r>
+              <w:rPr>
+                <w:w w:val="110"/>
+              </w:rPr>
+              <w:t xml:space="preserve">to a non-commercial </w:t>
+            </w:r>
+            <w:r>
+              <w:rPr>
+                <w:spacing w:val="-2"/>
+                <w:w w:val="110"/>
               </w:rPr>
               <w:t>member.</w:t>
             </w:r>
@@ -3619,53 +3165,37 @@
               <w:pStyle w:val="TableParagraph"/>
               <w:spacing w:line="249" w:lineRule="exact"/>
               <w:ind w:left="112"/>
-              <w:rPr>
-                <w:sz w:val="22"/>
-              </w:rPr>
-            </w:pPr>
-            <w:r>
-              <w:rPr>
-                <w:sz w:val="22"/>
-              </w:rPr>
+            </w:pPr>
+            <w:r>
               <w:t>Same</w:t>
             </w:r>
             <w:r>
               <w:rPr>
                 <w:spacing w:val="25"/>
-                <w:sz w:val="22"/>
-              </w:rPr>
-              <w:t> </w:t>
-            </w:r>
-            <w:r>
-              <w:rPr>
-                <w:sz w:val="22"/>
-              </w:rPr>
+              </w:rPr>
+              <w:t xml:space="preserve"> </w:t>
+            </w:r>
+            <w:r>
               <w:t>with</w:t>
             </w:r>
             <w:r>
               <w:rPr>
                 <w:spacing w:val="23"/>
-                <w:sz w:val="22"/>
-              </w:rPr>
-              <w:t> </w:t>
-            </w:r>
-            <w:r>
-              <w:rPr>
-                <w:sz w:val="22"/>
-              </w:rPr>
+              </w:rPr>
+              <w:t xml:space="preserve"> </w:t>
+            </w:r>
+            <w:r>
               <w:t>Guest</w:t>
             </w:r>
             <w:r>
               <w:rPr>
                 <w:spacing w:val="23"/>
-                <w:sz w:val="22"/>
-              </w:rPr>
-              <w:t> </w:t>
+              </w:rPr>
+              <w:t xml:space="preserve"> </w:t>
             </w:r>
             <w:r>
               <w:rPr>
                 <w:spacing w:val="-4"/>
-                <w:sz w:val="22"/>
               </w:rPr>
               <w:t>User.</w:t>
             </w:r>
@@ -3674,7 +3204,7 @@
       </w:tr>
       <w:tr>
         <w:trPr>
-          <w:trHeight w:val="1075" w:hRule="atLeast"/>
+          <w:trHeight w:val="1075"/>
         </w:trPr>
         <w:tc>
           <w:tcPr>
@@ -3683,15 +3213,11 @@
           <w:p>
             <w:pPr>
               <w:pStyle w:val="TableParagraph"/>
-              <w:rPr>
-                <w:sz w:val="22"/>
-              </w:rPr>
             </w:pPr>
             <w:r>
               <w:rPr>
                 <w:spacing w:val="-10"/>
                 <w:w w:val="105"/>
-                <w:sz w:val="22"/>
               </w:rPr>
               <w:t>3</w:t>
             </w:r>
@@ -3704,17 +3230,13 @@
           <w:p>
             <w:pPr>
               <w:pStyle w:val="TableParagraph"/>
-              <w:spacing w:line="237" w:lineRule="auto" w:before="2"/>
+              <w:spacing w:before="2" w:line="237" w:lineRule="auto"/>
               <w:ind w:right="463"/>
-              <w:rPr>
-                <w:sz w:val="22"/>
-              </w:rPr>
             </w:pPr>
             <w:r>
               <w:rPr>
                 <w:spacing w:val="-4"/>
                 <w:w w:val="110"/>
-                <w:sz w:val="22"/>
               </w:rPr>
               <w:t>High</w:t>
             </w:r>
@@ -3722,23 +3244,20 @@
               <w:rPr>
                 <w:spacing w:val="-12"/>
                 <w:w w:val="110"/>
-                <w:sz w:val="22"/>
-              </w:rPr>
-              <w:t> </w:t>
+              </w:rPr>
+              <w:t xml:space="preserve"> </w:t>
             </w:r>
             <w:r>
               <w:rPr>
                 <w:spacing w:val="-4"/>
                 <w:w w:val="110"/>
-                <w:sz w:val="22"/>
-              </w:rPr>
-              <w:t>Level </w:t>
-            </w:r>
-            <w:r>
-              <w:rPr>
-                <w:spacing w:val="-2"/>
-                <w:w w:val="110"/>
-                <w:sz w:val="22"/>
+              </w:rPr>
+              <w:t xml:space="preserve">Level </w:t>
+            </w:r>
+            <w:r>
+              <w:rPr>
+                <w:spacing w:val="-2"/>
+                <w:w w:val="110"/>
               </w:rPr>
               <w:t>Design</w:t>
             </w:r>
@@ -3747,27 +3266,19 @@
             <w:pPr>
               <w:pStyle w:val="TableParagraph"/>
               <w:spacing w:before="1"/>
-              <w:rPr>
-                <w:sz w:val="22"/>
-              </w:rPr>
-            </w:pPr>
-            <w:r>
-              <w:rPr>
-                <w:sz w:val="22"/>
-              </w:rPr>
+            </w:pPr>
+            <w:r>
               <w:t>/p.</w:t>
             </w:r>
             <w:r>
               <w:rPr>
                 <w:spacing w:val="-9"/>
-                <w:sz w:val="22"/>
-              </w:rPr>
-              <w:t> </w:t>
+              </w:rPr>
+              <w:t xml:space="preserve"> </w:t>
             </w:r>
             <w:r>
               <w:rPr>
                 <w:spacing w:val="-5"/>
-                <w:sz w:val="22"/>
               </w:rPr>
               <w:t>38</w:t>
             </w:r>
@@ -3781,14 +3292,10 @@
             <w:pPr>
               <w:pStyle w:val="TableParagraph"/>
               <w:ind w:left="111"/>
-              <w:rPr>
-                <w:sz w:val="22"/>
-              </w:rPr>
-            </w:pPr>
-            <w:r>
-              <w:rPr>
-                <w:spacing w:val="-2"/>
-                <w:sz w:val="22"/>
+            </w:pPr>
+            <w:r>
+              <w:rPr>
+                <w:spacing w:val="-2"/>
               </w:rPr>
               <w:t>Viktor</w:t>
             </w:r>
@@ -3802,14 +3309,10 @@
             <w:pPr>
               <w:pStyle w:val="TableParagraph"/>
               <w:ind w:left="111" w:right="450"/>
-              <w:rPr>
-                <w:sz w:val="22"/>
-              </w:rPr>
-            </w:pPr>
-            <w:r>
-              <w:rPr>
-                <w:w w:val="105"/>
-                <w:sz w:val="22"/>
+            </w:pPr>
+            <w:r>
+              <w:rPr>
+                <w:w w:val="105"/>
               </w:rPr>
               <w:t>Inconsistency</w:t>
             </w:r>
@@ -3817,14 +3320,12 @@
               <w:rPr>
                 <w:spacing w:val="-5"/>
                 <w:w w:val="105"/>
-                <w:sz w:val="22"/>
-              </w:rPr>
-              <w:t> </w:t>
-            </w:r>
-            <w:r>
-              <w:rPr>
-                <w:w w:val="105"/>
-                <w:sz w:val="22"/>
+              </w:rPr>
+              <w:t xml:space="preserve"> </w:t>
+            </w:r>
+            <w:r>
+              <w:rPr>
+                <w:w w:val="105"/>
               </w:rPr>
               <w:t>between team’s</w:t>
             </w:r>
@@ -3832,22 +3333,19 @@
               <w:rPr>
                 <w:spacing w:val="-9"/>
                 <w:w w:val="105"/>
-                <w:sz w:val="22"/>
-              </w:rPr>
-              <w:t> </w:t>
-            </w:r>
-            <w:r>
-              <w:rPr>
-                <w:w w:val="105"/>
-                <w:sz w:val="22"/>
-              </w:rPr>
-              <w:t>component </w:t>
-            </w:r>
-            <w:r>
-              <w:rPr>
-                <w:spacing w:val="-2"/>
-                <w:w w:val="105"/>
-                <w:sz w:val="22"/>
+              </w:rPr>
+              <w:t xml:space="preserve"> </w:t>
+            </w:r>
+            <w:r>
+              <w:rPr>
+                <w:w w:val="105"/>
+              </w:rPr>
+              <w:t xml:space="preserve">component </w:t>
+            </w:r>
+            <w:r>
+              <w:rPr>
+                <w:spacing w:val="-2"/>
+                <w:w w:val="105"/>
               </w:rPr>
               <w:t>diagram</w:t>
             </w:r>
@@ -3861,14 +3359,10 @@
             <w:pPr>
               <w:pStyle w:val="TableParagraph"/>
               <w:ind w:left="112"/>
-              <w:rPr>
-                <w:sz w:val="22"/>
-              </w:rPr>
-            </w:pPr>
-            <w:r>
-              <w:rPr>
-                <w:w w:val="105"/>
-                <w:sz w:val="22"/>
+            </w:pPr>
+            <w:r>
+              <w:rPr>
+                <w:w w:val="105"/>
               </w:rPr>
               <w:t>Remove</w:t>
             </w:r>
@@ -3876,22 +3370,19 @@
               <w:rPr>
                 <w:spacing w:val="-5"/>
                 <w:w w:val="105"/>
-                <w:sz w:val="22"/>
-              </w:rPr>
-              <w:t> </w:t>
-            </w:r>
-            <w:r>
-              <w:rPr>
-                <w:w w:val="105"/>
-                <w:sz w:val="22"/>
-              </w:rPr>
-              <w:t>additional </w:t>
-            </w:r>
-            <w:r>
-              <w:rPr>
-                <w:spacing w:val="-2"/>
-                <w:w w:val="105"/>
-                <w:sz w:val="22"/>
+              </w:rPr>
+              <w:t xml:space="preserve"> </w:t>
+            </w:r>
+            <w:r>
+              <w:rPr>
+                <w:w w:val="105"/>
+              </w:rPr>
+              <w:t xml:space="preserve">additional </w:t>
+            </w:r>
+            <w:r>
+              <w:rPr>
+                <w:spacing w:val="-2"/>
+                <w:w w:val="105"/>
               </w:rPr>
               <w:t>onlineOrderAPI</w:t>
             </w:r>
@@ -3899,22 +3390,19 @@
               <w:rPr>
                 <w:spacing w:val="-5"/>
                 <w:w w:val="105"/>
-                <w:sz w:val="22"/>
-              </w:rPr>
-              <w:t> </w:t>
-            </w:r>
-            <w:r>
-              <w:rPr>
-                <w:spacing w:val="-2"/>
-                <w:w w:val="105"/>
-                <w:sz w:val="22"/>
-              </w:rPr>
-              <w:t>interface, </w:t>
-            </w:r>
-            <w:r>
-              <w:rPr>
-                <w:w w:val="105"/>
-                <w:sz w:val="22"/>
+              </w:rPr>
+              <w:t xml:space="preserve"> </w:t>
+            </w:r>
+            <w:r>
+              <w:rPr>
+                <w:spacing w:val="-2"/>
+                <w:w w:val="105"/>
+              </w:rPr>
+              <w:t xml:space="preserve">interface, </w:t>
+            </w:r>
+            <w:r>
+              <w:rPr>
+                <w:w w:val="105"/>
               </w:rPr>
               <w:t>which is not necessarily</w:t>
             </w:r>
@@ -3924,27 +3412,19 @@
               <w:pStyle w:val="TableParagraph"/>
               <w:spacing w:line="249" w:lineRule="exact"/>
               <w:ind w:left="112"/>
-              <w:rPr>
-                <w:sz w:val="22"/>
-              </w:rPr>
-            </w:pPr>
-            <w:r>
-              <w:rPr>
-                <w:sz w:val="22"/>
-              </w:rPr>
+            </w:pPr>
+            <w:r>
               <w:t>required</w:t>
             </w:r>
             <w:r>
               <w:rPr>
                 <w:spacing w:val="17"/>
-                <w:sz w:val="22"/>
-              </w:rPr>
-              <w:t> </w:t>
+              </w:rPr>
+              <w:t xml:space="preserve"> </w:t>
             </w:r>
             <w:r>
               <w:rPr>
                 <w:spacing w:val="-10"/>
-                <w:sz w:val="22"/>
               </w:rPr>
               <w:t>.</w:t>
             </w:r>
@@ -3953,7 +3433,7 @@
       </w:tr>
       <w:tr>
         <w:trPr>
-          <w:trHeight w:val="1340" w:hRule="atLeast"/>
+          <w:trHeight w:val="1340"/>
         </w:trPr>
         <w:tc>
           <w:tcPr>
@@ -3963,15 +3443,11 @@
             <w:pPr>
               <w:pStyle w:val="TableParagraph"/>
               <w:spacing w:line="264" w:lineRule="exact"/>
-              <w:rPr>
-                <w:sz w:val="22"/>
-              </w:rPr>
             </w:pPr>
             <w:r>
               <w:rPr>
                 <w:spacing w:val="-10"/>
                 <w:w w:val="105"/>
-                <w:sz w:val="22"/>
               </w:rPr>
               <w:t>4</w:t>
             </w:r>
@@ -3986,15 +3462,11 @@
               <w:pStyle w:val="TableParagraph"/>
               <w:spacing w:line="242" w:lineRule="auto"/>
               <w:ind w:right="463"/>
-              <w:rPr>
-                <w:sz w:val="22"/>
-              </w:rPr>
             </w:pPr>
             <w:r>
               <w:rPr>
                 <w:spacing w:val="-4"/>
                 <w:w w:val="110"/>
-                <w:sz w:val="22"/>
               </w:rPr>
               <w:t>High</w:t>
             </w:r>
@@ -4002,23 +3474,20 @@
               <w:rPr>
                 <w:spacing w:val="-12"/>
                 <w:w w:val="110"/>
-                <w:sz w:val="22"/>
-              </w:rPr>
-              <w:t> </w:t>
+              </w:rPr>
+              <w:t xml:space="preserve"> </w:t>
             </w:r>
             <w:r>
               <w:rPr>
                 <w:spacing w:val="-4"/>
                 <w:w w:val="110"/>
-                <w:sz w:val="22"/>
-              </w:rPr>
-              <w:t>Level </w:t>
-            </w:r>
-            <w:r>
-              <w:rPr>
-                <w:spacing w:val="-2"/>
-                <w:w w:val="110"/>
-                <w:sz w:val="22"/>
+              </w:rPr>
+              <w:t xml:space="preserve">Level </w:t>
+            </w:r>
+            <w:r>
+              <w:rPr>
+                <w:spacing w:val="-2"/>
+                <w:w w:val="110"/>
               </w:rPr>
               <w:t>Design</w:t>
             </w:r>
@@ -4027,27 +3496,19 @@
             <w:pPr>
               <w:pStyle w:val="TableParagraph"/>
               <w:spacing w:line="266" w:lineRule="exact"/>
-              <w:rPr>
-                <w:sz w:val="22"/>
-              </w:rPr>
-            </w:pPr>
-            <w:r>
-              <w:rPr>
-                <w:sz w:val="22"/>
-              </w:rPr>
+            </w:pPr>
+            <w:r>
               <w:t>/p.</w:t>
             </w:r>
             <w:r>
               <w:rPr>
                 <w:spacing w:val="-9"/>
-                <w:sz w:val="22"/>
-              </w:rPr>
-              <w:t> </w:t>
+              </w:rPr>
+              <w:t xml:space="preserve"> </w:t>
             </w:r>
             <w:r>
               <w:rPr>
                 <w:spacing w:val="-5"/>
-                <w:sz w:val="22"/>
               </w:rPr>
               <w:t>38</w:t>
             </w:r>
@@ -4062,15 +3523,11 @@
               <w:pStyle w:val="TableParagraph"/>
               <w:spacing w:line="264" w:lineRule="exact"/>
               <w:ind w:left="111"/>
-              <w:rPr>
-                <w:sz w:val="22"/>
-              </w:rPr>
-            </w:pPr>
-            <w:r>
-              <w:rPr>
-                <w:spacing w:val="-2"/>
-                <w:w w:val="110"/>
-                <w:sz w:val="22"/>
+            </w:pPr>
+            <w:r>
+              <w:rPr>
+                <w:spacing w:val="-2"/>
+                <w:w w:val="110"/>
               </w:rPr>
               <w:t>Jagdish</w:t>
             </w:r>
@@ -4085,14 +3542,10 @@
               <w:pStyle w:val="TableParagraph"/>
               <w:spacing w:line="242" w:lineRule="auto"/>
               <w:ind w:left="111" w:right="144"/>
-              <w:rPr>
-                <w:sz w:val="22"/>
-              </w:rPr>
-            </w:pPr>
-            <w:r>
-              <w:rPr>
-                <w:w w:val="105"/>
-                <w:sz w:val="22"/>
+            </w:pPr>
+            <w:r>
+              <w:rPr>
+                <w:w w:val="105"/>
               </w:rPr>
               <w:t>No note explaining additional</w:t>
             </w:r>
@@ -4100,22 +3553,19 @@
               <w:rPr>
                 <w:spacing w:val="-14"/>
                 <w:w w:val="105"/>
-                <w:sz w:val="22"/>
-              </w:rPr>
-              <w:t> </w:t>
-            </w:r>
-            <w:r>
-              <w:rPr>
-                <w:w w:val="105"/>
-                <w:sz w:val="22"/>
-              </w:rPr>
-              <w:t>OnlineOrderAPI in component or class </w:t>
-            </w:r>
-            <w:r>
-              <w:rPr>
-                <w:spacing w:val="-2"/>
-                <w:w w:val="105"/>
-                <w:sz w:val="22"/>
+              </w:rPr>
+              <w:t xml:space="preserve"> </w:t>
+            </w:r>
+            <w:r>
+              <w:rPr>
+                <w:w w:val="105"/>
+              </w:rPr>
+              <w:t xml:space="preserve">OnlineOrderAPI in component or class </w:t>
+            </w:r>
+            <w:r>
+              <w:rPr>
+                <w:spacing w:val="-2"/>
+                <w:w w:val="105"/>
               </w:rPr>
               <w:t>diagram.</w:t>
             </w:r>
@@ -4130,22 +3580,17 @@
               <w:pStyle w:val="TableParagraph"/>
               <w:spacing w:line="242" w:lineRule="auto"/>
               <w:ind w:left="112" w:right="227"/>
-              <w:rPr>
-                <w:sz w:val="22"/>
-              </w:rPr>
-            </w:pPr>
-            <w:r>
-              <w:rPr>
-                <w:w w:val="105"/>
-                <w:sz w:val="22"/>
-              </w:rPr>
-              <w:t>Add a comment/note which explains the extra addition of the </w:t>
-            </w:r>
-            <w:r>
-              <w:rPr>
-                <w:spacing w:val="-2"/>
-                <w:w w:val="105"/>
-                <w:sz w:val="22"/>
+            </w:pPr>
+            <w:r>
+              <w:rPr>
+                <w:w w:val="105"/>
+              </w:rPr>
+              <w:t xml:space="preserve">Add a comment/note which explains the extra addition of the </w:t>
+            </w:r>
+            <w:r>
+              <w:rPr>
+                <w:spacing w:val="-2"/>
+                <w:w w:val="105"/>
               </w:rPr>
               <w:t>onlineOrderAPI</w:t>
             </w:r>
@@ -4153,15 +3598,13 @@
               <w:rPr>
                 <w:spacing w:val="-9"/>
                 <w:w w:val="105"/>
-                <w:sz w:val="22"/>
-              </w:rPr>
-              <w:t> </w:t>
-            </w:r>
-            <w:r>
-              <w:rPr>
-                <w:spacing w:val="-2"/>
-                <w:w w:val="105"/>
-                <w:sz w:val="22"/>
+              </w:rPr>
+              <w:t xml:space="preserve"> </w:t>
+            </w:r>
+            <w:r>
+              <w:rPr>
+                <w:spacing w:val="-2"/>
+                <w:w w:val="105"/>
               </w:rPr>
               <w:t>interface</w:t>
             </w:r>
@@ -4171,14 +3614,10 @@
               <w:pStyle w:val="TableParagraph"/>
               <w:spacing w:line="240" w:lineRule="exact"/>
               <w:ind w:left="112"/>
-              <w:rPr>
-                <w:sz w:val="22"/>
-              </w:rPr>
-            </w:pPr>
-            <w:r>
-              <w:rPr>
-                <w:w w:val="105"/>
-                <w:sz w:val="22"/>
+            </w:pPr>
+            <w:r>
+              <w:rPr>
+                <w:w w:val="105"/>
               </w:rPr>
               <w:t>and</w:t>
             </w:r>
@@ -4186,14 +3625,12 @@
               <w:rPr>
                 <w:spacing w:val="-12"/>
                 <w:w w:val="105"/>
-                <w:sz w:val="22"/>
-              </w:rPr>
-              <w:t> </w:t>
-            </w:r>
-            <w:r>
-              <w:rPr>
-                <w:w w:val="105"/>
-                <w:sz w:val="22"/>
+              </w:rPr>
+              <w:t xml:space="preserve"> </w:t>
+            </w:r>
+            <w:r>
+              <w:rPr>
+                <w:w w:val="105"/>
               </w:rPr>
               <w:t>why</w:t>
             </w:r>
@@ -4201,14 +3638,12 @@
               <w:rPr>
                 <w:spacing w:val="-12"/>
                 <w:w w:val="105"/>
-                <w:sz w:val="22"/>
-              </w:rPr>
-              <w:t> </w:t>
-            </w:r>
-            <w:r>
-              <w:rPr>
-                <w:w w:val="105"/>
-                <w:sz w:val="22"/>
+              </w:rPr>
+              <w:t xml:space="preserve"> </w:t>
+            </w:r>
+            <w:r>
+              <w:rPr>
+                <w:w w:val="105"/>
               </w:rPr>
               <w:t>it</w:t>
             </w:r>
@@ -4216,14 +3651,12 @@
               <w:rPr>
                 <w:spacing w:val="-13"/>
                 <w:w w:val="105"/>
-                <w:sz w:val="22"/>
-              </w:rPr>
-              <w:t> </w:t>
-            </w:r>
-            <w:r>
-              <w:rPr>
-                <w:w w:val="105"/>
-                <w:sz w:val="22"/>
+              </w:rPr>
+              <w:t xml:space="preserve"> </w:t>
+            </w:r>
+            <w:r>
+              <w:rPr>
+                <w:w w:val="105"/>
               </w:rPr>
               <w:t>may</w:t>
             </w:r>
@@ -4231,14 +3664,12 @@
               <w:rPr>
                 <w:spacing w:val="-12"/>
                 <w:w w:val="105"/>
-                <w:sz w:val="22"/>
-              </w:rPr>
-              <w:t> </w:t>
-            </w:r>
-            <w:r>
-              <w:rPr>
-                <w:w w:val="105"/>
-                <w:sz w:val="22"/>
+              </w:rPr>
+              <w:t xml:space="preserve"> </w:t>
+            </w:r>
+            <w:r>
+              <w:rPr>
+                <w:w w:val="105"/>
               </w:rPr>
               <w:t>be</w:t>
             </w:r>
@@ -4246,15 +3677,13 @@
               <w:rPr>
                 <w:spacing w:val="-13"/>
                 <w:w w:val="105"/>
-                <w:sz w:val="22"/>
-              </w:rPr>
-              <w:t> </w:t>
-            </w:r>
-            <w:r>
-              <w:rPr>
-                <w:spacing w:val="-2"/>
-                <w:w w:val="105"/>
-                <w:sz w:val="22"/>
+              </w:rPr>
+              <w:t xml:space="preserve"> </w:t>
+            </w:r>
+            <w:r>
+              <w:rPr>
+                <w:spacing w:val="-2"/>
+                <w:w w:val="105"/>
               </w:rPr>
               <w:t>needed.</w:t>
             </w:r>
@@ -4263,7 +3692,7 @@
       </w:tr>
       <w:tr>
         <w:trPr>
-          <w:trHeight w:val="805" w:hRule="atLeast"/>
+          <w:trHeight w:val="805"/>
         </w:trPr>
         <w:tc>
           <w:tcPr>
@@ -4272,15 +3701,11 @@
           <w:p>
             <w:pPr>
               <w:pStyle w:val="TableParagraph"/>
-              <w:rPr>
-                <w:sz w:val="22"/>
-              </w:rPr>
             </w:pPr>
             <w:r>
               <w:rPr>
                 <w:spacing w:val="-10"/>
                 <w:w w:val="105"/>
-                <w:sz w:val="22"/>
               </w:rPr>
               <w:t>5</w:t>
             </w:r>
@@ -4293,15 +3718,11 @@
           <w:p>
             <w:pPr>
               <w:pStyle w:val="TableParagraph"/>
-              <w:rPr>
-                <w:sz w:val="22"/>
-              </w:rPr>
-            </w:pPr>
-            <w:r>
-              <w:rPr>
-                <w:spacing w:val="-2"/>
-                <w:w w:val="105"/>
-                <w:sz w:val="22"/>
+            </w:pPr>
+            <w:r>
+              <w:rPr>
+                <w:spacing w:val="-2"/>
+                <w:w w:val="105"/>
               </w:rPr>
               <w:t>Testing</w:t>
             </w:r>
@@ -4310,15 +3731,11 @@
             <w:pPr>
               <w:pStyle w:val="TableParagraph"/>
               <w:spacing w:before="2"/>
-              <w:rPr>
-                <w:sz w:val="22"/>
-              </w:rPr>
-            </w:pPr>
-            <w:r>
-              <w:rPr>
-                <w:spacing w:val="-2"/>
-                <w:w w:val="105"/>
-                <w:sz w:val="22"/>
+            </w:pPr>
+            <w:r>
+              <w:rPr>
+                <w:spacing w:val="-2"/>
+                <w:w w:val="105"/>
               </w:rPr>
               <w:t>/p.43</w:t>
             </w:r>
@@ -4332,14 +3749,10 @@
             <w:pPr>
               <w:pStyle w:val="TableParagraph"/>
               <w:ind w:left="111"/>
-              <w:rPr>
-                <w:sz w:val="22"/>
-              </w:rPr>
-            </w:pPr>
-            <w:r>
-              <w:rPr>
-                <w:spacing w:val="-2"/>
-                <w:sz w:val="22"/>
+            </w:pPr>
+            <w:r>
+              <w:rPr>
+                <w:spacing w:val="-2"/>
               </w:rPr>
               <w:t>Viktor</w:t>
             </w:r>
@@ -4353,15 +3766,11 @@
             <w:pPr>
               <w:pStyle w:val="TableParagraph"/>
               <w:ind w:left="111"/>
-              <w:rPr>
-                <w:sz w:val="22"/>
-              </w:rPr>
-            </w:pPr>
-            <w:r>
-              <w:rPr>
-                <w:spacing w:val="-2"/>
-                <w:w w:val="110"/>
-                <w:sz w:val="22"/>
+            </w:pPr>
+            <w:r>
+              <w:rPr>
+                <w:spacing w:val="-2"/>
+                <w:w w:val="110"/>
               </w:rPr>
               <w:t>sendEmail</w:t>
             </w:r>
@@ -4369,15 +3778,13 @@
               <w:rPr>
                 <w:spacing w:val="-13"/>
                 <w:w w:val="110"/>
-                <w:sz w:val="22"/>
-              </w:rPr>
-              <w:t> </w:t>
-            </w:r>
-            <w:r>
-              <w:rPr>
-                <w:spacing w:val="-2"/>
-                <w:w w:val="110"/>
-                <w:sz w:val="22"/>
+              </w:rPr>
+              <w:t xml:space="preserve"> </w:t>
+            </w:r>
+            <w:r>
+              <w:rPr>
+                <w:spacing w:val="-2"/>
+                <w:w w:val="110"/>
               </w:rPr>
               <w:t>API</w:t>
             </w:r>
@@ -4385,15 +3792,13 @@
               <w:rPr>
                 <w:spacing w:val="-13"/>
                 <w:w w:val="110"/>
-                <w:sz w:val="22"/>
-              </w:rPr>
-              <w:t> </w:t>
-            </w:r>
-            <w:r>
-              <w:rPr>
-                <w:spacing w:val="-2"/>
-                <w:w w:val="110"/>
-                <w:sz w:val="22"/>
+              </w:rPr>
+              <w:t xml:space="preserve"> </w:t>
+            </w:r>
+            <w:r>
+              <w:rPr>
+                <w:spacing w:val="-2"/>
+                <w:w w:val="110"/>
               </w:rPr>
               <w:t>has</w:t>
             </w:r>
@@ -4401,31 +3806,21 @@
               <w:rPr>
                 <w:spacing w:val="-12"/>
                 <w:w w:val="110"/>
-                <w:sz w:val="22"/>
-              </w:rPr>
-              <w:t> </w:t>
-            </w:r>
-            <w:r>
-              <w:rPr>
-                <w:spacing w:val="-2"/>
-                <w:w w:val="110"/>
-                <w:sz w:val="22"/>
-              </w:rPr>
-              <w:t>a </w:t>
-            </w:r>
-            <w:r>
-              <w:rPr>
-                <w:w w:val="110"/>
-                <w:sz w:val="22"/>
-              </w:rPr>
-              <w:t>parameter</w:t>
-            </w:r>
-            <w:r>
-              <w:rPr>
-                <w:w w:val="110"/>
-                <w:sz w:val="22"/>
-              </w:rPr>
-              <w:t> “to”</w:t>
+              </w:rPr>
+              <w:t xml:space="preserve"> </w:t>
+            </w:r>
+            <w:r>
+              <w:rPr>
+                <w:spacing w:val="-2"/>
+                <w:w w:val="110"/>
+              </w:rPr>
+              <w:t xml:space="preserve">a </w:t>
+            </w:r>
+            <w:r>
+              <w:rPr>
+                <w:w w:val="110"/>
+              </w:rPr>
+              <w:t>parameter “to”</w:t>
             </w:r>
           </w:p>
         </w:tc>
@@ -4437,14 +3832,10 @@
             <w:pPr>
               <w:pStyle w:val="TableParagraph"/>
               <w:ind w:left="112"/>
-              <w:rPr>
-                <w:sz w:val="22"/>
-              </w:rPr>
-            </w:pPr>
-            <w:r>
-              <w:rPr>
-                <w:w w:val="105"/>
-                <w:sz w:val="22"/>
+            </w:pPr>
+            <w:r>
+              <w:rPr>
+                <w:w w:val="105"/>
               </w:rPr>
               <w:t>Change</w:t>
             </w:r>
@@ -4452,14 +3843,12 @@
               <w:rPr>
                 <w:spacing w:val="-14"/>
                 <w:w w:val="105"/>
-                <w:sz w:val="22"/>
-              </w:rPr>
-              <w:t> </w:t>
-            </w:r>
-            <w:r>
-              <w:rPr>
-                <w:w w:val="105"/>
-                <w:sz w:val="22"/>
+              </w:rPr>
+              <w:t xml:space="preserve"> </w:t>
+            </w:r>
+            <w:r>
+              <w:rPr>
+                <w:w w:val="105"/>
               </w:rPr>
               <w:t>to</w:t>
             </w:r>
@@ -4467,14 +3856,12 @@
               <w:rPr>
                 <w:spacing w:val="-19"/>
                 <w:w w:val="105"/>
-                <w:sz w:val="22"/>
-              </w:rPr>
-              <w:t> </w:t>
-            </w:r>
-            <w:r>
-              <w:rPr>
-                <w:w w:val="105"/>
-                <w:sz w:val="22"/>
+              </w:rPr>
+              <w:t xml:space="preserve"> </w:t>
+            </w:r>
+            <w:r>
+              <w:rPr>
+                <w:w w:val="105"/>
               </w:rPr>
               <w:t>“recipient”</w:t>
             </w:r>
@@ -4482,14 +3869,12 @@
               <w:rPr>
                 <w:spacing w:val="-18"/>
                 <w:w w:val="105"/>
-                <w:sz w:val="22"/>
-              </w:rPr>
-              <w:t> </w:t>
-            </w:r>
-            <w:r>
-              <w:rPr>
-                <w:w w:val="105"/>
-                <w:sz w:val="22"/>
+              </w:rPr>
+              <w:t xml:space="preserve"> </w:t>
+            </w:r>
+            <w:r>
+              <w:rPr>
+                <w:w w:val="105"/>
               </w:rPr>
               <w:t>or “email”</w:t>
             </w:r>
@@ -4497,14 +3882,12 @@
               <w:rPr>
                 <w:spacing w:val="-8"/>
                 <w:w w:val="105"/>
-                <w:sz w:val="22"/>
-              </w:rPr>
-              <w:t> </w:t>
-            </w:r>
-            <w:r>
-              <w:rPr>
-                <w:w w:val="105"/>
-                <w:sz w:val="22"/>
+              </w:rPr>
+              <w:t xml:space="preserve"> </w:t>
+            </w:r>
+            <w:r>
+              <w:rPr>
+                <w:w w:val="105"/>
               </w:rPr>
               <w:t>because</w:t>
             </w:r>
@@ -4512,14 +3895,12 @@
               <w:rPr>
                 <w:spacing w:val="47"/>
                 <w:w w:val="105"/>
-                <w:sz w:val="22"/>
-              </w:rPr>
-              <w:t> </w:t>
-            </w:r>
-            <w:r>
-              <w:rPr>
-                <w:w w:val="105"/>
-                <w:sz w:val="22"/>
+              </w:rPr>
+              <w:t xml:space="preserve"> </w:t>
+            </w:r>
+            <w:r>
+              <w:rPr>
+                <w:w w:val="105"/>
               </w:rPr>
               <w:t>“to”</w:t>
             </w:r>
@@ -4527,15 +3908,13 @@
               <w:rPr>
                 <w:spacing w:val="-7"/>
                 <w:w w:val="105"/>
-                <w:sz w:val="22"/>
-              </w:rPr>
-              <w:t> </w:t>
+              </w:rPr>
+              <w:t xml:space="preserve"> </w:t>
             </w:r>
             <w:r>
               <w:rPr>
                 <w:spacing w:val="-5"/>
                 <w:w w:val="105"/>
-                <w:sz w:val="22"/>
               </w:rPr>
               <w:t>is</w:t>
             </w:r>
@@ -4545,15 +3924,11 @@
               <w:pStyle w:val="TableParagraph"/>
               <w:spacing w:line="248" w:lineRule="exact"/>
               <w:ind w:left="112"/>
-              <w:rPr>
-                <w:sz w:val="22"/>
-              </w:rPr>
-            </w:pPr>
-            <w:r>
-              <w:rPr>
-                <w:spacing w:val="-2"/>
-                <w:w w:val="110"/>
-                <w:sz w:val="22"/>
+            </w:pPr>
+            <w:r>
+              <w:rPr>
+                <w:spacing w:val="-2"/>
+                <w:w w:val="110"/>
               </w:rPr>
               <w:t>unclear.</w:t>
             </w:r>
@@ -4562,7 +3937,7 @@
       </w:tr>
       <w:tr>
         <w:trPr>
-          <w:trHeight w:val="1880" w:hRule="atLeast"/>
+          <w:trHeight w:val="1880"/>
         </w:trPr>
         <w:tc>
           <w:tcPr>
@@ -4571,15 +3946,11 @@
           <w:p>
             <w:pPr>
               <w:pStyle w:val="TableParagraph"/>
-              <w:rPr>
-                <w:sz w:val="22"/>
-              </w:rPr>
             </w:pPr>
             <w:r>
               <w:rPr>
                 <w:spacing w:val="-10"/>
                 <w:w w:val="105"/>
-                <w:sz w:val="22"/>
               </w:rPr>
               <w:t>6</w:t>
             </w:r>
@@ -4593,15 +3964,11 @@
             <w:pPr>
               <w:pStyle w:val="TableParagraph"/>
               <w:ind w:right="648"/>
-              <w:rPr>
-                <w:sz w:val="22"/>
-              </w:rPr>
-            </w:pPr>
-            <w:r>
-              <w:rPr>
-                <w:spacing w:val="-2"/>
-                <w:w w:val="105"/>
-                <w:sz w:val="22"/>
+            </w:pPr>
+            <w:r>
+              <w:rPr>
+                <w:spacing w:val="-2"/>
+                <w:w w:val="105"/>
               </w:rPr>
               <w:t>Design Diagram Testing</w:t>
             </w:r>
@@ -4610,15 +3977,11 @@
             <w:pPr>
               <w:pStyle w:val="TableParagraph"/>
               <w:spacing w:line="268" w:lineRule="exact"/>
-              <w:rPr>
-                <w:sz w:val="22"/>
-              </w:rPr>
-            </w:pPr>
-            <w:r>
-              <w:rPr>
-                <w:spacing w:val="-2"/>
-                <w:w w:val="105"/>
-                <w:sz w:val="22"/>
+            </w:pPr>
+            <w:r>
+              <w:rPr>
+                <w:spacing w:val="-2"/>
+                <w:w w:val="105"/>
               </w:rPr>
               <w:t>/p.38,p.45</w:t>
             </w:r>
@@ -4632,14 +3995,10 @@
             <w:pPr>
               <w:pStyle w:val="TableParagraph"/>
               <w:ind w:left="111"/>
-              <w:rPr>
-                <w:sz w:val="22"/>
-              </w:rPr>
-            </w:pPr>
-            <w:r>
-              <w:rPr>
-                <w:spacing w:val="-2"/>
-                <w:sz w:val="22"/>
+            </w:pPr>
+            <w:r>
+              <w:rPr>
+                <w:spacing w:val="-2"/>
               </w:rPr>
               <w:t>Viktor</w:t>
             </w:r>
@@ -4653,14 +4012,10 @@
             <w:pPr>
               <w:pStyle w:val="TableParagraph"/>
               <w:ind w:left="111" w:right="450"/>
-              <w:rPr>
-                <w:sz w:val="22"/>
-              </w:rPr>
-            </w:pPr>
-            <w:r>
-              <w:rPr>
-                <w:w w:val="105"/>
-                <w:sz w:val="22"/>
+            </w:pPr>
+            <w:r>
+              <w:rPr>
+                <w:w w:val="105"/>
               </w:rPr>
               <w:t>Inconsistency</w:t>
             </w:r>
@@ -4668,22 +4023,19 @@
               <w:rPr>
                 <w:spacing w:val="-5"/>
                 <w:w w:val="105"/>
-                <w:sz w:val="22"/>
-              </w:rPr>
-              <w:t> </w:t>
-            </w:r>
-            <w:r>
-              <w:rPr>
-                <w:w w:val="105"/>
-                <w:sz w:val="22"/>
-              </w:rPr>
-              <w:t>from </w:t>
-            </w:r>
-            <w:r>
-              <w:rPr>
-                <w:spacing w:val="-2"/>
-                <w:w w:val="105"/>
-                <w:sz w:val="22"/>
+              </w:rPr>
+              <w:t xml:space="preserve"> </w:t>
+            </w:r>
+            <w:r>
+              <w:rPr>
+                <w:w w:val="105"/>
+              </w:rPr>
+              <w:t xml:space="preserve">from </w:t>
+            </w:r>
+            <w:r>
+              <w:rPr>
+                <w:spacing w:val="-2"/>
+                <w:w w:val="105"/>
               </w:rPr>
               <w:t>PaymentAPI</w:t>
             </w:r>
@@ -4691,22 +4043,19 @@
               <w:rPr>
                 <w:spacing w:val="-12"/>
                 <w:w w:val="105"/>
-                <w:sz w:val="22"/>
-              </w:rPr>
-              <w:t> </w:t>
-            </w:r>
-            <w:r>
-              <w:rPr>
-                <w:spacing w:val="-2"/>
-                <w:w w:val="105"/>
-                <w:sz w:val="22"/>
-              </w:rPr>
-              <w:t>parameter </w:t>
-            </w:r>
-            <w:r>
-              <w:rPr>
-                <w:w w:val="105"/>
-                <w:sz w:val="22"/>
+              </w:rPr>
+              <w:t xml:space="preserve"> </w:t>
+            </w:r>
+            <w:r>
+              <w:rPr>
+                <w:spacing w:val="-2"/>
+                <w:w w:val="105"/>
+              </w:rPr>
+              <w:t xml:space="preserve">parameter </w:t>
+            </w:r>
+            <w:r>
+              <w:rPr>
+                <w:w w:val="105"/>
               </w:rPr>
               <w:t>“amount” data type between</w:t>
             </w:r>
@@ -4714,14 +4063,12 @@
               <w:rPr>
                 <w:spacing w:val="-5"/>
                 <w:w w:val="105"/>
-                <w:sz w:val="22"/>
-              </w:rPr>
-              <w:t> </w:t>
-            </w:r>
-            <w:r>
-              <w:rPr>
-                <w:w w:val="105"/>
-                <w:sz w:val="22"/>
+              </w:rPr>
+              <w:t xml:space="preserve"> </w:t>
+            </w:r>
+            <w:r>
+              <w:rPr>
+                <w:w w:val="105"/>
               </w:rPr>
               <w:t>class</w:t>
             </w:r>
@@ -4729,14 +4076,12 @@
               <w:rPr>
                 <w:spacing w:val="-6"/>
                 <w:w w:val="105"/>
-                <w:sz w:val="22"/>
-              </w:rPr>
-              <w:t> </w:t>
-            </w:r>
-            <w:r>
-              <w:rPr>
-                <w:w w:val="105"/>
-                <w:sz w:val="22"/>
+              </w:rPr>
+              <w:t xml:space="preserve"> </w:t>
+            </w:r>
+            <w:r>
+              <w:rPr>
+                <w:w w:val="105"/>
               </w:rPr>
               <w:t>diagram and test table</w:t>
             </w:r>
@@ -4750,14 +4095,10 @@
             <w:pPr>
               <w:pStyle w:val="TableParagraph"/>
               <w:ind w:left="112" w:right="28"/>
-              <w:rPr>
-                <w:sz w:val="22"/>
-              </w:rPr>
-            </w:pPr>
-            <w:r>
-              <w:rPr>
-                <w:w w:val="105"/>
-                <w:sz w:val="22"/>
+            </w:pPr>
+            <w:r>
+              <w:rPr>
+                <w:w w:val="105"/>
               </w:rPr>
               <w:t>It</w:t>
             </w:r>
@@ -4765,14 +4106,12 @@
               <w:rPr>
                 <w:spacing w:val="-6"/>
                 <w:w w:val="105"/>
-                <w:sz w:val="22"/>
-              </w:rPr>
-              <w:t> </w:t>
-            </w:r>
-            <w:r>
-              <w:rPr>
-                <w:w w:val="105"/>
-                <w:sz w:val="22"/>
+              </w:rPr>
+              <w:t xml:space="preserve"> </w:t>
+            </w:r>
+            <w:r>
+              <w:rPr>
+                <w:w w:val="105"/>
               </w:rPr>
               <w:t>is</w:t>
             </w:r>
@@ -4780,14 +4119,12 @@
               <w:rPr>
                 <w:spacing w:val="-7"/>
                 <w:w w:val="105"/>
-                <w:sz w:val="22"/>
-              </w:rPr>
-              <w:t> </w:t>
-            </w:r>
-            <w:r>
-              <w:rPr>
-                <w:w w:val="105"/>
-                <w:sz w:val="22"/>
+              </w:rPr>
+              <w:t xml:space="preserve"> </w:t>
+            </w:r>
+            <w:r>
+              <w:rPr>
+                <w:w w:val="105"/>
               </w:rPr>
               <w:t>int</w:t>
             </w:r>
@@ -4795,14 +4132,12 @@
               <w:rPr>
                 <w:spacing w:val="-6"/>
                 <w:w w:val="105"/>
-                <w:sz w:val="22"/>
-              </w:rPr>
-              <w:t> </w:t>
-            </w:r>
-            <w:r>
-              <w:rPr>
-                <w:w w:val="105"/>
-                <w:sz w:val="22"/>
+              </w:rPr>
+              <w:t xml:space="preserve"> </w:t>
+            </w:r>
+            <w:r>
+              <w:rPr>
+                <w:w w:val="105"/>
               </w:rPr>
               <w:t>in</w:t>
             </w:r>
@@ -4810,14 +4145,12 @@
               <w:rPr>
                 <w:spacing w:val="-6"/>
                 <w:w w:val="105"/>
-                <w:sz w:val="22"/>
-              </w:rPr>
-              <w:t> </w:t>
-            </w:r>
-            <w:r>
-              <w:rPr>
-                <w:w w:val="105"/>
-                <w:sz w:val="22"/>
+              </w:rPr>
+              <w:t xml:space="preserve"> </w:t>
+            </w:r>
+            <w:r>
+              <w:rPr>
+                <w:w w:val="105"/>
               </w:rPr>
               <w:t>the</w:t>
             </w:r>
@@ -4825,14 +4158,12 @@
               <w:rPr>
                 <w:spacing w:val="-5"/>
                 <w:w w:val="105"/>
-                <w:sz w:val="22"/>
-              </w:rPr>
-              <w:t> </w:t>
-            </w:r>
-            <w:r>
-              <w:rPr>
-                <w:w w:val="105"/>
-                <w:sz w:val="22"/>
+              </w:rPr>
+              <w:t xml:space="preserve"> </w:t>
+            </w:r>
+            <w:r>
+              <w:rPr>
+                <w:w w:val="105"/>
               </w:rPr>
               <w:t>class</w:t>
             </w:r>
@@ -4840,14 +4171,12 @@
               <w:rPr>
                 <w:spacing w:val="-7"/>
                 <w:w w:val="105"/>
-                <w:sz w:val="22"/>
-              </w:rPr>
-              <w:t> </w:t>
-            </w:r>
-            <w:r>
-              <w:rPr>
-                <w:w w:val="105"/>
-                <w:sz w:val="22"/>
+              </w:rPr>
+              <w:t xml:space="preserve"> </w:t>
+            </w:r>
+            <w:r>
+              <w:rPr>
+                <w:w w:val="105"/>
               </w:rPr>
               <w:t>diagram but double in the test table.This will cause an error</w:t>
             </w:r>
@@ -4855,14 +4184,12 @@
               <w:rPr>
                 <w:spacing w:val="-5"/>
                 <w:w w:val="105"/>
-                <w:sz w:val="22"/>
-              </w:rPr>
-              <w:t> </w:t>
-            </w:r>
-            <w:r>
-              <w:rPr>
-                <w:w w:val="105"/>
-                <w:sz w:val="22"/>
+              </w:rPr>
+              <w:t xml:space="preserve"> </w:t>
+            </w:r>
+            <w:r>
+              <w:rPr>
+                <w:w w:val="105"/>
               </w:rPr>
               <w:t>if</w:t>
             </w:r>
@@ -4870,14 +4197,12 @@
               <w:rPr>
                 <w:spacing w:val="-8"/>
                 <w:w w:val="105"/>
-                <w:sz w:val="22"/>
-              </w:rPr>
-              <w:t> </w:t>
-            </w:r>
-            <w:r>
-              <w:rPr>
-                <w:w w:val="105"/>
-                <w:sz w:val="22"/>
+              </w:rPr>
+              <w:t xml:space="preserve"> </w:t>
+            </w:r>
+            <w:r>
+              <w:rPr>
+                <w:w w:val="105"/>
               </w:rPr>
               <w:t>the</w:t>
             </w:r>
@@ -4885,14 +4210,12 @@
               <w:rPr>
                 <w:spacing w:val="-7"/>
                 <w:w w:val="105"/>
-                <w:sz w:val="22"/>
-              </w:rPr>
-              <w:t> </w:t>
-            </w:r>
-            <w:r>
-              <w:rPr>
-                <w:w w:val="105"/>
-                <w:sz w:val="22"/>
+              </w:rPr>
+              <w:t xml:space="preserve"> </w:t>
+            </w:r>
+            <w:r>
+              <w:rPr>
+                <w:w w:val="105"/>
               </w:rPr>
               <w:t>price</w:t>
             </w:r>
@@ -4900,14 +4223,12 @@
               <w:rPr>
                 <w:spacing w:val="-8"/>
                 <w:w w:val="105"/>
-                <w:sz w:val="22"/>
-              </w:rPr>
-              <w:t> </w:t>
-            </w:r>
-            <w:r>
-              <w:rPr>
-                <w:w w:val="105"/>
-                <w:sz w:val="22"/>
+              </w:rPr>
+              <w:t xml:space="preserve"> </w:t>
+            </w:r>
+            <w:r>
+              <w:rPr>
+                <w:w w:val="105"/>
               </w:rPr>
               <w:t>of</w:t>
             </w:r>
@@ -4915,14 +4236,12 @@
               <w:rPr>
                 <w:spacing w:val="-8"/>
                 <w:w w:val="105"/>
-                <w:sz w:val="22"/>
-              </w:rPr>
-              <w:t> </w:t>
-            </w:r>
-            <w:r>
-              <w:rPr>
-                <w:w w:val="105"/>
-                <w:sz w:val="22"/>
+              </w:rPr>
+              <w:t xml:space="preserve"> </w:t>
+            </w:r>
+            <w:r>
+              <w:rPr>
+                <w:w w:val="105"/>
               </w:rPr>
               <w:t>an</w:t>
             </w:r>
@@ -4930,14 +4249,12 @@
               <w:rPr>
                 <w:spacing w:val="-8"/>
                 <w:w w:val="105"/>
-                <w:sz w:val="22"/>
-              </w:rPr>
-              <w:t> </w:t>
-            </w:r>
-            <w:r>
-              <w:rPr>
-                <w:w w:val="105"/>
-                <w:sz w:val="22"/>
+              </w:rPr>
+              <w:t xml:space="preserve"> </w:t>
+            </w:r>
+            <w:r>
+              <w:rPr>
+                <w:w w:val="105"/>
               </w:rPr>
               <w:t>item contains a decimal part, better</w:t>
             </w:r>
@@ -4945,14 +4262,12 @@
               <w:rPr>
                 <w:spacing w:val="-14"/>
                 <w:w w:val="105"/>
-                <w:sz w:val="22"/>
-              </w:rPr>
-              <w:t> </w:t>
-            </w:r>
-            <w:r>
-              <w:rPr>
-                <w:w w:val="105"/>
-                <w:sz w:val="22"/>
+              </w:rPr>
+              <w:t xml:space="preserve"> </w:t>
+            </w:r>
+            <w:r>
+              <w:rPr>
+                <w:w w:val="105"/>
               </w:rPr>
               <w:t>to</w:t>
             </w:r>
@@ -4960,14 +4275,12 @@
               <w:rPr>
                 <w:spacing w:val="-13"/>
                 <w:w w:val="105"/>
-                <w:sz w:val="22"/>
-              </w:rPr>
-              <w:t> </w:t>
-            </w:r>
-            <w:r>
-              <w:rPr>
-                <w:w w:val="105"/>
-                <w:sz w:val="22"/>
+              </w:rPr>
+              <w:t xml:space="preserve"> </w:t>
+            </w:r>
+            <w:r>
+              <w:rPr>
+                <w:w w:val="105"/>
               </w:rPr>
               <w:t>be</w:t>
             </w:r>
@@ -4975,14 +4288,12 @@
               <w:rPr>
                 <w:spacing w:val="-13"/>
                 <w:w w:val="105"/>
-                <w:sz w:val="22"/>
-              </w:rPr>
-              <w:t> </w:t>
-            </w:r>
-            <w:r>
-              <w:rPr>
-                <w:w w:val="105"/>
-                <w:sz w:val="22"/>
+              </w:rPr>
+              <w:t xml:space="preserve"> </w:t>
+            </w:r>
+            <w:r>
+              <w:rPr>
+                <w:w w:val="105"/>
               </w:rPr>
               <w:t>double</w:t>
             </w:r>
@@ -4990,14 +4301,12 @@
               <w:rPr>
                 <w:spacing w:val="-13"/>
                 <w:w w:val="105"/>
-                <w:sz w:val="22"/>
-              </w:rPr>
-              <w:t> </w:t>
-            </w:r>
-            <w:r>
-              <w:rPr>
-                <w:w w:val="105"/>
-                <w:sz w:val="22"/>
+              </w:rPr>
+              <w:t xml:space="preserve"> </w:t>
+            </w:r>
+            <w:r>
+              <w:rPr>
+                <w:w w:val="105"/>
               </w:rPr>
               <w:t>instead</w:t>
             </w:r>
@@ -5007,27 +4316,19 @@
               <w:pStyle w:val="TableParagraph"/>
               <w:spacing w:line="249" w:lineRule="exact"/>
               <w:ind w:left="112"/>
-              <w:rPr>
-                <w:sz w:val="22"/>
-              </w:rPr>
-            </w:pPr>
-            <w:r>
-              <w:rPr>
-                <w:sz w:val="22"/>
-              </w:rPr>
+            </w:pPr>
+            <w:r>
               <w:t>of</w:t>
             </w:r>
             <w:r>
               <w:rPr>
                 <w:spacing w:val="-6"/>
-                <w:sz w:val="22"/>
-              </w:rPr>
-              <w:t> </w:t>
+              </w:rPr>
+              <w:t xml:space="preserve"> </w:t>
             </w:r>
             <w:r>
               <w:rPr>
                 <w:spacing w:val="-4"/>
-                <w:sz w:val="22"/>
               </w:rPr>
               <w:t>int.</w:t>
             </w:r>
@@ -5036,7 +4337,7 @@
       </w:tr>
       <w:tr>
         <w:trPr>
-          <w:trHeight w:val="1344" w:hRule="atLeast"/>
+          <w:trHeight w:val="1344"/>
         </w:trPr>
         <w:tc>
           <w:tcPr>
@@ -5045,15 +4346,11 @@
           <w:p>
             <w:pPr>
               <w:pStyle w:val="TableParagraph"/>
-              <w:rPr>
-                <w:sz w:val="22"/>
-              </w:rPr>
             </w:pPr>
             <w:r>
               <w:rPr>
                 <w:spacing w:val="-10"/>
                 <w:w w:val="105"/>
-                <w:sz w:val="22"/>
               </w:rPr>
               <w:t>7</w:t>
             </w:r>
@@ -5066,15 +4363,11 @@
           <w:p>
             <w:pPr>
               <w:pStyle w:val="TableParagraph"/>
-              <w:rPr>
-                <w:sz w:val="22"/>
-              </w:rPr>
-            </w:pPr>
-            <w:r>
-              <w:rPr>
-                <w:spacing w:val="-2"/>
-                <w:w w:val="110"/>
-                <w:sz w:val="22"/>
+            </w:pPr>
+            <w:r>
+              <w:rPr>
+                <w:spacing w:val="-2"/>
+                <w:w w:val="110"/>
               </w:rPr>
               <w:t>Use-case Specification</w:t>
             </w:r>
@@ -5083,15 +4376,11 @@
             <w:pPr>
               <w:pStyle w:val="TableParagraph"/>
               <w:spacing w:before="3"/>
-              <w:rPr>
-                <w:sz w:val="22"/>
-              </w:rPr>
-            </w:pPr>
-            <w:r>
-              <w:rPr>
-                <w:spacing w:val="-2"/>
-                <w:w w:val="105"/>
-                <w:sz w:val="22"/>
+            </w:pPr>
+            <w:r>
+              <w:rPr>
+                <w:spacing w:val="-2"/>
+                <w:w w:val="105"/>
               </w:rPr>
               <w:t>/p.29</w:t>
             </w:r>
@@ -5105,15 +4394,11 @@
             <w:pPr>
               <w:pStyle w:val="TableParagraph"/>
               <w:ind w:left="111"/>
-              <w:rPr>
-                <w:sz w:val="22"/>
-              </w:rPr>
-            </w:pPr>
-            <w:r>
-              <w:rPr>
-                <w:spacing w:val="-2"/>
-                <w:w w:val="105"/>
-                <w:sz w:val="22"/>
+            </w:pPr>
+            <w:r>
+              <w:rPr>
+                <w:spacing w:val="-2"/>
+                <w:w w:val="105"/>
               </w:rPr>
               <w:t>Rizwan</w:t>
             </w:r>
@@ -5127,14 +4412,10 @@
             <w:pPr>
               <w:pStyle w:val="TableParagraph"/>
               <w:ind w:left="111" w:right="450"/>
-              <w:rPr>
-                <w:sz w:val="22"/>
-              </w:rPr>
-            </w:pPr>
-            <w:r>
-              <w:rPr>
-                <w:w w:val="110"/>
-                <w:sz w:val="22"/>
+            </w:pPr>
+            <w:r>
+              <w:rPr>
+                <w:w w:val="110"/>
               </w:rPr>
               <w:t>Use case ID “P08” repeated</w:t>
             </w:r>
@@ -5142,14 +4423,12 @@
               <w:rPr>
                 <w:spacing w:val="-14"/>
                 <w:w w:val="110"/>
-                <w:sz w:val="22"/>
-              </w:rPr>
-              <w:t> </w:t>
-            </w:r>
-            <w:r>
-              <w:rPr>
-                <w:w w:val="110"/>
-                <w:sz w:val="22"/>
+              </w:rPr>
+              <w:t xml:space="preserve"> </w:t>
+            </w:r>
+            <w:r>
+              <w:rPr>
+                <w:w w:val="110"/>
               </w:rPr>
               <w:t>for</w:t>
             </w:r>
@@ -5157,14 +4436,12 @@
               <w:rPr>
                 <w:spacing w:val="-14"/>
                 <w:w w:val="110"/>
-                <w:sz w:val="22"/>
-              </w:rPr>
-              <w:t> </w:t>
-            </w:r>
-            <w:r>
-              <w:rPr>
-                <w:w w:val="110"/>
-                <w:sz w:val="22"/>
+              </w:rPr>
+              <w:t xml:space="preserve"> </w:t>
+            </w:r>
+            <w:r>
+              <w:rPr>
+                <w:w w:val="110"/>
               </w:rPr>
               <w:t>use</w:t>
             </w:r>
@@ -5172,29 +4449,25 @@
               <w:rPr>
                 <w:spacing w:val="-14"/>
                 <w:w w:val="110"/>
-                <w:sz w:val="22"/>
-              </w:rPr>
-              <w:t> </w:t>
-            </w:r>
-            <w:r>
-              <w:rPr>
-                <w:w w:val="110"/>
-                <w:sz w:val="22"/>
-              </w:rPr>
-              <w:t>cases </w:t>
-            </w:r>
-            <w:r>
-              <w:rPr>
-                <w:spacing w:val="-2"/>
-                <w:sz w:val="22"/>
-              </w:rPr>
-              <w:t>“IncreaseLinkCounter” </w:t>
+              </w:rPr>
+              <w:t xml:space="preserve"> </w:t>
+            </w:r>
+            <w:r>
+              <w:rPr>
+                <w:w w:val="110"/>
+              </w:rPr>
+              <w:t xml:space="preserve">cases </w:t>
+            </w:r>
+            <w:r>
+              <w:rPr>
+                <w:spacing w:val="-2"/>
+              </w:rPr>
+              <w:t xml:space="preserve">“IncreaseLinkCounter” </w:t>
             </w:r>
             <w:r>
               <w:rPr>
                 <w:spacing w:val="-4"/>
                 <w:w w:val="110"/>
-                <w:sz w:val="22"/>
               </w:rPr>
               <w:t>and</w:t>
             </w:r>
@@ -5202,17 +4475,13 @@
           <w:p>
             <w:pPr>
               <w:pStyle w:val="TableParagraph"/>
-              <w:spacing w:line="249" w:lineRule="exact" w:before="1"/>
+              <w:spacing w:before="1" w:line="249" w:lineRule="exact"/>
               <w:ind w:left="111"/>
-              <w:rPr>
-                <w:sz w:val="22"/>
-              </w:rPr>
-            </w:pPr>
-            <w:r>
-              <w:rPr>
-                <w:spacing w:val="-2"/>
-                <w:w w:val="105"/>
-                <w:sz w:val="22"/>
+            </w:pPr>
+            <w:r>
+              <w:rPr>
+                <w:spacing w:val="-2"/>
+                <w:w w:val="105"/>
               </w:rPr>
               <w:t>“IncreaseProductCounter”</w:t>
             </w:r>
@@ -5227,31 +4496,535 @@
               <w:pStyle w:val="TableParagraph"/>
               <w:ind w:left="112" w:right="102"/>
               <w:jc w:val="both"/>
-              <w:rPr>
-                <w:sz w:val="22"/>
-              </w:rPr>
-            </w:pPr>
-            <w:r>
-              <w:rPr>
-                <w:w w:val="105"/>
-                <w:sz w:val="22"/>
-              </w:rPr>
-              <w:t>Change the use case ID for </w:t>
-            </w:r>
-            <w:r>
-              <w:rPr>
-                <w:spacing w:val="-2"/>
-                <w:w w:val="105"/>
-                <w:sz w:val="22"/>
-              </w:rPr>
-              <w:t>“IncreaseProductCounter” </w:t>
-            </w:r>
-            <w:r>
-              <w:rPr>
-                <w:w w:val="105"/>
-                <w:sz w:val="22"/>
+            </w:pPr>
+            <w:r>
+              <w:rPr>
+                <w:w w:val="105"/>
+              </w:rPr>
+              <w:t xml:space="preserve">Change the use case ID for </w:t>
+            </w:r>
+            <w:r>
+              <w:rPr>
+                <w:spacing w:val="-2"/>
+                <w:w w:val="105"/>
+              </w:rPr>
+              <w:t xml:space="preserve">“IncreaseProductCounter” </w:t>
+            </w:r>
+            <w:r>
+              <w:rPr>
+                <w:w w:val="105"/>
               </w:rPr>
               <w:t>from “P08” to “P09”</w:t>
+            </w:r>
+          </w:p>
+        </w:tc>
+      </w:tr>
+      <w:tr>
+        <w:trPr>
+          <w:trHeight w:val="1344"/>
+        </w:trPr>
+        <w:tc>
+          <w:tcPr>
+            <w:tcW w:w="765" w:type="dxa"/>
+          </w:tcPr>
+          <w:p>
+            <w:pPr>
+              <w:pStyle w:val="TableParagraph"/>
+              <w:rPr>
+                <w:spacing w:val="-10"/>
+                <w:w w:val="105"/>
+              </w:rPr>
+            </w:pPr>
+            <w:r>
+              <w:rPr>
+                <w:spacing w:val="-10"/>
+                <w:w w:val="105"/>
+              </w:rPr>
+              <w:t>8</w:t>
+            </w:r>
+          </w:p>
+          <w:p>
+            <w:pPr>
+              <w:pStyle w:val="TableParagraph"/>
+              <w:rPr>
+                <w:spacing w:val="-10"/>
+                <w:w w:val="105"/>
+              </w:rPr>
+            </w:pPr>
+          </w:p>
+          <w:p>
+            <w:pPr>
+              <w:pStyle w:val="TableParagraph"/>
+              <w:rPr>
+                <w:spacing w:val="-10"/>
+                <w:w w:val="105"/>
+              </w:rPr>
+            </w:pPr>
+          </w:p>
+          <w:p>
+            <w:pPr>
+              <w:pStyle w:val="TableParagraph"/>
+              <w:rPr>
+                <w:spacing w:val="-10"/>
+                <w:w w:val="105"/>
+              </w:rPr>
+            </w:pPr>
+          </w:p>
+          <w:p>
+            <w:pPr>
+              <w:pStyle w:val="TableParagraph"/>
+              <w:rPr>
+                <w:spacing w:val="-10"/>
+                <w:w w:val="105"/>
+              </w:rPr>
+            </w:pPr>
+          </w:p>
+          <w:p>
+            <w:pPr>
+              <w:pStyle w:val="TableParagraph"/>
+              <w:rPr>
+                <w:spacing w:val="-10"/>
+                <w:w w:val="105"/>
+              </w:rPr>
+            </w:pPr>
+          </w:p>
+          <w:p>
+            <w:pPr>
+              <w:pStyle w:val="TableParagraph"/>
+              <w:ind w:left="0"/>
+              <w:rPr>
+                <w:spacing w:val="-10"/>
+                <w:w w:val="105"/>
+              </w:rPr>
+            </w:pPr>
+          </w:p>
+        </w:tc>
+        <w:tc>
+          <w:tcPr>
+            <w:tcW w:w="1565" w:type="dxa"/>
+          </w:tcPr>
+          <w:p>
+            <w:pPr>
+              <w:pStyle w:val="TableParagraph"/>
+              <w:rPr>
+                <w:spacing w:val="-2"/>
+                <w:w w:val="110"/>
+              </w:rPr>
+            </w:pPr>
+            <w:r>
+              <w:rPr>
+                <w:spacing w:val="-2"/>
+                <w:w w:val="110"/>
+              </w:rPr>
+              <w:t xml:space="preserve">Requirements </w:t>
+            </w:r>
+            <w:r>
+              <w:rPr>
+                <w:spacing w:val="-2"/>
+                <w:w w:val="110"/>
+              </w:rPr>
+              <w:t>/ p.36</w:t>
+            </w:r>
+          </w:p>
+        </w:tc>
+        <w:tc>
+          <w:tcPr>
+            <w:tcW w:w="1150" w:type="dxa"/>
+          </w:tcPr>
+          <w:p>
+            <w:pPr>
+              <w:pStyle w:val="TableParagraph"/>
+              <w:ind w:left="111"/>
+              <w:rPr>
+                <w:spacing w:val="-2"/>
+                <w:w w:val="105"/>
+              </w:rPr>
+            </w:pPr>
+            <w:r>
+              <w:rPr>
+                <w:spacing w:val="-2"/>
+                <w:w w:val="105"/>
+              </w:rPr>
+              <w:t>Leo</w:t>
+            </w:r>
+          </w:p>
+        </w:tc>
+        <w:tc>
+          <w:tcPr>
+            <w:tcW w:w="2766" w:type="dxa"/>
+          </w:tcPr>
+          <w:p>
+            <w:pPr>
+              <w:pStyle w:val="TableParagraph"/>
+              <w:ind w:left="0"/>
+              <w:rPr>
+                <w:w w:val="110"/>
+              </w:rPr>
+            </w:pPr>
+            <w:r>
+              <w:rPr>
+                <w:w w:val="110"/>
+              </w:rPr>
+              <w:t>“TrackOrder” appears in the prioritisation table but no use-case specification exists earlier in the document.</w:t>
+            </w:r>
+          </w:p>
+          <w:p>
+            <w:pPr>
+              <w:pStyle w:val="TableParagraph"/>
+              <w:ind w:right="450"/>
+              <w:rPr>
+                <w:w w:val="110"/>
+              </w:rPr>
+            </w:pPr>
+          </w:p>
+        </w:tc>
+        <w:tc>
+          <w:tcPr>
+            <w:tcW w:w="2770" w:type="dxa"/>
+          </w:tcPr>
+          <w:p>
+            <w:pPr>
+              <w:pStyle w:val="TableParagraph"/>
+              <w:ind w:left="112" w:right="102"/>
+              <w:jc w:val="both"/>
+              <w:rPr>
+                <w:w w:val="105"/>
+              </w:rPr>
+            </w:pPr>
+            <w:r>
+              <w:rPr>
+                <w:w w:val="105"/>
+              </w:rPr>
+              <w:t>Either create a TrackOrder use case specification or replace it with ViewStatus if that was intended.</w:t>
+            </w:r>
+          </w:p>
+        </w:tc>
+      </w:tr>
+      <w:tr>
+        <w:trPr>
+          <w:trHeight w:val="1344"/>
+        </w:trPr>
+        <w:tc>
+          <w:tcPr>
+            <w:tcW w:w="765" w:type="dxa"/>
+          </w:tcPr>
+          <w:p>
+            <w:pPr>
+              <w:pStyle w:val="TableParagraph"/>
+              <w:rPr>
+                <w:spacing w:val="-10"/>
+                <w:w w:val="105"/>
+              </w:rPr>
+            </w:pPr>
+            <w:r>
+              <w:rPr>
+                <w:spacing w:val="-10"/>
+                <w:w w:val="105"/>
+              </w:rPr>
+              <w:lastRenderedPageBreak/>
+              <w:t>9</w:t>
+            </w:r>
+          </w:p>
+        </w:tc>
+        <w:tc>
+          <w:tcPr>
+            <w:tcW w:w="1565" w:type="dxa"/>
+          </w:tcPr>
+          <w:p>
+            <w:pPr>
+              <w:pStyle w:val="TableParagraph"/>
+              <w:rPr>
+                <w:spacing w:val="-2"/>
+                <w:w w:val="110"/>
+              </w:rPr>
+            </w:pPr>
+            <w:r>
+              <w:rPr>
+                <w:spacing w:val="-2"/>
+                <w:w w:val="110"/>
+              </w:rPr>
+              <w:t>Requirements / p.3</w:t>
+            </w:r>
+            <w:r>
+              <w:rPr>
+                <w:spacing w:val="-2"/>
+                <w:w w:val="110"/>
+              </w:rPr>
+              <w:t>4</w:t>
+            </w:r>
+          </w:p>
+        </w:tc>
+        <w:tc>
+          <w:tcPr>
+            <w:tcW w:w="1150" w:type="dxa"/>
+          </w:tcPr>
+          <w:p>
+            <w:pPr>
+              <w:pStyle w:val="TableParagraph"/>
+              <w:ind w:left="111"/>
+              <w:rPr>
+                <w:spacing w:val="-2"/>
+                <w:w w:val="105"/>
+              </w:rPr>
+            </w:pPr>
+            <w:r>
+              <w:rPr>
+                <w:spacing w:val="-2"/>
+                <w:w w:val="105"/>
+              </w:rPr>
+              <w:t>Leo</w:t>
+            </w:r>
+          </w:p>
+        </w:tc>
+        <w:tc>
+          <w:tcPr>
+            <w:tcW w:w="2766" w:type="dxa"/>
+          </w:tcPr>
+          <w:p>
+            <w:pPr>
+              <w:rPr>
+                <w:w w:val="110"/>
+              </w:rPr>
+            </w:pPr>
+            <w:r>
+              <w:rPr>
+                <w:w w:val="110"/>
+              </w:rPr>
+              <w:t xml:space="preserve">Use case naming inconsistencies. </w:t>
+            </w:r>
+            <w:r>
+              <w:rPr>
+                <w:w w:val="110"/>
+              </w:rPr>
+              <w:t>“</w:t>
+            </w:r>
+            <w:r>
+              <w:rPr>
+                <w:w w:val="110"/>
+              </w:rPr>
+              <w:t>ApplyNonCommercialMembership” and “ApplyCommercialMembership”</w:t>
+            </w:r>
+            <w:r>
+              <w:rPr>
+                <w:w w:val="110"/>
+              </w:rPr>
+              <w:t xml:space="preserve"> </w:t>
+            </w:r>
+            <w:r>
+              <w:rPr>
+                <w:w w:val="110"/>
+              </w:rPr>
+              <w:t>missing “For” within the prioritised list of use cases.</w:t>
+            </w:r>
+            <w:r>
+              <w:rPr>
+                <w:w w:val="110"/>
+              </w:rPr>
+              <w:t xml:space="preserve"> </w:t>
+            </w:r>
+          </w:p>
+          <w:p>
+            <w:pPr>
+              <w:pStyle w:val="TableParagraph"/>
+              <w:ind w:right="450"/>
+              <w:rPr>
+                <w:w w:val="110"/>
+              </w:rPr>
+            </w:pPr>
+          </w:p>
+          <w:p>
+            <w:pPr>
+              <w:pStyle w:val="TableParagraph"/>
+              <w:ind w:right="450"/>
+              <w:rPr>
+                <w:w w:val="110"/>
+              </w:rPr>
+            </w:pPr>
+          </w:p>
+        </w:tc>
+        <w:tc>
+          <w:tcPr>
+            <w:tcW w:w="2770" w:type="dxa"/>
+          </w:tcPr>
+          <w:p>
+            <w:pPr>
+              <w:pStyle w:val="TableParagraph"/>
+              <w:ind w:left="0"/>
+              <w:rPr>
+                <w:w w:val="105"/>
+              </w:rPr>
+            </w:pPr>
+            <w:r>
+              <w:rPr>
+                <w:w w:val="105"/>
+              </w:rPr>
+              <w:t>Rename and ensure names are consistent.</w:t>
+            </w:r>
+          </w:p>
+          <w:p>
+            <w:pPr>
+              <w:pStyle w:val="TableParagraph"/>
+              <w:ind w:left="112" w:right="102"/>
+              <w:jc w:val="both"/>
+              <w:rPr>
+                <w:w w:val="105"/>
+              </w:rPr>
+            </w:pPr>
+          </w:p>
+        </w:tc>
+      </w:tr>
+      <w:tr>
+        <w:trPr>
+          <w:trHeight w:val="1344"/>
+        </w:trPr>
+        <w:tc>
+          <w:tcPr>
+            <w:tcW w:w="765" w:type="dxa"/>
+          </w:tcPr>
+          <w:p>
+            <w:pPr>
+              <w:pStyle w:val="TableParagraph"/>
+              <w:rPr>
+                <w:spacing w:val="-10"/>
+                <w:w w:val="105"/>
+              </w:rPr>
+            </w:pPr>
+            <w:r>
+              <w:rPr>
+                <w:spacing w:val="-10"/>
+                <w:w w:val="105"/>
+              </w:rPr>
+              <w:t>10</w:t>
+            </w:r>
+          </w:p>
+        </w:tc>
+        <w:tc>
+          <w:tcPr>
+            <w:tcW w:w="1565" w:type="dxa"/>
+          </w:tcPr>
+          <w:p>
+            <w:pPr>
+              <w:pStyle w:val="TableParagraph"/>
+              <w:rPr>
+                <w:spacing w:val="-2"/>
+                <w:w w:val="110"/>
+              </w:rPr>
+            </w:pPr>
+            <w:r>
+              <w:rPr>
+                <w:spacing w:val="-2"/>
+                <w:w w:val="110"/>
+              </w:rPr>
+              <w:t>Use Case Specifications / p.2</w:t>
+            </w:r>
+            <w:r>
+              <w:rPr>
+                <w:spacing w:val="-2"/>
+                <w:w w:val="110"/>
+              </w:rPr>
+              <w:t>5</w:t>
+            </w:r>
+          </w:p>
+        </w:tc>
+        <w:tc>
+          <w:tcPr>
+            <w:tcW w:w="1150" w:type="dxa"/>
+          </w:tcPr>
+          <w:p>
+            <w:pPr>
+              <w:pStyle w:val="TableParagraph"/>
+              <w:ind w:left="111"/>
+              <w:rPr>
+                <w:spacing w:val="-2"/>
+                <w:w w:val="105"/>
+              </w:rPr>
+            </w:pPr>
+            <w:r>
+              <w:rPr>
+                <w:spacing w:val="-2"/>
+                <w:w w:val="105"/>
+              </w:rPr>
+              <w:t>Leo</w:t>
+            </w:r>
+          </w:p>
+        </w:tc>
+        <w:tc>
+          <w:tcPr>
+            <w:tcW w:w="2766" w:type="dxa"/>
+          </w:tcPr>
+          <w:p>
+            <w:pPr>
+              <w:rPr>
+                <w:w w:val="110"/>
+              </w:rPr>
+            </w:pPr>
+            <w:r>
+              <w:rPr>
+                <w:w w:val="110"/>
+              </w:rPr>
+              <w:t>Incomplete sentence in Postconditions</w:t>
+            </w:r>
+            <w:r>
+              <w:rPr>
+                <w:w w:val="110"/>
+              </w:rPr>
+              <w:t xml:space="preserve"> </w:t>
+            </w:r>
+            <w:r>
+              <w:rPr>
+                <w:w w:val="110"/>
+              </w:rPr>
+              <w:t>“Promotion campaign created or updated &amp; d”.</w:t>
+            </w:r>
+          </w:p>
+        </w:tc>
+        <w:tc>
+          <w:tcPr>
+            <w:tcW w:w="2770" w:type="dxa"/>
+          </w:tcPr>
+          <w:p>
+            <w:pPr>
+              <w:pStyle w:val="TableParagraph"/>
+              <w:ind w:left="0"/>
+              <w:rPr>
+                <w:w w:val="105"/>
+              </w:rPr>
+            </w:pPr>
+            <w:r>
+              <w:rPr>
+                <w:w w:val="105"/>
+              </w:rPr>
+              <w:t>Complete</w:t>
+            </w:r>
+            <w:r>
+              <w:rPr>
+                <w:w w:val="105"/>
+              </w:rPr>
+              <w:t xml:space="preserve"> sentence to “P</w:t>
+            </w:r>
+            <w:r>
+              <w:rPr>
+                <w:w w:val="105"/>
+              </w:rPr>
+              <w:t>romotion campaign is created or updated</w:t>
+            </w:r>
+            <w:r>
+              <w:rPr>
+                <w:w w:val="105"/>
+              </w:rPr>
+              <w:t xml:space="preserve"> &amp; </w:t>
+            </w:r>
+            <w:r>
+              <w:rPr>
+                <w:w w:val="105"/>
+              </w:rPr>
+              <w:t>duration and discount rules are applied successfully</w:t>
+            </w:r>
+            <w:r>
+              <w:rPr>
+                <w:w w:val="105"/>
+              </w:rPr>
+              <w:t>.”</w:t>
             </w:r>
           </w:p>
         </w:tc>
@@ -5276,18 +5049,13 @@
     </w:p>
     <w:p>
       <w:pPr>
-        <w:spacing w:before="0"/>
-        <w:ind w:left="23" w:right="0" w:firstLine="0"/>
-        <w:jc w:val="left"/>
+        <w:ind w:left="23"/>
         <w:rPr>
           <w:sz w:val="32"/>
         </w:rPr>
       </w:pPr>
-      <w:bookmarkStart w:name="Deliverable quality assessment" w:id="4"/>
-      <w:bookmarkEnd w:id="4"/>
-      <w:r>
-        <w:rPr/>
-      </w:r>
+      <w:bookmarkStart w:id="3" w:name="Deliverable_quality_assessment"/>
+      <w:bookmarkEnd w:id="3"/>
       <w:r>
         <w:rPr>
           <w:color w:val="0E4660"/>
@@ -5302,7 +5070,7 @@
           <w:spacing w:val="-8"/>
           <w:sz w:val="32"/>
         </w:rPr>
-        <w:t> </w:t>
+        <w:t xml:space="preserve"> </w:t>
       </w:r>
       <w:r>
         <w:rPr>
@@ -5318,7 +5086,7 @@
           <w:spacing w:val="-9"/>
           <w:sz w:val="32"/>
         </w:rPr>
-        <w:t> </w:t>
+        <w:t xml:space="preserve"> </w:t>
       </w:r>
       <w:r>
         <w:rPr>
@@ -5341,7 +5109,6 @@
     <w:tbl>
       <w:tblPr>
         <w:tblW w:w="0" w:type="auto"/>
-        <w:jc w:val="left"/>
         <w:tblInd w:w="33" w:type="dxa"/>
         <w:tblBorders>
           <w:top w:val="single" w:sz="4" w:space="0" w:color="000000"/>
@@ -5353,12 +5120,10 @@
         </w:tblBorders>
         <w:tblLayout w:type="fixed"/>
         <w:tblCellMar>
-          <w:top w:w="0" w:type="dxa"/>
           <w:left w:w="0" w:type="dxa"/>
-          <w:bottom w:w="0" w:type="dxa"/>
           <w:right w:w="0" w:type="dxa"/>
         </w:tblCellMar>
-        <w:tblLook w:val="01E0"/>
+        <w:tblLook w:val="01E0" w:firstRow="1" w:lastRow="1" w:firstColumn="1" w:lastColumn="1" w:noHBand="0" w:noVBand="0"/>
       </w:tblPr>
       <w:tblGrid>
         <w:gridCol w:w="3397"/>
@@ -5367,7 +5132,7 @@
       </w:tblGrid>
       <w:tr>
         <w:trPr>
-          <w:trHeight w:val="345" w:hRule="atLeast"/>
+          <w:trHeight w:val="345"/>
         </w:trPr>
         <w:tc>
           <w:tcPr>
@@ -5440,7 +5205,7 @@
       </w:tr>
       <w:tr>
         <w:trPr>
-          <w:trHeight w:val="535" w:hRule="atLeast"/>
+          <w:trHeight w:val="535"/>
         </w:trPr>
         <w:tc>
           <w:tcPr>
@@ -5450,40 +5215,28 @@
             <w:pPr>
               <w:pStyle w:val="TableParagraph"/>
               <w:spacing w:line="265" w:lineRule="exact"/>
-              <w:rPr>
-                <w:sz w:val="22"/>
-              </w:rPr>
-            </w:pPr>
-            <w:r>
-              <w:rPr>
-                <w:sz w:val="22"/>
-              </w:rPr>
+            </w:pPr>
+            <w:r>
               <w:t>Appropriate</w:t>
             </w:r>
             <w:r>
               <w:rPr>
                 <w:spacing w:val="7"/>
-                <w:sz w:val="22"/>
-              </w:rPr>
-              <w:t> </w:t>
-            </w:r>
-            <w:r>
-              <w:rPr>
-                <w:sz w:val="22"/>
-              </w:rPr>
+              </w:rPr>
+              <w:t xml:space="preserve"> </w:t>
+            </w:r>
+            <w:r>
               <w:t>title,</w:t>
             </w:r>
             <w:r>
               <w:rPr>
                 <w:spacing w:val="10"/>
-                <w:sz w:val="22"/>
-              </w:rPr>
-              <w:t> </w:t>
+              </w:rPr>
+              <w:t xml:space="preserve"> </w:t>
             </w:r>
             <w:r>
               <w:rPr>
                 <w:spacing w:val="-4"/>
-                <w:sz w:val="22"/>
               </w:rPr>
               <w:t>page</w:t>
             </w:r>
@@ -5491,16 +5244,12 @@
           <w:p>
             <w:pPr>
               <w:pStyle w:val="TableParagraph"/>
-              <w:spacing w:line="249" w:lineRule="exact" w:before="1"/>
-              <w:rPr>
-                <w:sz w:val="22"/>
-              </w:rPr>
-            </w:pPr>
-            <w:r>
-              <w:rPr>
-                <w:spacing w:val="-2"/>
-                <w:w w:val="105"/>
-                <w:sz w:val="22"/>
+              <w:spacing w:before="1" w:line="249" w:lineRule="exact"/>
+            </w:pPr>
+            <w:r>
+              <w:rPr>
+                <w:spacing w:val="-2"/>
+                <w:w w:val="105"/>
               </w:rPr>
               <w:t>numbering,</w:t>
             </w:r>
@@ -5508,30 +5257,26 @@
               <w:rPr>
                 <w:spacing w:val="2"/>
                 <w:w w:val="105"/>
-                <w:sz w:val="22"/>
-              </w:rPr>
-              <w:t> </w:t>
-            </w:r>
-            <w:r>
-              <w:rPr>
-                <w:spacing w:val="-2"/>
-                <w:w w:val="105"/>
-                <w:sz w:val="22"/>
+              </w:rPr>
+              <w:t xml:space="preserve"> </w:t>
+            </w:r>
+            <w:r>
+              <w:rPr>
+                <w:spacing w:val="-2"/>
+                <w:w w:val="105"/>
               </w:rPr>
               <w:t>version</w:t>
             </w:r>
             <w:r>
               <w:rPr>
                 <w:w w:val="105"/>
-                <w:sz w:val="22"/>
-              </w:rPr>
-              <w:t> </w:t>
-            </w:r>
-            <w:r>
-              <w:rPr>
-                <w:spacing w:val="-2"/>
-                <w:w w:val="105"/>
-                <w:sz w:val="22"/>
+              </w:rPr>
+              <w:t xml:space="preserve"> </w:t>
+            </w:r>
+            <w:r>
+              <w:rPr>
+                <w:spacing w:val="-2"/>
+                <w:w w:val="105"/>
               </w:rPr>
               <w:t>control</w:t>
             </w:r>
@@ -5546,15 +5291,11 @@
               <w:pStyle w:val="TableParagraph"/>
               <w:spacing w:line="265" w:lineRule="exact"/>
               <w:ind w:left="109"/>
-              <w:rPr>
-                <w:sz w:val="22"/>
-              </w:rPr>
             </w:pPr>
             <w:r>
               <w:rPr>
                 <w:spacing w:val="-4"/>
                 <w:w w:val="105"/>
-                <w:sz w:val="22"/>
               </w:rPr>
               <w:t>Good</w:t>
             </w:r>
@@ -5569,14 +5310,10 @@
               <w:pStyle w:val="TableParagraph"/>
               <w:spacing w:line="265" w:lineRule="exact"/>
               <w:ind w:left="109"/>
-              <w:rPr>
-                <w:sz w:val="22"/>
-              </w:rPr>
-            </w:pPr>
-            <w:r>
-              <w:rPr>
-                <w:w w:val="105"/>
-                <w:sz w:val="22"/>
+            </w:pPr>
+            <w:r>
+              <w:rPr>
+                <w:w w:val="105"/>
               </w:rPr>
               <w:t>Title</w:t>
             </w:r>
@@ -5584,14 +5321,12 @@
               <w:rPr>
                 <w:spacing w:val="-8"/>
                 <w:w w:val="105"/>
-                <w:sz w:val="22"/>
-              </w:rPr>
-              <w:t> </w:t>
-            </w:r>
-            <w:r>
-              <w:rPr>
-                <w:w w:val="105"/>
-                <w:sz w:val="22"/>
+              </w:rPr>
+              <w:t xml:space="preserve"> </w:t>
+            </w:r>
+            <w:r>
+              <w:rPr>
+                <w:w w:val="105"/>
               </w:rPr>
               <w:t>is</w:t>
             </w:r>
@@ -5599,14 +5334,12 @@
               <w:rPr>
                 <w:spacing w:val="-10"/>
                 <w:w w:val="105"/>
-                <w:sz w:val="22"/>
-              </w:rPr>
-              <w:t> </w:t>
-            </w:r>
-            <w:r>
-              <w:rPr>
-                <w:w w:val="105"/>
-                <w:sz w:val="22"/>
+              </w:rPr>
+              <w:t xml:space="preserve"> </w:t>
+            </w:r>
+            <w:r>
+              <w:rPr>
+                <w:w w:val="105"/>
               </w:rPr>
               <w:t>appropriate,</w:t>
             </w:r>
@@ -5614,14 +5347,12 @@
               <w:rPr>
                 <w:spacing w:val="-6"/>
                 <w:w w:val="105"/>
-                <w:sz w:val="22"/>
-              </w:rPr>
-              <w:t> </w:t>
-            </w:r>
-            <w:r>
-              <w:rPr>
-                <w:w w:val="105"/>
-                <w:sz w:val="22"/>
+              </w:rPr>
+              <w:t xml:space="preserve"> </w:t>
+            </w:r>
+            <w:r>
+              <w:rPr>
+                <w:w w:val="105"/>
               </w:rPr>
               <w:t>document</w:t>
             </w:r>
@@ -5629,14 +5360,12 @@
               <w:rPr>
                 <w:spacing w:val="-9"/>
                 <w:w w:val="105"/>
-                <w:sz w:val="22"/>
-              </w:rPr>
-              <w:t> </w:t>
-            </w:r>
-            <w:r>
-              <w:rPr>
-                <w:w w:val="105"/>
-                <w:sz w:val="22"/>
+              </w:rPr>
+              <w:t xml:space="preserve"> </w:t>
+            </w:r>
+            <w:r>
+              <w:rPr>
+                <w:w w:val="105"/>
               </w:rPr>
               <w:t>is</w:t>
             </w:r>
@@ -5644,14 +5373,12 @@
               <w:rPr>
                 <w:spacing w:val="-10"/>
                 <w:w w:val="105"/>
-                <w:sz w:val="22"/>
-              </w:rPr>
-              <w:t> </w:t>
-            </w:r>
-            <w:r>
-              <w:rPr>
-                <w:w w:val="105"/>
-                <w:sz w:val="22"/>
+              </w:rPr>
+              <w:t xml:space="preserve"> </w:t>
+            </w:r>
+            <w:r>
+              <w:rPr>
+                <w:w w:val="105"/>
               </w:rPr>
               <w:t>paged</w:t>
             </w:r>
@@ -5659,14 +5386,12 @@
               <w:rPr>
                 <w:spacing w:val="-6"/>
                 <w:w w:val="105"/>
-                <w:sz w:val="22"/>
-              </w:rPr>
-              <w:t> </w:t>
-            </w:r>
-            <w:r>
-              <w:rPr>
-                <w:w w:val="105"/>
-                <w:sz w:val="22"/>
+              </w:rPr>
+              <w:t xml:space="preserve"> </w:t>
+            </w:r>
+            <w:r>
+              <w:rPr>
+                <w:w w:val="105"/>
               </w:rPr>
               <w:t>and</w:t>
             </w:r>
@@ -5674,15 +5399,13 @@
               <w:rPr>
                 <w:spacing w:val="-6"/>
                 <w:w w:val="105"/>
-                <w:sz w:val="22"/>
-              </w:rPr>
-              <w:t> </w:t>
-            </w:r>
-            <w:r>
-              <w:rPr>
-                <w:spacing w:val="-2"/>
-                <w:w w:val="105"/>
-                <w:sz w:val="22"/>
+              </w:rPr>
+              <w:t xml:space="preserve"> </w:t>
+            </w:r>
+            <w:r>
+              <w:rPr>
+                <w:spacing w:val="-2"/>
+                <w:w w:val="105"/>
               </w:rPr>
               <w:t>version</w:t>
             </w:r>
@@ -5690,16 +5413,12 @@
           <w:p>
             <w:pPr>
               <w:pStyle w:val="TableParagraph"/>
-              <w:spacing w:line="249" w:lineRule="exact" w:before="1"/>
+              <w:spacing w:before="1" w:line="249" w:lineRule="exact"/>
               <w:ind w:left="109"/>
-              <w:rPr>
-                <w:sz w:val="22"/>
-              </w:rPr>
-            </w:pPr>
-            <w:r>
-              <w:rPr>
-                <w:w w:val="105"/>
-                <w:sz w:val="22"/>
+            </w:pPr>
+            <w:r>
+              <w:rPr>
+                <w:w w:val="105"/>
               </w:rPr>
               <w:t>is</w:t>
             </w:r>
@@ -5707,14 +5426,12 @@
               <w:rPr>
                 <w:spacing w:val="-7"/>
                 <w:w w:val="105"/>
-                <w:sz w:val="22"/>
-              </w:rPr>
-              <w:t> </w:t>
-            </w:r>
-            <w:r>
-              <w:rPr>
-                <w:w w:val="105"/>
-                <w:sz w:val="22"/>
+              </w:rPr>
+              <w:t xml:space="preserve"> </w:t>
+            </w:r>
+            <w:r>
+              <w:rPr>
+                <w:w w:val="105"/>
               </w:rPr>
               <w:t>shown</w:t>
             </w:r>
@@ -5722,14 +5439,12 @@
               <w:rPr>
                 <w:spacing w:val="-5"/>
                 <w:w w:val="105"/>
-                <w:sz w:val="22"/>
-              </w:rPr>
-              <w:t> </w:t>
-            </w:r>
-            <w:r>
-              <w:rPr>
-                <w:w w:val="105"/>
-                <w:sz w:val="22"/>
+              </w:rPr>
+              <w:t xml:space="preserve"> </w:t>
+            </w:r>
+            <w:r>
+              <w:rPr>
+                <w:w w:val="105"/>
               </w:rPr>
               <w:t>in</w:t>
             </w:r>
@@ -5737,14 +5452,12 @@
               <w:rPr>
                 <w:spacing w:val="-6"/>
                 <w:w w:val="105"/>
-                <w:sz w:val="22"/>
-              </w:rPr>
-              <w:t> </w:t>
-            </w:r>
-            <w:r>
-              <w:rPr>
-                <w:w w:val="105"/>
-                <w:sz w:val="22"/>
+              </w:rPr>
+              <w:t xml:space="preserve"> </w:t>
+            </w:r>
+            <w:r>
+              <w:rPr>
+                <w:w w:val="105"/>
               </w:rPr>
               <w:t>a</w:t>
             </w:r>
@@ -5752,14 +5465,12 @@
               <w:rPr>
                 <w:spacing w:val="-5"/>
                 <w:w w:val="105"/>
-                <w:sz w:val="22"/>
-              </w:rPr>
-              <w:t> </w:t>
-            </w:r>
-            <w:r>
-              <w:rPr>
-                <w:w w:val="105"/>
-                <w:sz w:val="22"/>
+              </w:rPr>
+              <w:t xml:space="preserve"> </w:t>
+            </w:r>
+            <w:r>
+              <w:rPr>
+                <w:w w:val="105"/>
               </w:rPr>
               <w:t>document</w:t>
             </w:r>
@@ -5767,14 +5478,12 @@
               <w:rPr>
                 <w:spacing w:val="-6"/>
                 <w:w w:val="105"/>
-                <w:sz w:val="22"/>
-              </w:rPr>
-              <w:t> </w:t>
-            </w:r>
-            <w:r>
-              <w:rPr>
-                <w:w w:val="105"/>
-                <w:sz w:val="22"/>
+              </w:rPr>
+              <w:t xml:space="preserve"> </w:t>
+            </w:r>
+            <w:r>
+              <w:rPr>
+                <w:w w:val="105"/>
               </w:rPr>
               <w:t>history</w:t>
             </w:r>
@@ -5782,15 +5491,13 @@
               <w:rPr>
                 <w:spacing w:val="-3"/>
                 <w:w w:val="105"/>
-                <w:sz w:val="22"/>
-              </w:rPr>
-              <w:t> </w:t>
-            </w:r>
-            <w:r>
-              <w:rPr>
-                <w:spacing w:val="-2"/>
-                <w:w w:val="105"/>
-                <w:sz w:val="22"/>
+              </w:rPr>
+              <w:t xml:space="preserve"> </w:t>
+            </w:r>
+            <w:r>
+              <w:rPr>
+                <w:spacing w:val="-2"/>
+                <w:w w:val="105"/>
               </w:rPr>
               <w:t>header.</w:t>
             </w:r>
@@ -5801,21 +5508,18 @@
     <w:p>
       <w:pPr>
         <w:pStyle w:val="TableParagraph"/>
-        <w:spacing w:after="0" w:line="249" w:lineRule="exact"/>
-        <w:rPr>
-          <w:sz w:val="22"/>
-        </w:rPr>
+        <w:spacing w:line="249" w:lineRule="exact"/>
         <w:sectPr>
           <w:type w:val="continuous"/>
           <w:pgSz w:w="11910" w:h="16840"/>
-          <w:pgMar w:top="1420" w:bottom="1188" w:left="1417" w:right="708"/>
+          <w:pgMar w:top="1420" w:right="708" w:bottom="1188" w:left="1417" w:header="720" w:footer="720" w:gutter="0"/>
+          <w:cols w:space="720"/>
         </w:sectPr>
       </w:pPr>
     </w:p>
     <w:tbl>
       <w:tblPr>
         <w:tblW w:w="0" w:type="auto"/>
-        <w:jc w:val="left"/>
         <w:tblInd w:w="33" w:type="dxa"/>
         <w:tblBorders>
           <w:top w:val="single" w:sz="4" w:space="0" w:color="000000"/>
@@ -5827,12 +5531,10 @@
         </w:tblBorders>
         <w:tblLayout w:type="fixed"/>
         <w:tblCellMar>
-          <w:top w:w="0" w:type="dxa"/>
           <w:left w:w="0" w:type="dxa"/>
-          <w:bottom w:w="0" w:type="dxa"/>
           <w:right w:w="0" w:type="dxa"/>
         </w:tblCellMar>
-        <w:tblLook w:val="01E0"/>
+        <w:tblLook w:val="01E0" w:firstRow="1" w:lastRow="1" w:firstColumn="1" w:lastColumn="1" w:noHBand="0" w:noVBand="0"/>
       </w:tblPr>
       <w:tblGrid>
         <w:gridCol w:w="3397"/>
@@ -5841,7 +5543,7 @@
       </w:tblGrid>
       <w:tr>
         <w:trPr>
-          <w:trHeight w:val="1345" w:hRule="atLeast"/>
+          <w:trHeight w:val="1345"/>
         </w:trPr>
         <w:tc>
           <w:tcPr>
@@ -5850,15 +5552,11 @@
           <w:p>
             <w:pPr>
               <w:pStyle w:val="TableParagraph"/>
-              <w:spacing w:line="237" w:lineRule="auto" w:before="2"/>
-              <w:rPr>
-                <w:sz w:val="22"/>
-              </w:rPr>
-            </w:pPr>
-            <w:r>
-              <w:rPr>
-                <w:w w:val="105"/>
-                <w:sz w:val="22"/>
+              <w:spacing w:before="2" w:line="237" w:lineRule="auto"/>
+            </w:pPr>
+            <w:r>
+              <w:rPr>
+                <w:w w:val="105"/>
               </w:rPr>
               <w:t>Introduction,</w:t>
             </w:r>
@@ -5866,14 +5564,12 @@
               <w:rPr>
                 <w:spacing w:val="-12"/>
                 <w:w w:val="105"/>
-                <w:sz w:val="22"/>
-              </w:rPr>
-              <w:t> </w:t>
-            </w:r>
-            <w:r>
-              <w:rPr>
-                <w:w w:val="105"/>
-                <w:sz w:val="22"/>
+              </w:rPr>
+              <w:t xml:space="preserve"> </w:t>
+            </w:r>
+            <w:r>
+              <w:rPr>
+                <w:w w:val="105"/>
               </w:rPr>
               <w:t>and</w:t>
             </w:r>
@@ -5881,14 +5577,12 @@
               <w:rPr>
                 <w:spacing w:val="-12"/>
                 <w:w w:val="105"/>
-                <w:sz w:val="22"/>
-              </w:rPr>
-              <w:t> </w:t>
-            </w:r>
-            <w:r>
-              <w:rPr>
-                <w:w w:val="105"/>
-                <w:sz w:val="22"/>
+              </w:rPr>
+              <w:t xml:space="preserve"> </w:t>
+            </w:r>
+            <w:r>
+              <w:rPr>
+                <w:w w:val="105"/>
               </w:rPr>
               <w:t>Purpose</w:t>
             </w:r>
@@ -5896,22 +5590,19 @@
               <w:rPr>
                 <w:spacing w:val="-14"/>
                 <w:w w:val="105"/>
-                <w:sz w:val="22"/>
-              </w:rPr>
-              <w:t> </w:t>
-            </w:r>
-            <w:r>
-              <w:rPr>
-                <w:w w:val="105"/>
-                <w:sz w:val="22"/>
-              </w:rPr>
-              <w:t>and </w:t>
-            </w:r>
-            <w:r>
-              <w:rPr>
-                <w:spacing w:val="-2"/>
-                <w:w w:val="105"/>
-                <w:sz w:val="22"/>
+              </w:rPr>
+              <w:t xml:space="preserve"> </w:t>
+            </w:r>
+            <w:r>
+              <w:rPr>
+                <w:w w:val="105"/>
+              </w:rPr>
+              <w:t xml:space="preserve">and </w:t>
+            </w:r>
+            <w:r>
+              <w:rPr>
+                <w:spacing w:val="-2"/>
+                <w:w w:val="105"/>
               </w:rPr>
               <w:t>Scope</w:t>
             </w:r>
@@ -5925,15 +5616,11 @@
             <w:pPr>
               <w:pStyle w:val="TableParagraph"/>
               <w:ind w:left="109"/>
-              <w:rPr>
-                <w:sz w:val="22"/>
-              </w:rPr>
             </w:pPr>
             <w:r>
               <w:rPr>
                 <w:spacing w:val="-4"/>
                 <w:w w:val="105"/>
-                <w:sz w:val="22"/>
               </w:rPr>
               <w:t>Good</w:t>
             </w:r>
@@ -5947,14 +5634,10 @@
             <w:pPr>
               <w:pStyle w:val="TableParagraph"/>
               <w:ind w:left="109" w:right="121"/>
-              <w:rPr>
-                <w:sz w:val="22"/>
-              </w:rPr>
-            </w:pPr>
-            <w:r>
-              <w:rPr>
-                <w:w w:val="105"/>
-                <w:sz w:val="22"/>
+            </w:pPr>
+            <w:r>
+              <w:rPr>
+                <w:w w:val="105"/>
               </w:rPr>
               <w:t>It has a clear structure, correctly defines the purpose and scope of the subsystem, identifies the intended audience, and distinguishes IPOS-PU from the other subsystems, which shows a solid</w:t>
             </w:r>
@@ -5962,17 +5645,13 @@
           <w:p>
             <w:pPr>
               <w:pStyle w:val="TableParagraph"/>
-              <w:spacing w:line="249" w:lineRule="exact" w:before="1"/>
+              <w:spacing w:before="1" w:line="249" w:lineRule="exact"/>
               <w:ind w:left="109"/>
-              <w:rPr>
-                <w:sz w:val="22"/>
-              </w:rPr>
-            </w:pPr>
-            <w:r>
-              <w:rPr>
-                <w:spacing w:val="-2"/>
-                <w:w w:val="105"/>
-                <w:sz w:val="22"/>
+            </w:pPr>
+            <w:r>
+              <w:rPr>
+                <w:spacing w:val="-2"/>
+                <w:w w:val="105"/>
               </w:rPr>
               <w:t>understanding</w:t>
             </w:r>
@@ -5980,15 +5659,13 @@
               <w:rPr>
                 <w:spacing w:val="-1"/>
                 <w:w w:val="105"/>
-                <w:sz w:val="22"/>
-              </w:rPr>
-              <w:t> </w:t>
-            </w:r>
-            <w:r>
-              <w:rPr>
-                <w:spacing w:val="-2"/>
-                <w:w w:val="105"/>
-                <w:sz w:val="22"/>
+              </w:rPr>
+              <w:t xml:space="preserve"> </w:t>
+            </w:r>
+            <w:r>
+              <w:rPr>
+                <w:spacing w:val="-2"/>
+                <w:w w:val="105"/>
               </w:rPr>
               <w:t>of</w:t>
             </w:r>
@@ -5996,15 +5673,13 @@
               <w:rPr>
                 <w:spacing w:val="-1"/>
                 <w:w w:val="105"/>
-                <w:sz w:val="22"/>
-              </w:rPr>
-              <w:t> </w:t>
-            </w:r>
-            <w:r>
-              <w:rPr>
-                <w:spacing w:val="-2"/>
-                <w:w w:val="105"/>
-                <w:sz w:val="22"/>
+              </w:rPr>
+              <w:t xml:space="preserve"> </w:t>
+            </w:r>
+            <w:r>
+              <w:rPr>
+                <w:spacing w:val="-2"/>
+                <w:w w:val="105"/>
               </w:rPr>
               <w:t>requirements documentation.</w:t>
             </w:r>
@@ -6013,7 +5688,7 @@
       </w:tr>
       <w:tr>
         <w:trPr>
-          <w:trHeight w:val="1070" w:hRule="atLeast"/>
+          <w:trHeight w:val="1070"/>
         </w:trPr>
         <w:tc>
           <w:tcPr>
@@ -6024,14 +5699,10 @@
               <w:pStyle w:val="TableParagraph"/>
               <w:spacing w:line="242" w:lineRule="auto"/>
               <w:ind w:right="136"/>
-              <w:rPr>
-                <w:sz w:val="22"/>
-              </w:rPr>
-            </w:pPr>
-            <w:r>
-              <w:rPr>
-                <w:w w:val="105"/>
-                <w:sz w:val="22"/>
+            </w:pPr>
+            <w:r>
+              <w:rPr>
+                <w:w w:val="105"/>
               </w:rPr>
               <w:t>Use</w:t>
             </w:r>
@@ -6039,14 +5710,12 @@
               <w:rPr>
                 <w:spacing w:val="-14"/>
                 <w:w w:val="105"/>
-                <w:sz w:val="22"/>
-              </w:rPr>
-              <w:t> </w:t>
-            </w:r>
-            <w:r>
-              <w:rPr>
-                <w:w w:val="105"/>
-                <w:sz w:val="22"/>
+              </w:rPr>
+              <w:t xml:space="preserve"> </w:t>
+            </w:r>
+            <w:r>
+              <w:rPr>
+                <w:w w:val="105"/>
               </w:rPr>
               <w:t>of</w:t>
             </w:r>
@@ -6054,14 +5723,12 @@
               <w:rPr>
                 <w:spacing w:val="-13"/>
                 <w:w w:val="105"/>
-                <w:sz w:val="22"/>
-              </w:rPr>
-              <w:t> </w:t>
-            </w:r>
-            <w:r>
-              <w:rPr>
-                <w:w w:val="105"/>
-                <w:sz w:val="22"/>
+              </w:rPr>
+              <w:t xml:space="preserve"> </w:t>
+            </w:r>
+            <w:r>
+              <w:rPr>
+                <w:w w:val="105"/>
               </w:rPr>
               <w:t>language</w:t>
             </w:r>
@@ -6069,14 +5736,12 @@
               <w:rPr>
                 <w:spacing w:val="-13"/>
                 <w:w w:val="105"/>
-                <w:sz w:val="22"/>
-              </w:rPr>
-              <w:t> </w:t>
-            </w:r>
-            <w:r>
-              <w:rPr>
-                <w:w w:val="105"/>
-                <w:sz w:val="22"/>
+              </w:rPr>
+              <w:t xml:space="preserve"> </w:t>
+            </w:r>
+            <w:r>
+              <w:rPr>
+                <w:w w:val="105"/>
               </w:rPr>
               <w:t>appropriate</w:t>
             </w:r>
@@ -6084,22 +5749,19 @@
               <w:rPr>
                 <w:spacing w:val="-13"/>
                 <w:w w:val="105"/>
-                <w:sz w:val="22"/>
-              </w:rPr>
-              <w:t> </w:t>
-            </w:r>
-            <w:r>
-              <w:rPr>
-                <w:w w:val="105"/>
-                <w:sz w:val="22"/>
-              </w:rPr>
-              <w:t>to audience, and Spelling C </w:t>
-            </w:r>
-            <w:r>
-              <w:rPr>
-                <w:spacing w:val="-2"/>
-                <w:w w:val="105"/>
-                <w:sz w:val="22"/>
+              </w:rPr>
+              <w:t xml:space="preserve"> </w:t>
+            </w:r>
+            <w:r>
+              <w:rPr>
+                <w:w w:val="105"/>
+              </w:rPr>
+              <w:t xml:space="preserve">to audience, and Spelling C </w:t>
+            </w:r>
+            <w:r>
+              <w:rPr>
+                <w:spacing w:val="-2"/>
+                <w:w w:val="105"/>
               </w:rPr>
               <w:t>Grammar</w:t>
             </w:r>
@@ -6114,15 +5776,11 @@
               <w:pStyle w:val="TableParagraph"/>
               <w:spacing w:line="264" w:lineRule="exact"/>
               <w:ind w:left="109"/>
-              <w:rPr>
-                <w:sz w:val="22"/>
-              </w:rPr>
             </w:pPr>
             <w:r>
               <w:rPr>
                 <w:spacing w:val="-4"/>
                 <w:w w:val="105"/>
-                <w:sz w:val="22"/>
               </w:rPr>
               <w:t>Good</w:t>
             </w:r>
@@ -6137,14 +5795,10 @@
               <w:pStyle w:val="TableParagraph"/>
               <w:spacing w:line="242" w:lineRule="auto"/>
               <w:ind w:left="109"/>
-              <w:rPr>
-                <w:sz w:val="22"/>
-              </w:rPr>
-            </w:pPr>
-            <w:r>
-              <w:rPr>
-                <w:w w:val="105"/>
-                <w:sz w:val="22"/>
+            </w:pPr>
+            <w:r>
+              <w:rPr>
+                <w:w w:val="105"/>
               </w:rPr>
               <w:t>Tone</w:t>
             </w:r>
@@ -6152,14 +5806,12 @@
               <w:rPr>
                 <w:spacing w:val="-14"/>
                 <w:w w:val="105"/>
-                <w:sz w:val="22"/>
-              </w:rPr>
-              <w:t> </w:t>
-            </w:r>
-            <w:r>
-              <w:rPr>
-                <w:w w:val="105"/>
-                <w:sz w:val="22"/>
+              </w:rPr>
+              <w:t xml:space="preserve"> </w:t>
+            </w:r>
+            <w:r>
+              <w:rPr>
+                <w:w w:val="105"/>
               </w:rPr>
               <w:t>used</w:t>
             </w:r>
@@ -6167,14 +5819,12 @@
               <w:rPr>
                 <w:spacing w:val="-13"/>
                 <w:w w:val="105"/>
-                <w:sz w:val="22"/>
-              </w:rPr>
-              <w:t> </w:t>
-            </w:r>
-            <w:r>
-              <w:rPr>
-                <w:w w:val="105"/>
-                <w:sz w:val="22"/>
+              </w:rPr>
+              <w:t xml:space="preserve"> </w:t>
+            </w:r>
+            <w:r>
+              <w:rPr>
+                <w:w w:val="105"/>
               </w:rPr>
               <w:t>throughout</w:t>
             </w:r>
@@ -6182,14 +5832,12 @@
               <w:rPr>
                 <w:spacing w:val="-13"/>
                 <w:w w:val="105"/>
-                <w:sz w:val="22"/>
-              </w:rPr>
-              <w:t> </w:t>
-            </w:r>
-            <w:r>
-              <w:rPr>
-                <w:w w:val="105"/>
-                <w:sz w:val="22"/>
+              </w:rPr>
+              <w:t xml:space="preserve"> </w:t>
+            </w:r>
+            <w:r>
+              <w:rPr>
+                <w:w w:val="105"/>
               </w:rPr>
               <w:t>this</w:t>
             </w:r>
@@ -6197,14 +5845,12 @@
               <w:rPr>
                 <w:spacing w:val="-13"/>
                 <w:w w:val="105"/>
-                <w:sz w:val="22"/>
-              </w:rPr>
-              <w:t> </w:t>
-            </w:r>
-            <w:r>
-              <w:rPr>
-                <w:w w:val="105"/>
-                <w:sz w:val="22"/>
+              </w:rPr>
+              <w:t xml:space="preserve"> </w:t>
+            </w:r>
+            <w:r>
+              <w:rPr>
+                <w:w w:val="105"/>
               </w:rPr>
               <w:t>deliverable</w:t>
             </w:r>
@@ -6212,14 +5858,12 @@
               <w:rPr>
                 <w:spacing w:val="-13"/>
                 <w:w w:val="105"/>
-                <w:sz w:val="22"/>
-              </w:rPr>
-              <w:t> </w:t>
-            </w:r>
-            <w:r>
-              <w:rPr>
-                <w:w w:val="105"/>
-                <w:sz w:val="22"/>
+              </w:rPr>
+              <w:t xml:space="preserve"> </w:t>
+            </w:r>
+            <w:r>
+              <w:rPr>
+                <w:w w:val="105"/>
               </w:rPr>
               <w:t>is</w:t>
             </w:r>
@@ -6227,14 +5871,12 @@
               <w:rPr>
                 <w:spacing w:val="-13"/>
                 <w:w w:val="105"/>
-                <w:sz w:val="22"/>
-              </w:rPr>
-              <w:t> </w:t>
-            </w:r>
-            <w:r>
-              <w:rPr>
-                <w:w w:val="105"/>
-                <w:sz w:val="22"/>
+              </w:rPr>
+              <w:t xml:space="preserve"> </w:t>
+            </w:r>
+            <w:r>
+              <w:rPr>
+                <w:w w:val="105"/>
               </w:rPr>
               <w:t>formal</w:t>
             </w:r>
@@ -6242,14 +5884,12 @@
               <w:rPr>
                 <w:spacing w:val="-13"/>
                 <w:w w:val="105"/>
-                <w:sz w:val="22"/>
-              </w:rPr>
-              <w:t> </w:t>
-            </w:r>
-            <w:r>
-              <w:rPr>
-                <w:w w:val="105"/>
-                <w:sz w:val="22"/>
+              </w:rPr>
+              <w:t xml:space="preserve"> </w:t>
+            </w:r>
+            <w:r>
+              <w:rPr>
+                <w:w w:val="105"/>
               </w:rPr>
               <w:t>and expresses clearly to the audience what each sub- section is trying to achieve. Spelling and Grammar</w:t>
             </w:r>
@@ -6259,14 +5899,10 @@
               <w:pStyle w:val="TableParagraph"/>
               <w:spacing w:line="241" w:lineRule="exact"/>
               <w:ind w:left="109"/>
-              <w:rPr>
-                <w:sz w:val="22"/>
-              </w:rPr>
-            </w:pPr>
-            <w:r>
-              <w:rPr>
-                <w:w w:val="110"/>
-                <w:sz w:val="22"/>
+            </w:pPr>
+            <w:r>
+              <w:rPr>
+                <w:w w:val="110"/>
               </w:rPr>
               <w:t>is</w:t>
             </w:r>
@@ -6274,16 +5910,15 @@
               <w:rPr>
                 <w:spacing w:val="-2"/>
                 <w:w w:val="110"/>
-                <w:sz w:val="22"/>
-              </w:rPr>
-              <w:t> satisfactory.</w:t>
+              </w:rPr>
+              <w:t xml:space="preserve"> satisfactory.</w:t>
             </w:r>
           </w:p>
         </w:tc>
       </w:tr>
       <w:tr>
         <w:trPr>
-          <w:trHeight w:val="540" w:hRule="atLeast"/>
+          <w:trHeight w:val="540"/>
         </w:trPr>
         <w:tc>
           <w:tcPr>
@@ -6292,14 +5927,10 @@
           <w:p>
             <w:pPr>
               <w:pStyle w:val="TableParagraph"/>
-              <w:rPr>
-                <w:sz w:val="22"/>
-              </w:rPr>
-            </w:pPr>
-            <w:r>
-              <w:rPr>
-                <w:w w:val="105"/>
-                <w:sz w:val="22"/>
+            </w:pPr>
+            <w:r>
+              <w:rPr>
+                <w:w w:val="105"/>
               </w:rPr>
               <w:t>Clear</w:t>
             </w:r>
@@ -6307,14 +5938,12 @@
               <w:rPr>
                 <w:spacing w:val="-3"/>
                 <w:w w:val="105"/>
-                <w:sz w:val="22"/>
-              </w:rPr>
-              <w:t> </w:t>
-            </w:r>
-            <w:r>
-              <w:rPr>
-                <w:w w:val="105"/>
-                <w:sz w:val="22"/>
+              </w:rPr>
+              <w:t xml:space="preserve"> </w:t>
+            </w:r>
+            <w:r>
+              <w:rPr>
+                <w:w w:val="105"/>
               </w:rPr>
               <w:t>layout and</w:t>
             </w:r>
@@ -6322,9 +5951,8 @@
               <w:rPr>
                 <w:spacing w:val="-2"/>
                 <w:w w:val="105"/>
-                <w:sz w:val="22"/>
-              </w:rPr>
-              <w:t> structure</w:t>
+              </w:rPr>
+              <w:t xml:space="preserve"> structure</w:t>
             </w:r>
           </w:p>
         </w:tc>
@@ -6336,15 +5964,11 @@
             <w:pPr>
               <w:pStyle w:val="TableParagraph"/>
               <w:ind w:left="109"/>
-              <w:rPr>
-                <w:sz w:val="22"/>
-              </w:rPr>
             </w:pPr>
             <w:r>
               <w:rPr>
                 <w:spacing w:val="-4"/>
                 <w:w w:val="105"/>
-                <w:sz w:val="22"/>
               </w:rPr>
               <w:t>Good</w:t>
             </w:r>
@@ -6358,14 +5982,10 @@
             <w:pPr>
               <w:pStyle w:val="TableParagraph"/>
               <w:ind w:left="109"/>
-              <w:rPr>
-                <w:sz w:val="22"/>
-              </w:rPr>
-            </w:pPr>
-            <w:r>
-              <w:rPr>
-                <w:w w:val="105"/>
-                <w:sz w:val="22"/>
+            </w:pPr>
+            <w:r>
+              <w:rPr>
+                <w:w w:val="105"/>
               </w:rPr>
               <w:t>Document</w:t>
             </w:r>
@@ -6373,14 +5993,12 @@
               <w:rPr>
                 <w:spacing w:val="-2"/>
                 <w:w w:val="105"/>
-                <w:sz w:val="22"/>
-              </w:rPr>
-              <w:t> </w:t>
-            </w:r>
-            <w:r>
-              <w:rPr>
-                <w:w w:val="105"/>
-                <w:sz w:val="22"/>
+              </w:rPr>
+              <w:t xml:space="preserve"> </w:t>
+            </w:r>
+            <w:r>
+              <w:rPr>
+                <w:w w:val="105"/>
               </w:rPr>
               <w:t>is</w:t>
             </w:r>
@@ -6388,14 +6006,12 @@
               <w:rPr>
                 <w:spacing w:val="-2"/>
                 <w:w w:val="105"/>
-                <w:sz w:val="22"/>
-              </w:rPr>
-              <w:t> </w:t>
-            </w:r>
-            <w:r>
-              <w:rPr>
-                <w:w w:val="105"/>
-                <w:sz w:val="22"/>
+              </w:rPr>
+              <w:t xml:space="preserve"> </w:t>
+            </w:r>
+            <w:r>
+              <w:rPr>
+                <w:w w:val="105"/>
               </w:rPr>
               <w:t>laid</w:t>
             </w:r>
@@ -6403,14 +6019,12 @@
               <w:rPr>
                 <w:spacing w:val="2"/>
                 <w:w w:val="105"/>
-                <w:sz w:val="22"/>
-              </w:rPr>
-              <w:t> </w:t>
-            </w:r>
-            <w:r>
-              <w:rPr>
-                <w:w w:val="105"/>
-                <w:sz w:val="22"/>
+              </w:rPr>
+              <w:t xml:space="preserve"> </w:t>
+            </w:r>
+            <w:r>
+              <w:rPr>
+                <w:w w:val="105"/>
               </w:rPr>
               <w:t>out</w:t>
             </w:r>
@@ -6418,14 +6032,12 @@
               <w:rPr>
                 <w:spacing w:val="-1"/>
                 <w:w w:val="105"/>
-                <w:sz w:val="22"/>
-              </w:rPr>
-              <w:t> </w:t>
-            </w:r>
-            <w:r>
-              <w:rPr>
-                <w:w w:val="105"/>
-                <w:sz w:val="22"/>
+              </w:rPr>
+              <w:t xml:space="preserve"> </w:t>
+            </w:r>
+            <w:r>
+              <w:rPr>
+                <w:w w:val="105"/>
               </w:rPr>
               <w:t>clear</w:t>
             </w:r>
@@ -6433,14 +6045,12 @@
               <w:rPr>
                 <w:spacing w:val="5"/>
                 <w:w w:val="105"/>
-                <w:sz w:val="22"/>
-              </w:rPr>
-              <w:t> </w:t>
-            </w:r>
-            <w:r>
-              <w:rPr>
-                <w:w w:val="105"/>
-                <w:sz w:val="22"/>
+              </w:rPr>
+              <w:t xml:space="preserve"> </w:t>
+            </w:r>
+            <w:r>
+              <w:rPr>
+                <w:w w:val="105"/>
               </w:rPr>
               <w:t>and</w:t>
             </w:r>
@@ -6448,14 +6058,12 @@
               <w:rPr>
                 <w:spacing w:val="2"/>
                 <w:w w:val="105"/>
-                <w:sz w:val="22"/>
-              </w:rPr>
-              <w:t> </w:t>
-            </w:r>
-            <w:r>
-              <w:rPr>
-                <w:w w:val="105"/>
-                <w:sz w:val="22"/>
+              </w:rPr>
+              <w:t xml:space="preserve"> </w:t>
+            </w:r>
+            <w:r>
+              <w:rPr>
+                <w:w w:val="105"/>
               </w:rPr>
               <w:t>contents</w:t>
             </w:r>
@@ -6463,15 +6071,13 @@
               <w:rPr>
                 <w:spacing w:val="-2"/>
                 <w:w w:val="105"/>
-                <w:sz w:val="22"/>
-              </w:rPr>
-              <w:t> </w:t>
+              </w:rPr>
+              <w:t xml:space="preserve"> </w:t>
             </w:r>
             <w:r>
               <w:rPr>
                 <w:spacing w:val="-4"/>
                 <w:w w:val="105"/>
-                <w:sz w:val="22"/>
               </w:rPr>
               <w:t>page</w:t>
             </w:r>
@@ -6479,17 +6085,13 @@
           <w:p>
             <w:pPr>
               <w:pStyle w:val="TableParagraph"/>
-              <w:spacing w:line="249" w:lineRule="exact" w:before="2"/>
+              <w:spacing w:before="2" w:line="249" w:lineRule="exact"/>
               <w:ind w:left="109"/>
-              <w:rPr>
-                <w:sz w:val="22"/>
-              </w:rPr>
-            </w:pPr>
-            <w:r>
-              <w:rPr>
-                <w:spacing w:val="-2"/>
-                <w:w w:val="105"/>
-                <w:sz w:val="22"/>
+            </w:pPr>
+            <w:r>
+              <w:rPr>
+                <w:spacing w:val="-2"/>
+                <w:w w:val="105"/>
               </w:rPr>
               <w:t>indicate</w:t>
             </w:r>
@@ -6497,15 +6099,13 @@
               <w:rPr>
                 <w:spacing w:val="-3"/>
                 <w:w w:val="105"/>
-                <w:sz w:val="22"/>
-              </w:rPr>
-              <w:t> </w:t>
-            </w:r>
-            <w:r>
-              <w:rPr>
-                <w:spacing w:val="-2"/>
-                <w:w w:val="105"/>
-                <w:sz w:val="22"/>
+              </w:rPr>
+              <w:t xml:space="preserve"> </w:t>
+            </w:r>
+            <w:r>
+              <w:rPr>
+                <w:spacing w:val="-2"/>
+                <w:w w:val="105"/>
               </w:rPr>
               <w:t>clearly where</w:t>
             </w:r>
@@ -6513,15 +6113,13 @@
               <w:rPr>
                 <w:spacing w:val="-3"/>
                 <w:w w:val="105"/>
-                <w:sz w:val="22"/>
-              </w:rPr>
-              <w:t> </w:t>
-            </w:r>
-            <w:r>
-              <w:rPr>
-                <w:spacing w:val="-2"/>
-                <w:w w:val="105"/>
-                <w:sz w:val="22"/>
+              </w:rPr>
+              <w:t xml:space="preserve"> </w:t>
+            </w:r>
+            <w:r>
+              <w:rPr>
+                <w:spacing w:val="-2"/>
+                <w:w w:val="105"/>
               </w:rPr>
               <w:t>everything</w:t>
             </w:r>
@@ -6529,15 +6127,13 @@
               <w:rPr>
                 <w:spacing w:val="-4"/>
                 <w:w w:val="105"/>
-                <w:sz w:val="22"/>
-              </w:rPr>
-              <w:t> </w:t>
+              </w:rPr>
+              <w:t xml:space="preserve"> </w:t>
             </w:r>
             <w:r>
               <w:rPr>
                 <w:spacing w:val="-5"/>
                 <w:w w:val="105"/>
-                <w:sz w:val="22"/>
               </w:rPr>
               <w:t>is.</w:t>
             </w:r>
@@ -6546,7 +6142,7 @@
       </w:tr>
       <w:tr>
         <w:trPr>
-          <w:trHeight w:val="805" w:hRule="atLeast"/>
+          <w:trHeight w:val="805"/>
         </w:trPr>
         <w:tc>
           <w:tcPr>
@@ -6555,40 +6151,28 @@
           <w:p>
             <w:pPr>
               <w:pStyle w:val="TableParagraph"/>
-              <w:rPr>
-                <w:sz w:val="22"/>
-              </w:rPr>
-            </w:pPr>
-            <w:r>
-              <w:rPr>
-                <w:sz w:val="22"/>
-              </w:rPr>
+            </w:pPr>
+            <w:r>
               <w:t>Use</w:t>
             </w:r>
             <w:r>
               <w:rPr>
                 <w:spacing w:val="11"/>
-                <w:sz w:val="22"/>
-              </w:rPr>
-              <w:t> </w:t>
-            </w:r>
-            <w:r>
-              <w:rPr>
-                <w:sz w:val="22"/>
-              </w:rPr>
+              </w:rPr>
+              <w:t xml:space="preserve"> </w:t>
+            </w:r>
+            <w:r>
               <w:t>of</w:t>
             </w:r>
             <w:r>
               <w:rPr>
                 <w:spacing w:val="10"/>
-                <w:sz w:val="22"/>
-              </w:rPr>
-              <w:t> </w:t>
-            </w:r>
-            <w:r>
-              <w:rPr>
-                <w:spacing w:val="-2"/>
-                <w:sz w:val="22"/>
+              </w:rPr>
+              <w:t xml:space="preserve"> </w:t>
+            </w:r>
+            <w:r>
+              <w:rPr>
+                <w:spacing w:val="-2"/>
               </w:rPr>
               <w:t>Graphics</w:t>
             </w:r>
@@ -6602,15 +6186,11 @@
             <w:pPr>
               <w:pStyle w:val="TableParagraph"/>
               <w:ind w:left="109"/>
-              <w:rPr>
-                <w:sz w:val="22"/>
-              </w:rPr>
             </w:pPr>
             <w:r>
               <w:rPr>
                 <w:spacing w:val="-4"/>
                 <w:w w:val="105"/>
-                <w:sz w:val="22"/>
               </w:rPr>
               <w:t>Good</w:t>
             </w:r>
@@ -6623,16 +6203,12 @@
           <w:p>
             <w:pPr>
               <w:pStyle w:val="TableParagraph"/>
-              <w:spacing w:line="237" w:lineRule="auto" w:before="2"/>
+              <w:spacing w:before="2" w:line="237" w:lineRule="auto"/>
               <w:ind w:left="109" w:right="121"/>
-              <w:rPr>
-                <w:sz w:val="22"/>
-              </w:rPr>
-            </w:pPr>
-            <w:r>
-              <w:rPr>
-                <w:w w:val="105"/>
-                <w:sz w:val="22"/>
+            </w:pPr>
+            <w:r>
+              <w:rPr>
+                <w:w w:val="105"/>
               </w:rPr>
               <w:t>Use Case diagram resolution</w:t>
             </w:r>
@@ -6640,14 +6216,12 @@
               <w:rPr>
                 <w:spacing w:val="-1"/>
                 <w:w w:val="105"/>
-                <w:sz w:val="22"/>
-              </w:rPr>
-              <w:t> </w:t>
-            </w:r>
-            <w:r>
-              <w:rPr>
-                <w:w w:val="105"/>
-                <w:sz w:val="22"/>
+              </w:rPr>
+              <w:t xml:space="preserve"> </w:t>
+            </w:r>
+            <w:r>
+              <w:rPr>
+                <w:w w:val="105"/>
               </w:rPr>
               <w:t>is</w:t>
             </w:r>
@@ -6655,14 +6229,12 @@
               <w:rPr>
                 <w:spacing w:val="-2"/>
                 <w:w w:val="105"/>
-                <w:sz w:val="22"/>
-              </w:rPr>
-              <w:t> </w:t>
-            </w:r>
-            <w:r>
-              <w:rPr>
-                <w:w w:val="105"/>
-                <w:sz w:val="22"/>
+              </w:rPr>
+              <w:t xml:space="preserve"> </w:t>
+            </w:r>
+            <w:r>
+              <w:rPr>
+                <w:w w:val="105"/>
               </w:rPr>
               <w:t>a</w:t>
             </w:r>
@@ -6670,14 +6242,12 @@
               <w:rPr>
                 <w:spacing w:val="-1"/>
                 <w:w w:val="105"/>
-                <w:sz w:val="22"/>
-              </w:rPr>
-              <w:t> </w:t>
-            </w:r>
-            <w:r>
-              <w:rPr>
-                <w:w w:val="105"/>
-                <w:sz w:val="22"/>
+              </w:rPr>
+              <w:t xml:space="preserve"> </w:t>
+            </w:r>
+            <w:r>
+              <w:rPr>
+                <w:w w:val="105"/>
               </w:rPr>
               <w:t>bit</w:t>
             </w:r>
@@ -6685,14 +6255,12 @@
               <w:rPr>
                 <w:spacing w:val="-1"/>
                 <w:w w:val="105"/>
-                <w:sz w:val="22"/>
-              </w:rPr>
-              <w:t> </w:t>
-            </w:r>
-            <w:r>
-              <w:rPr>
-                <w:w w:val="105"/>
-                <w:sz w:val="22"/>
+              </w:rPr>
+              <w:t xml:space="preserve"> </w:t>
+            </w:r>
+            <w:r>
+              <w:rPr>
+                <w:w w:val="105"/>
               </w:rPr>
               <w:t>unclear but other diagrams are good and legible along with</w:t>
             </w:r>
@@ -6700,17 +6268,13 @@
           <w:p>
             <w:pPr>
               <w:pStyle w:val="TableParagraph"/>
-              <w:spacing w:line="249" w:lineRule="exact" w:before="1"/>
+              <w:spacing w:before="1" w:line="249" w:lineRule="exact"/>
               <w:ind w:left="109"/>
-              <w:rPr>
-                <w:sz w:val="22"/>
-              </w:rPr>
-            </w:pPr>
-            <w:r>
-              <w:rPr>
-                <w:spacing w:val="-2"/>
-                <w:w w:val="110"/>
-                <w:sz w:val="22"/>
+            </w:pPr>
+            <w:r>
+              <w:rPr>
+                <w:spacing w:val="-2"/>
+                <w:w w:val="110"/>
               </w:rPr>
               <w:t>comments.</w:t>
             </w:r>
@@ -6742,7 +6306,7 @@
           <w:spacing w:val="-14"/>
           <w:w w:val="105"/>
         </w:rPr>
-        <w:t> </w:t>
+        <w:t xml:space="preserve"> </w:t>
       </w:r>
       <w:r>
         <w:rPr>
@@ -6756,7 +6320,7 @@
           <w:spacing w:val="-9"/>
           <w:w w:val="105"/>
         </w:rPr>
-        <w:t> </w:t>
+        <w:t xml:space="preserve"> </w:t>
       </w:r>
       <w:r>
         <w:rPr>
@@ -6770,7 +6334,7 @@
           <w:spacing w:val="-8"/>
           <w:w w:val="105"/>
         </w:rPr>
-        <w:t> </w:t>
+        <w:t xml:space="preserve"> </w:t>
       </w:r>
       <w:r>
         <w:rPr>
@@ -6784,14 +6348,14 @@
           <w:spacing w:val="-7"/>
           <w:w w:val="105"/>
         </w:rPr>
-        <w:t> </w:t>
+        <w:t xml:space="preserve"> </w:t>
       </w:r>
       <w:r>
         <w:rPr>
           <w:spacing w:val="-2"/>
           <w:w w:val="105"/>
         </w:rPr>
-        <w:t>Popov </w:t>
+        <w:t xml:space="preserve">Popov </w:t>
       </w:r>
       <w:r>
         <w:rPr>
@@ -6817,7 +6381,7 @@
           <w:spacing w:val="1"/>
           <w:w w:val="105"/>
         </w:rPr>
-        <w:t> </w:t>
+        <w:t xml:space="preserve"> </w:t>
       </w:r>
       <w:r>
         <w:rPr>
@@ -6830,7 +6394,7 @@
           <w:spacing w:val="9"/>
           <w:w w:val="105"/>
         </w:rPr>
-        <w:t> </w:t>
+        <w:t xml:space="preserve"> </w:t>
       </w:r>
       <w:r>
         <w:rPr>
@@ -6843,18 +6407,20 @@
     <w:sectPr>
       <w:type w:val="continuous"/>
       <w:pgSz w:w="11910" w:h="16840"/>
-      <w:pgMar w:top="1420" w:bottom="280" w:left="1417" w:right="708"/>
+      <w:pgMar w:top="1420" w:right="708" w:bottom="280" w:left="1417" w:header="720" w:footer="720" w:gutter="0"/>
+      <w:cols w:space="720"/>
     </w:sectPr>
   </w:body>
 </w:document>
 </file>
 
 <file path=word/numbering.xml><?xml version="1.0" encoding="utf-8"?>
-<w:numbering xmlns:ve="http://schemas.openxmlformats.org/markup-compatibility/2006" xmlns:o="urn:schemas-microsoft-com:office:office" xmlns:r="http://schemas.openxmlformats.org/officeDocument/2006/relationships" xmlns:m="http://schemas.openxmlformats.org/officeDocument/2006/math" xmlns:v="urn:schemas-microsoft-com:vml" xmlns:wp="http://schemas.openxmlformats.org/drawingml/2006/wordprocessingDrawing" xmlns:w10="urn:schemas-microsoft-com:office:word" xmlns:w="http://schemas.openxmlformats.org/wordprocessingml/2006/main" xmlns:wne="http://schemas.microsoft.com/office/word/2006/wordml">
-  <w:abstractNum w:abstractNumId="0">
+<w:numbering xmlns:wpc="http://schemas.microsoft.com/office/word/2010/wordprocessingCanvas" xmlns:cx="http://schemas.microsoft.com/office/drawing/2014/chartex" xmlns:cx1="http://schemas.microsoft.com/office/drawing/2015/9/8/chartex" xmlns:cx2="http://schemas.microsoft.com/office/drawing/2015/10/21/chartex" xmlns:cx3="http://schemas.microsoft.com/office/drawing/2016/5/9/chartex" xmlns:cx4="http://schemas.microsoft.com/office/drawing/2016/5/10/chartex" xmlns:cx5="http://schemas.microsoft.com/office/drawing/2016/5/11/chartex" xmlns:cx6="http://schemas.microsoft.com/office/drawing/2016/5/12/chartex" xmlns:cx7="http://schemas.microsoft.com/office/drawing/2016/5/13/chartex" xmlns:cx8="http://schemas.microsoft.com/office/drawing/2016/5/14/chartex" xmlns:mc="http://schemas.openxmlformats.org/markup-compatibility/2006" xmlns:aink="http://schemas.microsoft.com/office/drawing/2016/ink" xmlns:am3d="http://schemas.microsoft.com/office/drawing/2017/model3d" xmlns:o="urn:schemas-microsoft-com:office:office" xmlns:oel="http://schemas.microsoft.com/office/2019/extlst" xmlns:r="http://schemas.openxmlformats.org/officeDocument/2006/relationships" xmlns:m="http://schemas.openxmlformats.org/officeDocument/2006/math" xmlns:v="urn:schemas-microsoft-com:vml" xmlns:wp14="http://schemas.microsoft.com/office/word/2010/wordprocessingDrawing" xmlns:wp="http://schemas.openxmlformats.org/drawingml/2006/wordprocessingDrawing" xmlns:w10="urn:schemas-microsoft-com:office:word" xmlns:w="http://schemas.openxmlformats.org/wordprocessingml/2006/main" xmlns:w14="http://schemas.microsoft.com/office/word/2010/wordml" xmlns:w15="http://schemas.microsoft.com/office/word/2012/wordml" xmlns:w16cex="http://schemas.microsoft.com/office/word/2018/wordml/cex" xmlns:w16cid="http://schemas.microsoft.com/office/word/2016/wordml/cid" xmlns:w16="http://schemas.microsoft.com/office/word/2018/wordml" xmlns:w16du="http://schemas.microsoft.com/office/word/2023/wordml/word16du" xmlns:w16sdtdh="http://schemas.microsoft.com/office/word/2020/wordml/sdtdatahash" xmlns:w16sdtfl="http://schemas.microsoft.com/office/word/2024/wordml/sdtformatlock" xmlns:w16se="http://schemas.microsoft.com/office/word/2015/wordml/symex" xmlns:wpg="http://schemas.microsoft.com/office/word/2010/wordprocessingGroup" xmlns:wpi="http://schemas.microsoft.com/office/word/2010/wordprocessingInk" xmlns:wne="http://schemas.microsoft.com/office/word/2006/wordml" xmlns:wps="http://schemas.microsoft.com/office/word/2010/wordprocessingShape" mc:Ignorable="w14 w15 w16se w16cid w16 w16cex w16sdtdh w16sdtfl w16du wp14">
+  <w:abstractNum w:abstractNumId="0" w15:restartNumberingAfterBreak="0">
+    <w:nsid w:val="287720C8"/>
     <w:multiLevelType w:val="hybridMultilevel"/>
-    <w:lvl w:ilvl="0">
-      <w:start w:val="0"/>
+    <w:tmpl w:val="FC445DC8"/>
+    <w:lvl w:ilvl="0" w:tplc="32AEBEC6">
       <w:numFmt w:val="bullet"/>
       <w:lvlText w:val="-"/>
       <w:lvlJc w:val="left"/>
@@ -6862,7 +6428,7 @@
         <w:ind w:left="744" w:hanging="360"/>
       </w:pPr>
       <w:rPr>
-        <w:rFonts w:hint="default" w:ascii="Calibri" w:hAnsi="Calibri" w:eastAsia="Calibri" w:cs="Calibri"/>
+        <w:rFonts w:ascii="Calibri" w:eastAsia="Calibri" w:hAnsi="Calibri" w:cs="Calibri" w:hint="default"/>
         <w:b w:val="0"/>
         <w:bCs w:val="0"/>
         <w:i w:val="0"/>
@@ -6874,8 +6440,7 @@
         <w:lang w:val="en-US" w:eastAsia="en-US" w:bidi="ar-SA"/>
       </w:rPr>
     </w:lvl>
-    <w:lvl w:ilvl="1">
-      <w:start w:val="0"/>
+    <w:lvl w:ilvl="1" w:tplc="6B1A52D0">
       <w:numFmt w:val="bullet"/>
       <w:lvlText w:val="o"/>
       <w:lvlJc w:val="left"/>
@@ -6883,7 +6448,7 @@
         <w:ind w:left="1464" w:hanging="360"/>
       </w:pPr>
       <w:rPr>
-        <w:rFonts w:hint="default" w:ascii="Courier New" w:hAnsi="Courier New" w:eastAsia="Courier New" w:cs="Courier New"/>
+        <w:rFonts w:ascii="Courier New" w:eastAsia="Courier New" w:hAnsi="Courier New" w:cs="Courier New" w:hint="default"/>
         <w:b w:val="0"/>
         <w:bCs w:val="0"/>
         <w:i w:val="0"/>
@@ -6895,8 +6460,7 @@
         <w:lang w:val="en-US" w:eastAsia="en-US" w:bidi="ar-SA"/>
       </w:rPr>
     </w:lvl>
-    <w:lvl w:ilvl="2">
-      <w:start w:val="0"/>
+    <w:lvl w:ilvl="2" w:tplc="59FC93BE">
       <w:numFmt w:val="bullet"/>
       <w:lvlText w:val="•"/>
       <w:lvlJc w:val="left"/>
@@ -6908,8 +6472,7 @@
         <w:lang w:val="en-US" w:eastAsia="en-US" w:bidi="ar-SA"/>
       </w:rPr>
     </w:lvl>
-    <w:lvl w:ilvl="3">
-      <w:start w:val="0"/>
+    <w:lvl w:ilvl="3" w:tplc="802A4664">
       <w:numFmt w:val="bullet"/>
       <w:lvlText w:val="•"/>
       <w:lvlJc w:val="left"/>
@@ -6921,8 +6484,7 @@
         <w:lang w:val="en-US" w:eastAsia="en-US" w:bidi="ar-SA"/>
       </w:rPr>
     </w:lvl>
-    <w:lvl w:ilvl="4">
-      <w:start w:val="0"/>
+    <w:lvl w:ilvl="4" w:tplc="D068E332">
       <w:numFmt w:val="bullet"/>
       <w:lvlText w:val="•"/>
       <w:lvlJc w:val="left"/>
@@ -6934,8 +6496,7 @@
         <w:lang w:val="en-US" w:eastAsia="en-US" w:bidi="ar-SA"/>
       </w:rPr>
     </w:lvl>
-    <w:lvl w:ilvl="5">
-      <w:start w:val="0"/>
+    <w:lvl w:ilvl="5" w:tplc="9CEEC1A6">
       <w:numFmt w:val="bullet"/>
       <w:lvlText w:val="•"/>
       <w:lvlJc w:val="left"/>
@@ -6947,8 +6508,7 @@
         <w:lang w:val="en-US" w:eastAsia="en-US" w:bidi="ar-SA"/>
       </w:rPr>
     </w:lvl>
-    <w:lvl w:ilvl="6">
-      <w:start w:val="0"/>
+    <w:lvl w:ilvl="6" w:tplc="7972ABD8">
       <w:numFmt w:val="bullet"/>
       <w:lvlText w:val="•"/>
       <w:lvlJc w:val="left"/>
@@ -6960,8 +6520,7 @@
         <w:lang w:val="en-US" w:eastAsia="en-US" w:bidi="ar-SA"/>
       </w:rPr>
     </w:lvl>
-    <w:lvl w:ilvl="7">
-      <w:start w:val="0"/>
+    <w:lvl w:ilvl="7" w:tplc="EF0C5FA4">
       <w:numFmt w:val="bullet"/>
       <w:lvlText w:val="•"/>
       <w:lvlJc w:val="left"/>
@@ -6973,8 +6532,7 @@
         <w:lang w:val="en-US" w:eastAsia="en-US" w:bidi="ar-SA"/>
       </w:rPr>
     </w:lvl>
-    <w:lvl w:ilvl="8">
-      <w:start w:val="0"/>
+    <w:lvl w:ilvl="8" w:tplc="699AD17E">
       <w:numFmt w:val="bullet"/>
       <w:lvlText w:val="•"/>
       <w:lvlJc w:val="left"/>
@@ -6987,21 +6545,21 @@
       </w:rPr>
     </w:lvl>
   </w:abstractNum>
-  <w:num w:numId="1">
+  <w:num w:numId="1" w16cid:durableId="1013608772">
     <w:abstractNumId w:val="0"/>
   </w:num>
 </w:numbering>
 </file>
 
 <file path=word/styles.xml><?xml version="1.0" encoding="utf-8"?>
-<w:styles xmlns:r="http://schemas.openxmlformats.org/officeDocument/2006/relationships" xmlns:w="http://schemas.openxmlformats.org/wordprocessingml/2006/main">
+<w:styles xmlns:mc="http://schemas.openxmlformats.org/markup-compatibility/2006" xmlns:r="http://schemas.openxmlformats.org/officeDocument/2006/relationships" xmlns:w="http://schemas.openxmlformats.org/wordprocessingml/2006/main" xmlns:w14="http://schemas.microsoft.com/office/word/2010/wordml" xmlns:w15="http://schemas.microsoft.com/office/word/2012/wordml" xmlns:w16cex="http://schemas.microsoft.com/office/word/2018/wordml/cex" xmlns:w16cid="http://schemas.microsoft.com/office/word/2016/wordml/cid" xmlns:w16="http://schemas.microsoft.com/office/word/2018/wordml" xmlns:w16du="http://schemas.microsoft.com/office/word/2023/wordml/word16du" xmlns:w16sdtdh="http://schemas.microsoft.com/office/word/2020/wordml/sdtdatahash" xmlns:w16sdtfl="http://schemas.microsoft.com/office/word/2024/wordml/sdtformatlock" xmlns:w16se="http://schemas.microsoft.com/office/word/2015/wordml/symex" mc:Ignorable="w14 w15 w16se w16cid w16 w16cex w16sdtdh w16sdtfl w16du">
   <w:docDefaults>
     <w:rPrDefault>
       <w:rPr>
-        <w:rFonts w:cstheme="minorBidi" w:hAnsiTheme="minorHAnsi" w:eastAsiaTheme="minorHAnsi" w:asciiTheme="minorHAnsi"/>
+        <w:rFonts w:asciiTheme="minorHAnsi" w:eastAsiaTheme="minorHAnsi" w:hAnsiTheme="minorHAnsi" w:cstheme="minorBidi"/>
         <w:sz w:val="22"/>
         <w:szCs w:val="22"/>
-        <w:lang w:val="en-US" w:bidi="ar-SA" w:eastAsia="en-US"/>
+        <w:lang w:val="en-US" w:eastAsia="en-US" w:bidi="ar-SA"/>
       </w:rPr>
     </w:rPrDefault>
     <w:pPrDefault>
@@ -7009,97 +6567,457 @@
         <w:widowControl w:val="0"/>
         <w:autoSpaceDE w:val="0"/>
         <w:autoSpaceDN w:val="0"/>
-        <w:spacing w:lineRule="auto" w:line="240" w:before="0" w:after="0"/>
-        <w:ind w:left="0" w:right="0"/>
-        <w:jc w:val="left"/>
       </w:pPr>
     </w:pPrDefault>
   </w:docDefaults>
-  <w:style w:styleId="DefaultParagraphFont" w:default="1" w:type="character">
+  <w:latentStyles w:defLockedState="0" w:defUIPriority="99" w:defSemiHidden="0" w:defUnhideWhenUsed="0" w:defQFormat="0" w:count="376">
+    <w:lsdException w:name="Normal" w:uiPriority="0" w:qFormat="1"/>
+    <w:lsdException w:name="heading 1" w:uiPriority="9" w:qFormat="1"/>
+    <w:lsdException w:name="heading 2" w:semiHidden="1" w:uiPriority="9" w:unhideWhenUsed="1" w:qFormat="1"/>
+    <w:lsdException w:name="heading 3" w:semiHidden="1" w:uiPriority="9" w:unhideWhenUsed="1" w:qFormat="1"/>
+    <w:lsdException w:name="heading 4" w:semiHidden="1" w:uiPriority="9" w:unhideWhenUsed="1" w:qFormat="1"/>
+    <w:lsdException w:name="heading 5" w:semiHidden="1" w:uiPriority="9" w:unhideWhenUsed="1" w:qFormat="1"/>
+    <w:lsdException w:name="heading 6" w:semiHidden="1" w:uiPriority="9" w:unhideWhenUsed="1" w:qFormat="1"/>
+    <w:lsdException w:name="heading 7" w:semiHidden="1" w:uiPriority="9" w:unhideWhenUsed="1" w:qFormat="1"/>
+    <w:lsdException w:name="heading 8" w:semiHidden="1" w:uiPriority="9" w:unhideWhenUsed="1" w:qFormat="1"/>
+    <w:lsdException w:name="heading 9" w:semiHidden="1" w:uiPriority="9" w:unhideWhenUsed="1" w:qFormat="1"/>
+    <w:lsdException w:name="index 1" w:semiHidden="1" w:unhideWhenUsed="1"/>
+    <w:lsdException w:name="index 2" w:semiHidden="1" w:unhideWhenUsed="1"/>
+    <w:lsdException w:name="index 3" w:semiHidden="1" w:unhideWhenUsed="1"/>
+    <w:lsdException w:name="index 4" w:semiHidden="1" w:unhideWhenUsed="1"/>
+    <w:lsdException w:name="index 5" w:semiHidden="1" w:unhideWhenUsed="1"/>
+    <w:lsdException w:name="index 6" w:semiHidden="1" w:unhideWhenUsed="1"/>
+    <w:lsdException w:name="index 7" w:semiHidden="1" w:unhideWhenUsed="1"/>
+    <w:lsdException w:name="index 8" w:semiHidden="1" w:unhideWhenUsed="1"/>
+    <w:lsdException w:name="index 9" w:semiHidden="1" w:unhideWhenUsed="1"/>
+    <w:lsdException w:name="toc 1" w:semiHidden="1" w:uiPriority="39" w:unhideWhenUsed="1"/>
+    <w:lsdException w:name="toc 2" w:semiHidden="1" w:uiPriority="39" w:unhideWhenUsed="1"/>
+    <w:lsdException w:name="toc 3" w:semiHidden="1" w:uiPriority="39" w:unhideWhenUsed="1"/>
+    <w:lsdException w:name="toc 4" w:semiHidden="1" w:uiPriority="39" w:unhideWhenUsed="1"/>
+    <w:lsdException w:name="toc 5" w:semiHidden="1" w:uiPriority="39" w:unhideWhenUsed="1"/>
+    <w:lsdException w:name="toc 6" w:semiHidden="1" w:uiPriority="39" w:unhideWhenUsed="1"/>
+    <w:lsdException w:name="toc 7" w:semiHidden="1" w:uiPriority="39" w:unhideWhenUsed="1"/>
+    <w:lsdException w:name="toc 8" w:semiHidden="1" w:uiPriority="39" w:unhideWhenUsed="1"/>
+    <w:lsdException w:name="toc 9" w:semiHidden="1" w:uiPriority="39" w:unhideWhenUsed="1"/>
+    <w:lsdException w:name="Normal Indent" w:semiHidden="1" w:unhideWhenUsed="1"/>
+    <w:lsdException w:name="footnote text" w:semiHidden="1" w:unhideWhenUsed="1"/>
+    <w:lsdException w:name="annotation text" w:semiHidden="1" w:unhideWhenUsed="1"/>
+    <w:lsdException w:name="header" w:semiHidden="1" w:unhideWhenUsed="1"/>
+    <w:lsdException w:name="footer" w:semiHidden="1" w:unhideWhenUsed="1"/>
+    <w:lsdException w:name="index heading" w:semiHidden="1" w:unhideWhenUsed="1"/>
+    <w:lsdException w:name="caption" w:semiHidden="1" w:uiPriority="35" w:unhideWhenUsed="1" w:qFormat="1"/>
+    <w:lsdException w:name="table of figures" w:semiHidden="1" w:unhideWhenUsed="1"/>
+    <w:lsdException w:name="envelope address" w:semiHidden="1" w:unhideWhenUsed="1"/>
+    <w:lsdException w:name="envelope return" w:semiHidden="1" w:unhideWhenUsed="1"/>
+    <w:lsdException w:name="footnote reference" w:semiHidden="1" w:unhideWhenUsed="1"/>
+    <w:lsdException w:name="annotation reference" w:semiHidden="1" w:unhideWhenUsed="1"/>
+    <w:lsdException w:name="line number" w:semiHidden="1" w:unhideWhenUsed="1"/>
+    <w:lsdException w:name="page number" w:semiHidden="1" w:unhideWhenUsed="1"/>
+    <w:lsdException w:name="endnote reference" w:semiHidden="1" w:unhideWhenUsed="1"/>
+    <w:lsdException w:name="endnote text" w:semiHidden="1" w:unhideWhenUsed="1"/>
+    <w:lsdException w:name="table of authorities" w:semiHidden="1" w:unhideWhenUsed="1"/>
+    <w:lsdException w:name="macro" w:semiHidden="1" w:unhideWhenUsed="1"/>
+    <w:lsdException w:name="toa heading" w:semiHidden="1" w:unhideWhenUsed="1"/>
+    <w:lsdException w:name="List" w:semiHidden="1" w:unhideWhenUsed="1"/>
+    <w:lsdException w:name="List Bullet" w:semiHidden="1" w:unhideWhenUsed="1"/>
+    <w:lsdException w:name="List Number" w:semiHidden="1" w:unhideWhenUsed="1"/>
+    <w:lsdException w:name="List 2" w:semiHidden="1" w:unhideWhenUsed="1"/>
+    <w:lsdException w:name="List 3" w:semiHidden="1" w:unhideWhenUsed="1"/>
+    <w:lsdException w:name="List 4" w:semiHidden="1" w:unhideWhenUsed="1"/>
+    <w:lsdException w:name="List 5" w:semiHidden="1" w:unhideWhenUsed="1"/>
+    <w:lsdException w:name="List Bullet 2" w:semiHidden="1" w:unhideWhenUsed="1"/>
+    <w:lsdException w:name="List Bullet 3" w:semiHidden="1" w:unhideWhenUsed="1"/>
+    <w:lsdException w:name="List Bullet 4" w:semiHidden="1" w:unhideWhenUsed="1"/>
+    <w:lsdException w:name="List Bullet 5" w:semiHidden="1" w:unhideWhenUsed="1"/>
+    <w:lsdException w:name="List Number 2" w:semiHidden="1" w:unhideWhenUsed="1"/>
+    <w:lsdException w:name="List Number 3" w:semiHidden="1" w:unhideWhenUsed="1"/>
+    <w:lsdException w:name="List Number 4" w:semiHidden="1" w:unhideWhenUsed="1"/>
+    <w:lsdException w:name="List Number 5" w:semiHidden="1" w:unhideWhenUsed="1"/>
+    <w:lsdException w:name="Title" w:uiPriority="10" w:qFormat="1"/>
+    <w:lsdException w:name="Closing" w:semiHidden="1" w:unhideWhenUsed="1"/>
+    <w:lsdException w:name="Signature" w:semiHidden="1" w:unhideWhenUsed="1"/>
+    <w:lsdException w:name="Default Paragraph Font" w:semiHidden="1" w:uiPriority="1" w:unhideWhenUsed="1"/>
+    <w:lsdException w:name="Body Text" w:semiHidden="1" w:unhideWhenUsed="1"/>
+    <w:lsdException w:name="Body Text Indent" w:semiHidden="1" w:unhideWhenUsed="1"/>
+    <w:lsdException w:name="List Continue" w:semiHidden="1" w:unhideWhenUsed="1"/>
+    <w:lsdException w:name="List Continue 2" w:semiHidden="1" w:unhideWhenUsed="1"/>
+    <w:lsdException w:name="List Continue 3" w:semiHidden="1" w:unhideWhenUsed="1"/>
+    <w:lsdException w:name="List Continue 4" w:semiHidden="1" w:unhideWhenUsed="1"/>
+    <w:lsdException w:name="List Continue 5" w:semiHidden="1" w:unhideWhenUsed="1"/>
+    <w:lsdException w:name="Message Header" w:semiHidden="1" w:unhideWhenUsed="1"/>
+    <w:lsdException w:name="Subtitle" w:uiPriority="11" w:qFormat="1"/>
+    <w:lsdException w:name="Salutation" w:semiHidden="1" w:unhideWhenUsed="1"/>
+    <w:lsdException w:name="Date" w:semiHidden="1" w:unhideWhenUsed="1"/>
+    <w:lsdException w:name="Body Text First Indent" w:semiHidden="1" w:unhideWhenUsed="1"/>
+    <w:lsdException w:name="Body Text First Indent 2" w:semiHidden="1" w:unhideWhenUsed="1"/>
+    <w:lsdException w:name="Note Heading" w:semiHidden="1" w:unhideWhenUsed="1"/>
+    <w:lsdException w:name="Body Text 2" w:semiHidden="1" w:unhideWhenUsed="1"/>
+    <w:lsdException w:name="Body Text 3" w:semiHidden="1" w:unhideWhenUsed="1"/>
+    <w:lsdException w:name="Body Text Indent 2" w:semiHidden="1" w:unhideWhenUsed="1"/>
+    <w:lsdException w:name="Body Text Indent 3" w:semiHidden="1" w:unhideWhenUsed="1"/>
+    <w:lsdException w:name="Block Text" w:semiHidden="1" w:unhideWhenUsed="1"/>
+    <w:lsdException w:name="Hyperlink" w:semiHidden="1" w:unhideWhenUsed="1"/>
+    <w:lsdException w:name="FollowedHyperlink" w:semiHidden="1" w:unhideWhenUsed="1"/>
+    <w:lsdException w:name="Strong" w:uiPriority="22" w:qFormat="1"/>
+    <w:lsdException w:name="Emphasis" w:uiPriority="20" w:qFormat="1"/>
+    <w:lsdException w:name="Document Map" w:semiHidden="1" w:unhideWhenUsed="1"/>
+    <w:lsdException w:name="Plain Text" w:semiHidden="1" w:unhideWhenUsed="1"/>
+    <w:lsdException w:name="E-mail Signature" w:semiHidden="1" w:unhideWhenUsed="1"/>
+    <w:lsdException w:name="HTML Top of Form" w:semiHidden="1" w:unhideWhenUsed="1"/>
+    <w:lsdException w:name="HTML Bottom of Form" w:semiHidden="1" w:unhideWhenUsed="1"/>
+    <w:lsdException w:name="Normal (Web)" w:semiHidden="1" w:unhideWhenUsed="1"/>
+    <w:lsdException w:name="HTML Acronym" w:semiHidden="1" w:unhideWhenUsed="1"/>
+    <w:lsdException w:name="HTML Address" w:semiHidden="1" w:unhideWhenUsed="1"/>
+    <w:lsdException w:name="HTML Cite" w:semiHidden="1" w:unhideWhenUsed="1"/>
+    <w:lsdException w:name="HTML Code" w:semiHidden="1" w:unhideWhenUsed="1"/>
+    <w:lsdException w:name="HTML Definition" w:semiHidden="1" w:unhideWhenUsed="1"/>
+    <w:lsdException w:name="HTML Keyboard" w:semiHidden="1" w:unhideWhenUsed="1"/>
+    <w:lsdException w:name="HTML Preformatted" w:semiHidden="1" w:unhideWhenUsed="1"/>
+    <w:lsdException w:name="HTML Sample" w:semiHidden="1" w:unhideWhenUsed="1"/>
+    <w:lsdException w:name="HTML Typewriter" w:semiHidden="1" w:unhideWhenUsed="1"/>
+    <w:lsdException w:name="HTML Variable" w:semiHidden="1" w:unhideWhenUsed="1"/>
+    <w:lsdException w:name="Normal Table" w:semiHidden="1" w:unhideWhenUsed="1"/>
+    <w:lsdException w:name="annotation subject" w:semiHidden="1" w:unhideWhenUsed="1"/>
+    <w:lsdException w:name="No List" w:semiHidden="1" w:unhideWhenUsed="1"/>
+    <w:lsdException w:name="Outline List 1" w:semiHidden="1" w:unhideWhenUsed="1"/>
+    <w:lsdException w:name="Outline List 2" w:semiHidden="1" w:unhideWhenUsed="1"/>
+    <w:lsdException w:name="Outline List 3" w:semiHidden="1" w:unhideWhenUsed="1"/>
+    <w:lsdException w:name="Table Simple 1" w:semiHidden="1" w:unhideWhenUsed="1"/>
+    <w:lsdException w:name="Table Simple 2" w:semiHidden="1" w:unhideWhenUsed="1"/>
+    <w:lsdException w:name="Table Simple 3" w:semiHidden="1" w:unhideWhenUsed="1"/>
+    <w:lsdException w:name="Table Classic 1" w:semiHidden="1" w:unhideWhenUsed="1"/>
+    <w:lsdException w:name="Table Classic 2" w:semiHidden="1" w:unhideWhenUsed="1"/>
+    <w:lsdException w:name="Table Classic 3" w:semiHidden="1" w:unhideWhenUsed="1"/>
+    <w:lsdException w:name="Table Classic 4" w:semiHidden="1" w:unhideWhenUsed="1"/>
+    <w:lsdException w:name="Table Colorful 1" w:semiHidden="1" w:unhideWhenUsed="1"/>
+    <w:lsdException w:name="Table Colorful 2" w:semiHidden="1" w:unhideWhenUsed="1"/>
+    <w:lsdException w:name="Table Colorful 3" w:semiHidden="1" w:unhideWhenUsed="1"/>
+    <w:lsdException w:name="Table Columns 1" w:semiHidden="1" w:unhideWhenUsed="1"/>
+    <w:lsdException w:name="Table Columns 2" w:semiHidden="1" w:unhideWhenUsed="1"/>
+    <w:lsdException w:name="Table Columns 3" w:semiHidden="1" w:unhideWhenUsed="1"/>
+    <w:lsdException w:name="Table Columns 4" w:semiHidden="1" w:unhideWhenUsed="1"/>
+    <w:lsdException w:name="Table Columns 5" w:semiHidden="1" w:unhideWhenUsed="1"/>
+    <w:lsdException w:name="Table Grid 1" w:semiHidden="1" w:unhideWhenUsed="1"/>
+    <w:lsdException w:name="Table Grid 2" w:semiHidden="1" w:unhideWhenUsed="1"/>
+    <w:lsdException w:name="Table Grid 3" w:semiHidden="1" w:unhideWhenUsed="1"/>
+    <w:lsdException w:name="Table Grid 4" w:semiHidden="1" w:unhideWhenUsed="1"/>
+    <w:lsdException w:name="Table Grid 5" w:semiHidden="1" w:unhideWhenUsed="1"/>
+    <w:lsdException w:name="Table Grid 6" w:semiHidden="1" w:unhideWhenUsed="1"/>
+    <w:lsdException w:name="Table Grid 7" w:semiHidden="1" w:unhideWhenUsed="1"/>
+    <w:lsdException w:name="Table Grid 8" w:semiHidden="1" w:unhideWhenUsed="1"/>
+    <w:lsdException w:name="Table List 1" w:semiHidden="1" w:unhideWhenUsed="1"/>
+    <w:lsdException w:name="Table List 2" w:semiHidden="1" w:unhideWhenUsed="1"/>
+    <w:lsdException w:name="Table List 3" w:semiHidden="1" w:unhideWhenUsed="1"/>
+    <w:lsdException w:name="Table List 4" w:semiHidden="1" w:unhideWhenUsed="1"/>
+    <w:lsdException w:name="Table List 5" w:semiHidden="1" w:unhideWhenUsed="1"/>
+    <w:lsdException w:name="Table List 6" w:semiHidden="1" w:unhideWhenUsed="1"/>
+    <w:lsdException w:name="Table List 7" w:semiHidden="1" w:unhideWhenUsed="1"/>
+    <w:lsdException w:name="Table List 8" w:semiHidden="1" w:unhideWhenUsed="1"/>
+    <w:lsdException w:name="Table 3D effects 1" w:semiHidden="1" w:unhideWhenUsed="1"/>
+    <w:lsdException w:name="Table 3D effects 2" w:semiHidden="1" w:unhideWhenUsed="1"/>
+    <w:lsdException w:name="Table 3D effects 3" w:semiHidden="1" w:unhideWhenUsed="1"/>
+    <w:lsdException w:name="Table Contemporary" w:semiHidden="1" w:unhideWhenUsed="1"/>
+    <w:lsdException w:name="Table Elegant" w:semiHidden="1" w:unhideWhenUsed="1"/>
+    <w:lsdException w:name="Table Professional" w:semiHidden="1" w:unhideWhenUsed="1"/>
+    <w:lsdException w:name="Table Subtle 1" w:semiHidden="1" w:unhideWhenUsed="1"/>
+    <w:lsdException w:name="Table Subtle 2" w:semiHidden="1" w:unhideWhenUsed="1"/>
+    <w:lsdException w:name="Table Web 1" w:semiHidden="1" w:unhideWhenUsed="1"/>
+    <w:lsdException w:name="Table Web 2" w:semiHidden="1" w:unhideWhenUsed="1"/>
+    <w:lsdException w:name="Table Web 3" w:semiHidden="1" w:unhideWhenUsed="1"/>
+    <w:lsdException w:name="Balloon Text" w:semiHidden="1" w:unhideWhenUsed="1"/>
+    <w:lsdException w:name="Table Grid" w:uiPriority="39"/>
+    <w:lsdException w:name="Table Theme" w:semiHidden="1" w:unhideWhenUsed="1"/>
+    <w:lsdException w:name="Placeholder Text" w:semiHidden="1"/>
+    <w:lsdException w:name="No Spacing" w:uiPriority="1" w:qFormat="1"/>
+    <w:lsdException w:name="Light Shading" w:uiPriority="60"/>
+    <w:lsdException w:name="Light List" w:uiPriority="61"/>
+    <w:lsdException w:name="Light Grid" w:uiPriority="62"/>
+    <w:lsdException w:name="Medium Shading 1" w:uiPriority="63"/>
+    <w:lsdException w:name="Medium Shading 2" w:uiPriority="64"/>
+    <w:lsdException w:name="Medium List 1" w:uiPriority="65"/>
+    <w:lsdException w:name="Medium List 2" w:uiPriority="66"/>
+    <w:lsdException w:name="Medium Grid 1" w:uiPriority="67"/>
+    <w:lsdException w:name="Medium Grid 2" w:uiPriority="68"/>
+    <w:lsdException w:name="Medium Grid 3" w:uiPriority="69"/>
+    <w:lsdException w:name="Dark List" w:uiPriority="70"/>
+    <w:lsdException w:name="Colorful Shading" w:uiPriority="71"/>
+    <w:lsdException w:name="Colorful List" w:uiPriority="72"/>
+    <w:lsdException w:name="Colorful Grid" w:uiPriority="73"/>
+    <w:lsdException w:name="Light Shading Accent 1" w:uiPriority="60"/>
+    <w:lsdException w:name="Light List Accent 1" w:uiPriority="61"/>
+    <w:lsdException w:name="Light Grid Accent 1" w:uiPriority="62"/>
+    <w:lsdException w:name="Medium Shading 1 Accent 1" w:uiPriority="63"/>
+    <w:lsdException w:name="Medium Shading 2 Accent 1" w:uiPriority="64"/>
+    <w:lsdException w:name="Medium List 1 Accent 1" w:uiPriority="65"/>
+    <w:lsdException w:name="Revision" w:semiHidden="1"/>
+    <w:lsdException w:name="List Paragraph" w:uiPriority="34" w:qFormat="1"/>
+    <w:lsdException w:name="Quote" w:uiPriority="29" w:qFormat="1"/>
+    <w:lsdException w:name="Intense Quote" w:uiPriority="30" w:qFormat="1"/>
+    <w:lsdException w:name="Medium List 2 Accent 1" w:uiPriority="66"/>
+    <w:lsdException w:name="Medium Grid 1 Accent 1" w:uiPriority="67"/>
+    <w:lsdException w:name="Medium Grid 2 Accent 1" w:uiPriority="68"/>
+    <w:lsdException w:name="Medium Grid 3 Accent 1" w:uiPriority="69"/>
+    <w:lsdException w:name="Dark List Accent 1" w:uiPriority="70"/>
+    <w:lsdException w:name="Colorful Shading Accent 1" w:uiPriority="71"/>
+    <w:lsdException w:name="Colorful List Accent 1" w:uiPriority="72"/>
+    <w:lsdException w:name="Colorful Grid Accent 1" w:uiPriority="73"/>
+    <w:lsdException w:name="Light Shading Accent 2" w:uiPriority="60"/>
+    <w:lsdException w:name="Light List Accent 2" w:uiPriority="61"/>
+    <w:lsdException w:name="Light Grid Accent 2" w:uiPriority="62"/>
+    <w:lsdException w:name="Medium Shading 1 Accent 2" w:uiPriority="63"/>
+    <w:lsdException w:name="Medium Shading 2 Accent 2" w:uiPriority="64"/>
+    <w:lsdException w:name="Medium List 1 Accent 2" w:uiPriority="65"/>
+    <w:lsdException w:name="Medium List 2 Accent 2" w:uiPriority="66"/>
+    <w:lsdException w:name="Medium Grid 1 Accent 2" w:uiPriority="67"/>
+    <w:lsdException w:name="Medium Grid 2 Accent 2" w:uiPriority="68"/>
+    <w:lsdException w:name="Medium Grid 3 Accent 2" w:uiPriority="69"/>
+    <w:lsdException w:name="Dark List Accent 2" w:uiPriority="70"/>
+    <w:lsdException w:name="Colorful Shading Accent 2" w:uiPriority="71"/>
+    <w:lsdException w:name="Colorful List Accent 2" w:uiPriority="72"/>
+    <w:lsdException w:name="Colorful Grid Accent 2" w:uiPriority="73"/>
+    <w:lsdException w:name="Light Shading Accent 3" w:uiPriority="60"/>
+    <w:lsdException w:name="Light List Accent 3" w:uiPriority="61"/>
+    <w:lsdException w:name="Light Grid Accent 3" w:uiPriority="62"/>
+    <w:lsdException w:name="Medium Shading 1 Accent 3" w:uiPriority="63"/>
+    <w:lsdException w:name="Medium Shading 2 Accent 3" w:uiPriority="64"/>
+    <w:lsdException w:name="Medium List 1 Accent 3" w:uiPriority="65"/>
+    <w:lsdException w:name="Medium List 2 Accent 3" w:uiPriority="66"/>
+    <w:lsdException w:name="Medium Grid 1 Accent 3" w:uiPriority="67"/>
+    <w:lsdException w:name="Medium Grid 2 Accent 3" w:uiPriority="68"/>
+    <w:lsdException w:name="Medium Grid 3 Accent 3" w:uiPriority="69"/>
+    <w:lsdException w:name="Dark List Accent 3" w:uiPriority="70"/>
+    <w:lsdException w:name="Colorful Shading Accent 3" w:uiPriority="71"/>
+    <w:lsdException w:name="Colorful List Accent 3" w:uiPriority="72"/>
+    <w:lsdException w:name="Colorful Grid Accent 3" w:uiPriority="73"/>
+    <w:lsdException w:name="Light Shading Accent 4" w:uiPriority="60"/>
+    <w:lsdException w:name="Light List Accent 4" w:uiPriority="61"/>
+    <w:lsdException w:name="Light Grid Accent 4" w:uiPriority="62"/>
+    <w:lsdException w:name="Medium Shading 1 Accent 4" w:uiPriority="63"/>
+    <w:lsdException w:name="Medium Shading 2 Accent 4" w:uiPriority="64"/>
+    <w:lsdException w:name="Medium List 1 Accent 4" w:uiPriority="65"/>
+    <w:lsdException w:name="Medium List 2 Accent 4" w:uiPriority="66"/>
+    <w:lsdException w:name="Medium Grid 1 Accent 4" w:uiPriority="67"/>
+    <w:lsdException w:name="Medium Grid 2 Accent 4" w:uiPriority="68"/>
+    <w:lsdException w:name="Medium Grid 3 Accent 4" w:uiPriority="69"/>
+    <w:lsdException w:name="Dark List Accent 4" w:uiPriority="70"/>
+    <w:lsdException w:name="Colorful Shading Accent 4" w:uiPriority="71"/>
+    <w:lsdException w:name="Colorful List Accent 4" w:uiPriority="72"/>
+    <w:lsdException w:name="Colorful Grid Accent 4" w:uiPriority="73"/>
+    <w:lsdException w:name="Light Shading Accent 5" w:uiPriority="60"/>
+    <w:lsdException w:name="Light List Accent 5" w:uiPriority="61"/>
+    <w:lsdException w:name="Light Grid Accent 5" w:uiPriority="62"/>
+    <w:lsdException w:name="Medium Shading 1 Accent 5" w:uiPriority="63"/>
+    <w:lsdException w:name="Medium Shading 2 Accent 5" w:uiPriority="64"/>
+    <w:lsdException w:name="Medium List 1 Accent 5" w:uiPriority="65"/>
+    <w:lsdException w:name="Medium List 2 Accent 5" w:uiPriority="66"/>
+    <w:lsdException w:name="Medium Grid 1 Accent 5" w:uiPriority="67"/>
+    <w:lsdException w:name="Medium Grid 2 Accent 5" w:uiPriority="68"/>
+    <w:lsdException w:name="Medium Grid 3 Accent 5" w:uiPriority="69"/>
+    <w:lsdException w:name="Dark List Accent 5" w:uiPriority="70"/>
+    <w:lsdException w:name="Colorful Shading Accent 5" w:uiPriority="71"/>
+    <w:lsdException w:name="Colorful List Accent 5" w:uiPriority="72"/>
+    <w:lsdException w:name="Colorful Grid Accent 5" w:uiPriority="73"/>
+    <w:lsdException w:name="Light Shading Accent 6" w:uiPriority="60"/>
+    <w:lsdException w:name="Light List Accent 6" w:uiPriority="61"/>
+    <w:lsdException w:name="Light Grid Accent 6" w:uiPriority="62"/>
+    <w:lsdException w:name="Medium Shading 1 Accent 6" w:uiPriority="63"/>
+    <w:lsdException w:name="Medium Shading 2 Accent 6" w:uiPriority="64"/>
+    <w:lsdException w:name="Medium List 1 Accent 6" w:uiPriority="65"/>
+    <w:lsdException w:name="Medium List 2 Accent 6" w:uiPriority="66"/>
+    <w:lsdException w:name="Medium Grid 1 Accent 6" w:uiPriority="67"/>
+    <w:lsdException w:name="Medium Grid 2 Accent 6" w:uiPriority="68"/>
+    <w:lsdException w:name="Medium Grid 3 Accent 6" w:uiPriority="69"/>
+    <w:lsdException w:name="Dark List Accent 6" w:uiPriority="70"/>
+    <w:lsdException w:name="Colorful Shading Accent 6" w:uiPriority="71"/>
+    <w:lsdException w:name="Colorful List Accent 6" w:uiPriority="72"/>
+    <w:lsdException w:name="Colorful Grid Accent 6" w:uiPriority="73"/>
+    <w:lsdException w:name="Subtle Emphasis" w:uiPriority="19" w:qFormat="1"/>
+    <w:lsdException w:name="Intense Emphasis" w:uiPriority="21" w:qFormat="1"/>
+    <w:lsdException w:name="Subtle Reference" w:uiPriority="31" w:qFormat="1"/>
+    <w:lsdException w:name="Intense Reference" w:uiPriority="32" w:qFormat="1"/>
+    <w:lsdException w:name="Book Title" w:uiPriority="33" w:qFormat="1"/>
+    <w:lsdException w:name="Bibliography" w:semiHidden="1" w:uiPriority="37" w:unhideWhenUsed="1"/>
+    <w:lsdException w:name="TOC Heading" w:semiHidden="1" w:uiPriority="39" w:unhideWhenUsed="1" w:qFormat="1"/>
+    <w:lsdException w:name="Plain Table 1" w:uiPriority="41"/>
+    <w:lsdException w:name="Plain Table 2" w:uiPriority="42"/>
+    <w:lsdException w:name="Plain Table 3" w:uiPriority="43"/>
+    <w:lsdException w:name="Plain Table 4" w:uiPriority="44"/>
+    <w:lsdException w:name="Plain Table 5" w:uiPriority="45"/>
+    <w:lsdException w:name="Grid Table Light" w:uiPriority="40"/>
+    <w:lsdException w:name="Grid Table 1 Light" w:uiPriority="46"/>
+    <w:lsdException w:name="Grid Table 2" w:uiPriority="47"/>
+    <w:lsdException w:name="Grid Table 3" w:uiPriority="48"/>
+    <w:lsdException w:name="Grid Table 4" w:uiPriority="49"/>
+    <w:lsdException w:name="Grid Table 5 Dark" w:uiPriority="50"/>
+    <w:lsdException w:name="Grid Table 6 Colorful" w:uiPriority="51"/>
+    <w:lsdException w:name="Grid Table 7 Colorful" w:uiPriority="52"/>
+    <w:lsdException w:name="Grid Table 1 Light Accent 1" w:uiPriority="46"/>
+    <w:lsdException w:name="Grid Table 2 Accent 1" w:uiPriority="47"/>
+    <w:lsdException w:name="Grid Table 3 Accent 1" w:uiPriority="48"/>
+    <w:lsdException w:name="Grid Table 4 Accent 1" w:uiPriority="49"/>
+    <w:lsdException w:name="Grid Table 5 Dark Accent 1" w:uiPriority="50"/>
+    <w:lsdException w:name="Grid Table 6 Colorful Accent 1" w:uiPriority="51"/>
+    <w:lsdException w:name="Grid Table 7 Colorful Accent 1" w:uiPriority="52"/>
+    <w:lsdException w:name="Grid Table 1 Light Accent 2" w:uiPriority="46"/>
+    <w:lsdException w:name="Grid Table 2 Accent 2" w:uiPriority="47"/>
+    <w:lsdException w:name="Grid Table 3 Accent 2" w:uiPriority="48"/>
+    <w:lsdException w:name="Grid Table 4 Accent 2" w:uiPriority="49"/>
+    <w:lsdException w:name="Grid Table 5 Dark Accent 2" w:uiPriority="50"/>
+    <w:lsdException w:name="Grid Table 6 Colorful Accent 2" w:uiPriority="51"/>
+    <w:lsdException w:name="Grid Table 7 Colorful Accent 2" w:uiPriority="52"/>
+    <w:lsdException w:name="Grid Table 1 Light Accent 3" w:uiPriority="46"/>
+    <w:lsdException w:name="Grid Table 2 Accent 3" w:uiPriority="47"/>
+    <w:lsdException w:name="Grid Table 3 Accent 3" w:uiPriority="48"/>
+    <w:lsdException w:name="Grid Table 4 Accent 3" w:uiPriority="49"/>
+    <w:lsdException w:name="Grid Table 5 Dark Accent 3" w:uiPriority="50"/>
+    <w:lsdException w:name="Grid Table 6 Colorful Accent 3" w:uiPriority="51"/>
+    <w:lsdException w:name="Grid Table 7 Colorful Accent 3" w:uiPriority="52"/>
+    <w:lsdException w:name="Grid Table 1 Light Accent 4" w:uiPriority="46"/>
+    <w:lsdException w:name="Grid Table 2 Accent 4" w:uiPriority="47"/>
+    <w:lsdException w:name="Grid Table 3 Accent 4" w:uiPriority="48"/>
+    <w:lsdException w:name="Grid Table 4 Accent 4" w:uiPriority="49"/>
+    <w:lsdException w:name="Grid Table 5 Dark Accent 4" w:uiPriority="50"/>
+    <w:lsdException w:name="Grid Table 6 Colorful Accent 4" w:uiPriority="51"/>
+    <w:lsdException w:name="Grid Table 7 Colorful Accent 4" w:uiPriority="52"/>
+    <w:lsdException w:name="Grid Table 1 Light Accent 5" w:uiPriority="46"/>
+    <w:lsdException w:name="Grid Table 2 Accent 5" w:uiPriority="47"/>
+    <w:lsdException w:name="Grid Table 3 Accent 5" w:uiPriority="48"/>
+    <w:lsdException w:name="Grid Table 4 Accent 5" w:uiPriority="49"/>
+    <w:lsdException w:name="Grid Table 5 Dark Accent 5" w:uiPriority="50"/>
+    <w:lsdException w:name="Grid Table 6 Colorful Accent 5" w:uiPriority="51"/>
+    <w:lsdException w:name="Grid Table 7 Colorful Accent 5" w:uiPriority="52"/>
+    <w:lsdException w:name="Grid Table 1 Light Accent 6" w:uiPriority="46"/>
+    <w:lsdException w:name="Grid Table 2 Accent 6" w:uiPriority="47"/>
+    <w:lsdException w:name="Grid Table 3 Accent 6" w:uiPriority="48"/>
+    <w:lsdException w:name="Grid Table 4 Accent 6" w:uiPriority="49"/>
+    <w:lsdException w:name="Grid Table 5 Dark Accent 6" w:uiPriority="50"/>
+    <w:lsdException w:name="Grid Table 6 Colorful Accent 6" w:uiPriority="51"/>
+    <w:lsdException w:name="Grid Table 7 Colorful Accent 6" w:uiPriority="52"/>
+    <w:lsdException w:name="List Table 1 Light" w:uiPriority="46"/>
+    <w:lsdException w:name="List Table 2" w:uiPriority="47"/>
+    <w:lsdException w:name="List Table 3" w:uiPriority="48"/>
+    <w:lsdException w:name="List Table 4" w:uiPriority="49"/>
+    <w:lsdException w:name="List Table 5 Dark" w:uiPriority="50"/>
+    <w:lsdException w:name="List Table 6 Colorful" w:uiPriority="51"/>
+    <w:lsdException w:name="List Table 7 Colorful" w:uiPriority="52"/>
+    <w:lsdException w:name="List Table 1 Light Accent 1" w:uiPriority="46"/>
+    <w:lsdException w:name="List Table 2 Accent 1" w:uiPriority="47"/>
+    <w:lsdException w:name="List Table 3 Accent 1" w:uiPriority="48"/>
+    <w:lsdException w:name="List Table 4 Accent 1" w:uiPriority="49"/>
+    <w:lsdException w:name="List Table 5 Dark Accent 1" w:uiPriority="50"/>
+    <w:lsdException w:name="List Table 6 Colorful Accent 1" w:uiPriority="51"/>
+    <w:lsdException w:name="List Table 7 Colorful Accent 1" w:uiPriority="52"/>
+    <w:lsdException w:name="List Table 1 Light Accent 2" w:uiPriority="46"/>
+    <w:lsdException w:name="List Table 2 Accent 2" w:uiPriority="47"/>
+    <w:lsdException w:name="List Table 3 Accent 2" w:uiPriority="48"/>
+    <w:lsdException w:name="List Table 4 Accent 2" w:uiPriority="49"/>
+    <w:lsdException w:name="List Table 5 Dark Accent 2" w:uiPriority="50"/>
+    <w:lsdException w:name="List Table 6 Colorful Accent 2" w:uiPriority="51"/>
+    <w:lsdException w:name="List Table 7 Colorful Accent 2" w:uiPriority="52"/>
+    <w:lsdException w:name="List Table 1 Light Accent 3" w:uiPriority="46"/>
+    <w:lsdException w:name="List Table 2 Accent 3" w:uiPriority="47"/>
+    <w:lsdException w:name="List Table 3 Accent 3" w:uiPriority="48"/>
+    <w:lsdException w:name="List Table 4 Accent 3" w:uiPriority="49"/>
+    <w:lsdException w:name="List Table 5 Dark Accent 3" w:uiPriority="50"/>
+    <w:lsdException w:name="List Table 6 Colorful Accent 3" w:uiPriority="51"/>
+    <w:lsdException w:name="List Table 7 Colorful Accent 3" w:uiPriority="52"/>
+    <w:lsdException w:name="List Table 1 Light Accent 4" w:uiPriority="46"/>
+    <w:lsdException w:name="List Table 2 Accent 4" w:uiPriority="47"/>
+    <w:lsdException w:name="List Table 3 Accent 4" w:uiPriority="48"/>
+    <w:lsdException w:name="List Table 4 Accent 4" w:uiPriority="49"/>
+    <w:lsdException w:name="List Table 5 Dark Accent 4" w:uiPriority="50"/>
+    <w:lsdException w:name="List Table 6 Colorful Accent 4" w:uiPriority="51"/>
+    <w:lsdException w:name="List Table 7 Colorful Accent 4" w:uiPriority="52"/>
+    <w:lsdException w:name="List Table 1 Light Accent 5" w:uiPriority="46"/>
+    <w:lsdException w:name="List Table 2 Accent 5" w:uiPriority="47"/>
+    <w:lsdException w:name="List Table 3 Accent 5" w:uiPriority="48"/>
+    <w:lsdException w:name="List Table 4 Accent 5" w:uiPriority="49"/>
+    <w:lsdException w:name="List Table 5 Dark Accent 5" w:uiPriority="50"/>
+    <w:lsdException w:name="List Table 6 Colorful Accent 5" w:uiPriority="51"/>
+    <w:lsdException w:name="List Table 7 Colorful Accent 5" w:uiPriority="52"/>
+    <w:lsdException w:name="List Table 1 Light Accent 6" w:uiPriority="46"/>
+    <w:lsdException w:name="List Table 2 Accent 6" w:uiPriority="47"/>
+    <w:lsdException w:name="List Table 3 Accent 6" w:uiPriority="48"/>
+    <w:lsdException w:name="List Table 4 Accent 6" w:uiPriority="49"/>
+    <w:lsdException w:name="List Table 5 Dark Accent 6" w:uiPriority="50"/>
+    <w:lsdException w:name="List Table 6 Colorful Accent 6" w:uiPriority="51"/>
+    <w:lsdException w:name="List Table 7 Colorful Accent 6" w:uiPriority="52"/>
+    <w:lsdException w:name="Mention" w:semiHidden="1" w:unhideWhenUsed="1"/>
+    <w:lsdException w:name="Smart Hyperlink" w:semiHidden="1" w:unhideWhenUsed="1"/>
+    <w:lsdException w:name="Hashtag" w:semiHidden="1" w:unhideWhenUsed="1"/>
+    <w:lsdException w:name="Unresolved Mention" w:semiHidden="1" w:unhideWhenUsed="1"/>
+    <w:lsdException w:name="Smart Link" w:semiHidden="1" w:unhideWhenUsed="1"/>
+  </w:latentStyles>
+  <w:style w:type="paragraph" w:default="1" w:styleId="Normal">
+    <w:name w:val="Normal"/>
+    <w:qFormat/>
+    <w:rsid w:val="007B1445"/>
+    <w:rPr>
+      <w:rFonts w:ascii="Calibri" w:eastAsia="Calibri" w:hAnsi="Calibri" w:cs="Calibri"/>
+    </w:rPr>
+  </w:style>
+  <w:style w:type="paragraph" w:styleId="Heading1">
+    <w:name w:val="heading 1"/>
+    <w:basedOn w:val="Normal"/>
+    <w:uiPriority w:val="9"/>
+    <w:qFormat/>
+    <w:pPr>
+      <w:spacing w:before="176"/>
+      <w:ind w:left="23"/>
+      <w:outlineLvl w:val="0"/>
+    </w:pPr>
+    <w:rPr>
+      <w:sz w:val="32"/>
+      <w:szCs w:val="32"/>
+    </w:rPr>
+  </w:style>
+  <w:style w:type="character" w:default="1" w:styleId="DefaultParagraphFont">
     <w:name w:val="Default Paragraph Font"/>
     <w:uiPriority w:val="1"/>
+    <w:unhideWhenUsed/>
+  </w:style>
+  <w:style w:type="table" w:default="1" w:styleId="TableNormal">
+    <w:name w:val="Normal Table"/>
+    <w:uiPriority w:val="99"/>
     <w:semiHidden/>
     <w:unhideWhenUsed/>
-  </w:style>
-  <w:style w:styleId="TableNormal" w:default="1" w:type="table">
-    <w:name w:val="Table Normal"/>
-    <w:uiPriority w:val="2"/>
-    <w:semiHidden/>
-    <w:unhideWhenUsed/>
-    <w:qFormat/>
     <w:tblPr>
       <w:tblInd w:w="0" w:type="dxa"/>
       <w:tblCellMar>
         <w:top w:w="0" w:type="dxa"/>
-        <w:left w:w="0" w:type="dxa"/>
+        <w:left w:w="108" w:type="dxa"/>
         <w:bottom w:w="0" w:type="dxa"/>
-        <w:right w:w="0" w:type="dxa"/>
+        <w:right w:w="108" w:type="dxa"/>
       </w:tblCellMar>
     </w:tblPr>
   </w:style>
-  <w:style w:styleId="NoList" w:default="1" w:type="numbering">
+  <w:style w:type="numbering" w:default="1" w:styleId="NoList">
     <w:name w:val="No List"/>
     <w:uiPriority w:val="99"/>
     <w:semiHidden/>
     <w:unhideWhenUsed/>
   </w:style>
-  <w:style w:default="1" w:styleId="Normal" w:type="paragraph">
-    <w:name w:val="Normal"/>
-    <w:uiPriority w:val="1"/>
-    <w:qFormat/>
-    <w:pPr/>
-    <w:rPr>
-      <w:rFonts w:ascii="Calibri" w:hAnsi="Calibri" w:eastAsia="Calibri" w:cs="Calibri"/>
-      <w:lang w:val="en-US" w:eastAsia="en-US" w:bidi="ar-SA"/>
-    </w:rPr>
-  </w:style>
-  <w:style w:styleId="BodyText" w:type="paragraph">
+  <w:style w:type="paragraph" w:styleId="BodyText">
     <w:name w:val="Body Text"/>
     <w:basedOn w:val="Normal"/>
     <w:uiPriority w:val="1"/>
     <w:qFormat/>
-    <w:pPr/>
-    <w:rPr>
-      <w:rFonts w:ascii="Calibri" w:hAnsi="Calibri" w:eastAsia="Calibri" w:cs="Calibri"/>
-      <w:sz w:val="22"/>
-      <w:szCs w:val="22"/>
-      <w:lang w:val="en-US" w:eastAsia="en-US" w:bidi="ar-SA"/>
-    </w:rPr>
   </w:style>
-  <w:style w:styleId="Heading1" w:type="paragraph">
-    <w:name w:val="Heading 1"/>
-    <w:basedOn w:val="Normal"/>
-    <w:uiPriority w:val="1"/>
-    <w:qFormat/>
-    <w:pPr>
-      <w:spacing w:before="176"/>
-      <w:ind w:left="23"/>
-      <w:outlineLvl w:val="1"/>
-    </w:pPr>
-    <w:rPr>
-      <w:rFonts w:ascii="Calibri" w:hAnsi="Calibri" w:eastAsia="Calibri" w:cs="Calibri"/>
-      <w:sz w:val="32"/>
-      <w:szCs w:val="32"/>
-      <w:lang w:val="en-US" w:eastAsia="en-US" w:bidi="ar-SA"/>
-    </w:rPr>
-  </w:style>
-  <w:style w:styleId="Title" w:type="paragraph">
+  <w:style w:type="paragraph" w:styleId="Title">
     <w:name w:val="Title"/>
     <w:basedOn w:val="Normal"/>
-    <w:uiPriority w:val="1"/>
+    <w:uiPriority w:val="10"/>
     <w:qFormat/>
     <w:pPr>
       <w:spacing w:before="74"/>
       <w:ind w:left="3090" w:right="1006" w:hanging="2787"/>
     </w:pPr>
     <w:rPr>
-      <w:rFonts w:ascii="Calibri" w:hAnsi="Calibri" w:eastAsia="Calibri" w:cs="Calibri"/>
       <w:sz w:val="40"/>
       <w:szCs w:val="40"/>
-      <w:lang w:val="en-US" w:eastAsia="en-US" w:bidi="ar-SA"/>
     </w:rPr>
   </w:style>
-  <w:style w:styleId="ListParagraph" w:type="paragraph">
+  <w:style w:type="paragraph" w:styleId="ListParagraph">
     <w:name w:val="List Paragraph"/>
     <w:basedOn w:val="Normal"/>
     <w:uiPriority w:val="1"/>
@@ -7108,12 +7026,8 @@
       <w:spacing w:before="21"/>
       <w:ind w:left="1463" w:hanging="359"/>
     </w:pPr>
-    <w:rPr>
-      <w:rFonts w:ascii="Calibri" w:hAnsi="Calibri" w:eastAsia="Calibri" w:cs="Calibri"/>
-      <w:lang w:val="en-US" w:eastAsia="en-US" w:bidi="ar-SA"/>
-    </w:rPr>
   </w:style>
-  <w:style w:styleId="TableParagraph" w:type="paragraph">
+  <w:style w:type="paragraph" w:customStyle="1" w:styleId="TableParagraph">
     <w:name w:val="Table Paragraph"/>
     <w:basedOn w:val="Normal"/>
     <w:uiPriority w:val="1"/>
@@ -7121,10 +7035,6 @@
     <w:pPr>
       <w:ind w:left="110"/>
     </w:pPr>
-    <w:rPr>
-      <w:rFonts w:ascii="Calibri" w:hAnsi="Calibri" w:eastAsia="Calibri" w:cs="Calibri"/>
-      <w:lang w:val="en-US" w:eastAsia="en-US" w:bidi="ar-SA"/>
-    </w:rPr>
   </w:style>
 </w:styles>
 </file>

--- a/Peer Review Document/PeerReviewTeam32IN2033_2026 v1.docx
+++ b/Peer Review Document/PeerReviewTeam32IN2033_2026 v1.docx
@@ -274,7 +274,19 @@
         <w:rPr>
           <w:w w:val="105"/>
         </w:rPr>
-        <w:t>33 Review Completed on: /03/2026</w:t>
+        <w:t xml:space="preserve">33 Review Completed on: </w:t>
+      </w:r>
+      <w:r>
+        <w:rPr>
+          <w:w w:val="105"/>
+        </w:rPr>
+        <w:t>08</w:t>
+      </w:r>
+      <w:r>
+        <w:rPr>
+          <w:w w:val="105"/>
+        </w:rPr>
+        <w:t>/03/2026</w:t>
       </w:r>
     </w:p>
     <w:p>
@@ -327,6 +339,12 @@
           <w:w w:val="105"/>
         </w:rPr>
         <w:t xml:space="preserve">on: </w:t>
+      </w:r>
+      <w:r>
+        <w:rPr>
+          <w:w w:val="105"/>
+        </w:rPr>
+        <w:t>08</w:t>
       </w:r>
       <w:r>
         <w:rPr>
@@ -1418,12 +1436,27 @@
           <w:p>
             <w:pPr>
               <w:pStyle w:val="TableParagraph"/>
-              <w:ind w:left="0"/>
+              <w:spacing w:line="250" w:lineRule="exact"/>
+              <w:ind w:left="105"/>
               <w:rPr>
                 <w:rFonts w:ascii="Times New Roman"/>
                 <w:sz w:val="18"/>
               </w:rPr>
             </w:pPr>
+            <w:r>
+              <w:rPr>
+                <w:spacing w:val="-10"/>
+                <w:w w:val="105"/>
+              </w:rPr>
+              <w:t>PeerReviewTeam32In2033</w:t>
+            </w:r>
+            <w:r>
+              <w:rPr>
+                <w:spacing w:val="-10"/>
+                <w:w w:val="105"/>
+              </w:rPr>
+              <w:t>_2026 v1</w:t>
+            </w:r>
           </w:p>
         </w:tc>
       </w:tr>
@@ -1515,6 +1548,13 @@
                 <w:w w:val="105"/>
               </w:rPr>
               <w:t>1</w:t>
+            </w:r>
+            <w:r>
+              <w:rPr>
+                <w:spacing w:val="-10"/>
+                <w:w w:val="105"/>
+              </w:rPr>
+              <w:t>0</w:t>
             </w:r>
           </w:p>
         </w:tc>
@@ -1797,25 +1837,53 @@
           <w:p>
             <w:pPr>
               <w:pStyle w:val="TableParagraph"/>
+              <w:ind w:left="0" w:right="1"/>
+              <w:jc w:val="center"/>
+              <w:rPr>
+                <w:rFonts w:ascii="Times New Roman"/>
+              </w:rPr>
+            </w:pPr>
+            <w:r>
+              <w:rPr>
+                <w:spacing w:val="-10"/>
+                <w:w w:val="110"/>
+              </w:rPr>
+              <w:t>Y</w:t>
+            </w:r>
+          </w:p>
+        </w:tc>
+        <w:tc>
+          <w:tcPr>
+            <w:tcW w:w="3441" w:type="dxa"/>
+          </w:tcPr>
+          <w:p>
+            <w:pPr>
+              <w:pStyle w:val="TableParagraph"/>
               <w:ind w:left="0"/>
               <w:rPr>
                 <w:rFonts w:ascii="Times New Roman"/>
               </w:rPr>
             </w:pPr>
-          </w:p>
-        </w:tc>
-        <w:tc>
-          <w:tcPr>
-            <w:tcW w:w="3441" w:type="dxa"/>
-          </w:tcPr>
-          <w:p>
-            <w:pPr>
-              <w:pStyle w:val="TableParagraph"/>
-              <w:ind w:left="0"/>
-              <w:rPr>
-                <w:rFonts w:ascii="Times New Roman"/>
-              </w:rPr>
-            </w:pPr>
+            <w:r>
+              <w:rPr>
+                <w:w w:val="105"/>
+              </w:rPr>
+              <w:t>30</w:t>
+            </w:r>
+            <w:r>
+              <w:rPr>
+                <w:spacing w:val="-4"/>
+                <w:w w:val="105"/>
+              </w:rPr>
+              <w:t xml:space="preserve"> </w:t>
+            </w:r>
+            <w:r>
+              <w:rPr>
+                <w:spacing w:val="-2"/>
+                <w:w w:val="105"/>
+              </w:rPr>
+              <w:t>Minutes</w:t>
+            </w:r>
           </w:p>
         </w:tc>
       </w:tr>
@@ -1945,6 +2013,7 @@
           <w:p>
             <w:pPr>
               <w:pStyle w:val="TableParagraph"/>
+              <w:ind w:left="0"/>
             </w:pPr>
             <w:r>
               <w:rPr>
@@ -2061,25 +2130,53 @@
           <w:p>
             <w:pPr>
               <w:pStyle w:val="TableParagraph"/>
+              <w:ind w:left="0" w:right="1"/>
+              <w:jc w:val="center"/>
+              <w:rPr>
+                <w:rFonts w:ascii="Times New Roman"/>
+              </w:rPr>
+            </w:pPr>
+            <w:r>
+              <w:rPr>
+                <w:spacing w:val="-10"/>
+                <w:w w:val="110"/>
+              </w:rPr>
+              <w:t>Y</w:t>
+            </w:r>
+          </w:p>
+        </w:tc>
+        <w:tc>
+          <w:tcPr>
+            <w:tcW w:w="3441" w:type="dxa"/>
+          </w:tcPr>
+          <w:p>
+            <w:pPr>
+              <w:pStyle w:val="TableParagraph"/>
               <w:ind w:left="0"/>
               <w:rPr>
                 <w:rFonts w:ascii="Times New Roman"/>
               </w:rPr>
             </w:pPr>
-          </w:p>
-        </w:tc>
-        <w:tc>
-          <w:tcPr>
-            <w:tcW w:w="3441" w:type="dxa"/>
-          </w:tcPr>
-          <w:p>
-            <w:pPr>
-              <w:pStyle w:val="TableParagraph"/>
-              <w:ind w:left="0"/>
-              <w:rPr>
-                <w:rFonts w:ascii="Times New Roman"/>
-              </w:rPr>
-            </w:pPr>
+            <w:r>
+              <w:rPr>
+                <w:w w:val="105"/>
+              </w:rPr>
+              <w:t>30</w:t>
+            </w:r>
+            <w:r>
+              <w:rPr>
+                <w:spacing w:val="-4"/>
+                <w:w w:val="105"/>
+              </w:rPr>
+              <w:t xml:space="preserve"> </w:t>
+            </w:r>
+            <w:r>
+              <w:rPr>
+                <w:spacing w:val="-2"/>
+                <w:w w:val="105"/>
+              </w:rPr>
+              <w:t>Minutes</w:t>
+            </w:r>
           </w:p>
         </w:tc>
       </w:tr>
@@ -2794,10 +2891,6 @@
               <w:spacing w:line="264" w:lineRule="exact"/>
             </w:pPr>
             <w:r>
-              <w:rPr>
-                <w:spacing w:val="-2"/>
-                <w:w w:val="105"/>
-              </w:rPr>
               <w:t>Requirements</w:t>
             </w:r>
           </w:p>
@@ -2810,9 +2903,6 @@
               <w:t>/p.34-</w:t>
             </w:r>
             <w:r>
-              <w:rPr>
-                <w:spacing w:val="-5"/>
-              </w:rPr>
               <w:t>36</w:t>
             </w:r>
           </w:p>
@@ -2850,26 +2940,13 @@
               <w:t>Inconsistency</w:t>
             </w:r>
             <w:r>
-              <w:rPr>
-                <w:spacing w:val="-3"/>
-              </w:rPr>
               <w:t xml:space="preserve"> </w:t>
             </w:r>
             <w:r>
               <w:t xml:space="preserve">between </w:t>
             </w:r>
             <w:r>
-              <w:rPr>
-                <w:w w:val="110"/>
-              </w:rPr>
-              <w:t xml:space="preserve">use case specs and </w:t>
-            </w:r>
-            <w:r>
-              <w:rPr>
-                <w:spacing w:val="-2"/>
-                <w:w w:val="110"/>
-              </w:rPr>
-              <w:t>rankings.</w:t>
+              <w:t>use case specs and rankings.</w:t>
             </w:r>
           </w:p>
         </w:tc>
@@ -2884,65 +2961,7 @@
               <w:ind w:left="112" w:right="227"/>
             </w:pPr>
             <w:r>
-              <w:rPr>
-                <w:w w:val="105"/>
-              </w:rPr>
-              <w:t xml:space="preserve">46 Use cases but only 42 </w:t>
-            </w:r>
-            <w:r>
-              <w:rPr>
-                <w:spacing w:val="-2"/>
-                <w:w w:val="105"/>
-              </w:rPr>
-              <w:t>rankings.</w:t>
-            </w:r>
-            <w:r>
-              <w:rPr>
-                <w:spacing w:val="-12"/>
-                <w:w w:val="105"/>
-              </w:rPr>
-              <w:t xml:space="preserve"> </w:t>
-            </w:r>
-            <w:r>
-              <w:rPr>
-                <w:spacing w:val="-2"/>
-                <w:w w:val="105"/>
-              </w:rPr>
-              <w:t>Would</w:t>
-            </w:r>
-            <w:r>
-              <w:rPr>
-                <w:spacing w:val="-11"/>
-                <w:w w:val="105"/>
-              </w:rPr>
-              <w:t xml:space="preserve"> </w:t>
-            </w:r>
-            <w:r>
-              <w:rPr>
-                <w:spacing w:val="-2"/>
-                <w:w w:val="105"/>
-              </w:rPr>
-              <w:t>be</w:t>
-            </w:r>
-            <w:r>
-              <w:rPr>
-                <w:spacing w:val="-11"/>
-                <w:w w:val="105"/>
-              </w:rPr>
-              <w:t xml:space="preserve"> </w:t>
-            </w:r>
-            <w:r>
-              <w:rPr>
-                <w:spacing w:val="-2"/>
-                <w:w w:val="105"/>
-              </w:rPr>
-              <w:t xml:space="preserve">better </w:t>
-            </w:r>
-            <w:r>
-              <w:rPr>
-                <w:w w:val="105"/>
-              </w:rPr>
-              <w:t>to name the rankings by</w:t>
+              <w:t>46 Use cases but only 42 rankings. Would be better to name the rankings by</w:t>
             </w:r>
           </w:p>
           <w:p>
@@ -2952,63 +2971,7 @@
               <w:ind w:left="112"/>
             </w:pPr>
             <w:r>
-              <w:rPr>
-                <w:w w:val="110"/>
-              </w:rPr>
-              <w:t>the</w:t>
-            </w:r>
-            <w:r>
-              <w:rPr>
-                <w:spacing w:val="-11"/>
-                <w:w w:val="110"/>
-              </w:rPr>
-              <w:t xml:space="preserve"> </w:t>
-            </w:r>
-            <w:r>
-              <w:rPr>
-                <w:w w:val="110"/>
-              </w:rPr>
-              <w:t>use</w:t>
-            </w:r>
-            <w:r>
-              <w:rPr>
-                <w:spacing w:val="-10"/>
-                <w:w w:val="110"/>
-              </w:rPr>
-              <w:t xml:space="preserve"> </w:t>
-            </w:r>
-            <w:r>
-              <w:rPr>
-                <w:w w:val="110"/>
-              </w:rPr>
-              <w:t>case</w:t>
-            </w:r>
-            <w:r>
-              <w:rPr>
-                <w:spacing w:val="-10"/>
-                <w:w w:val="110"/>
-              </w:rPr>
-              <w:t xml:space="preserve"> </w:t>
-            </w:r>
-            <w:r>
-              <w:rPr>
-                <w:w w:val="110"/>
-              </w:rPr>
-              <w:t>spec</w:t>
-            </w:r>
-            <w:r>
-              <w:rPr>
-                <w:spacing w:val="-11"/>
-                <w:w w:val="110"/>
-              </w:rPr>
-              <w:t xml:space="preserve"> </w:t>
-            </w:r>
-            <w:r>
-              <w:rPr>
-                <w:spacing w:val="-4"/>
-                <w:w w:val="110"/>
-              </w:rPr>
-              <w:t>ids.</w:t>
+              <w:t>the use case spec ids.</w:t>
             </w:r>
           </w:p>
         </w:tc>
@@ -3045,10 +3008,6 @@
               <w:spacing w:line="264" w:lineRule="exact"/>
             </w:pPr>
             <w:r>
-              <w:rPr>
-                <w:spacing w:val="-2"/>
-                <w:w w:val="105"/>
-              </w:rPr>
               <w:t>Requirements</w:t>
             </w:r>
           </w:p>
@@ -3058,10 +3017,6 @@
               <w:spacing w:before="1"/>
             </w:pPr>
             <w:r>
-              <w:rPr>
-                <w:spacing w:val="-4"/>
-                <w:w w:val="105"/>
-              </w:rPr>
               <w:t>/p.5</w:t>
             </w:r>
           </w:p>
@@ -3095,36 +3050,7 @@
               <w:ind w:left="111" w:right="144"/>
             </w:pPr>
             <w:r>
-              <w:rPr>
-                <w:w w:val="105"/>
-              </w:rPr>
-              <w:t>No</w:t>
-            </w:r>
-            <w:r>
-              <w:rPr>
-                <w:spacing w:val="-7"/>
-                <w:w w:val="105"/>
-              </w:rPr>
-              <w:t xml:space="preserve"> </w:t>
-            </w:r>
-            <w:r>
-              <w:rPr>
-                <w:w w:val="105"/>
-              </w:rPr>
-              <w:t>Differentiation between Commercial and Non-Commercial</w:t>
-            </w:r>
-            <w:r>
-              <w:rPr>
-                <w:spacing w:val="-9"/>
-                <w:w w:val="105"/>
-              </w:rPr>
-              <w:t xml:space="preserve"> </w:t>
-            </w:r>
-            <w:r>
-              <w:rPr>
-                <w:w w:val="105"/>
-              </w:rPr>
-              <w:t>member in use case diagram</w:t>
+              <w:t>No Differentiation between Commercial and Non-Commercial member in use case diagram</w:t>
             </w:r>
           </w:p>
         </w:tc>
@@ -3138,26 +3064,13 @@
               <w:ind w:left="112" w:right="227"/>
             </w:pPr>
             <w:r>
-              <w:rPr>
-                <w:w w:val="110"/>
-              </w:rPr>
               <w:t xml:space="preserve">Add associations that </w:t>
             </w:r>
             <w:r>
               <w:t xml:space="preserve">show what a Commercial member can do opposed </w:t>
             </w:r>
             <w:r>
-              <w:rPr>
-                <w:w w:val="110"/>
-              </w:rPr>
-              <w:t xml:space="preserve">to a non-commercial </w:t>
-            </w:r>
-            <w:r>
-              <w:rPr>
-                <w:spacing w:val="-2"/>
-                <w:w w:val="110"/>
-              </w:rPr>
-              <w:t>member.</w:t>
+              <w:t>to a non-commercial member.</w:t>
             </w:r>
           </w:p>
           <w:p>
@@ -3170,34 +3083,19 @@
               <w:t>Same</w:t>
             </w:r>
             <w:r>
-              <w:rPr>
-                <w:spacing w:val="25"/>
-              </w:rPr>
               <w:t xml:space="preserve"> </w:t>
             </w:r>
             <w:r>
               <w:t>with</w:t>
             </w:r>
             <w:r>
-              <w:rPr>
-                <w:spacing w:val="23"/>
-              </w:rPr>
               <w:t xml:space="preserve"> </w:t>
             </w:r>
             <w:r>
               <w:t>Guest</w:t>
             </w:r>
             <w:r>
-              <w:rPr>
-                <w:spacing w:val="23"/>
-              </w:rPr>
-              <w:t xml:space="preserve"> </w:t>
-            </w:r>
-            <w:r>
-              <w:rPr>
-                <w:spacing w:val="-4"/>
-              </w:rPr>
-              <w:t>User.</w:t>
+              <w:t xml:space="preserve"> User.</w:t>
             </w:r>
           </w:p>
         </w:tc>
@@ -3234,32 +3132,7 @@
               <w:ind w:right="463"/>
             </w:pPr>
             <w:r>
-              <w:rPr>
-                <w:spacing w:val="-4"/>
-                <w:w w:val="110"/>
-              </w:rPr>
-              <w:t>High</w:t>
-            </w:r>
-            <w:r>
-              <w:rPr>
-                <w:spacing w:val="-12"/>
-                <w:w w:val="110"/>
-              </w:rPr>
-              <w:t xml:space="preserve"> </w:t>
-            </w:r>
-            <w:r>
-              <w:rPr>
-                <w:spacing w:val="-4"/>
-                <w:w w:val="110"/>
-              </w:rPr>
-              <w:t xml:space="preserve">Level </w:t>
-            </w:r>
-            <w:r>
-              <w:rPr>
-                <w:spacing w:val="-2"/>
-                <w:w w:val="110"/>
-              </w:rPr>
-              <w:t>Design</w:t>
+              <w:t>High Level Design</w:t>
             </w:r>
           </w:p>
           <w:p>
@@ -3271,16 +3144,7 @@
               <w:t>/p.</w:t>
             </w:r>
             <w:r>
-              <w:rPr>
-                <w:spacing w:val="-9"/>
-              </w:rPr>
-              <w:t xml:space="preserve"> </w:t>
-            </w:r>
-            <w:r>
-              <w:rPr>
-                <w:spacing w:val="-5"/>
-              </w:rPr>
-              <w:t>38</w:t>
+              <w:t xml:space="preserve"> 38</w:t>
             </w:r>
           </w:p>
         </w:tc>
@@ -3311,43 +3175,7 @@
               <w:ind w:left="111" w:right="450"/>
             </w:pPr>
             <w:r>
-              <w:rPr>
-                <w:w w:val="105"/>
-              </w:rPr>
-              <w:t>Inconsistency</w:t>
-            </w:r>
-            <w:r>
-              <w:rPr>
-                <w:spacing w:val="-5"/>
-                <w:w w:val="105"/>
-              </w:rPr>
-              <w:t xml:space="preserve"> </w:t>
-            </w:r>
-            <w:r>
-              <w:rPr>
-                <w:w w:val="105"/>
-              </w:rPr>
-              <w:t>between team’s</w:t>
-            </w:r>
-            <w:r>
-              <w:rPr>
-                <w:spacing w:val="-9"/>
-                <w:w w:val="105"/>
-              </w:rPr>
-              <w:t xml:space="preserve"> </w:t>
-            </w:r>
-            <w:r>
-              <w:rPr>
-                <w:w w:val="105"/>
-              </w:rPr>
-              <w:t xml:space="preserve">component </w:t>
-            </w:r>
-            <w:r>
-              <w:rPr>
-                <w:spacing w:val="-2"/>
-                <w:w w:val="105"/>
-              </w:rPr>
-              <w:t>diagram</w:t>
+              <w:t>Inconsistency between team’s component diagram</w:t>
             </w:r>
           </w:p>
         </w:tc>
@@ -3361,50 +3189,7 @@
               <w:ind w:left="112"/>
             </w:pPr>
             <w:r>
-              <w:rPr>
-                <w:w w:val="105"/>
-              </w:rPr>
-              <w:t>Remove</w:t>
-            </w:r>
-            <w:r>
-              <w:rPr>
-                <w:spacing w:val="-5"/>
-                <w:w w:val="105"/>
-              </w:rPr>
-              <w:t xml:space="preserve"> </w:t>
-            </w:r>
-            <w:r>
-              <w:rPr>
-                <w:w w:val="105"/>
-              </w:rPr>
-              <w:t xml:space="preserve">additional </w:t>
-            </w:r>
-            <w:r>
-              <w:rPr>
-                <w:spacing w:val="-2"/>
-                <w:w w:val="105"/>
-              </w:rPr>
-              <w:t>onlineOrderAPI</w:t>
-            </w:r>
-            <w:r>
-              <w:rPr>
-                <w:spacing w:val="-5"/>
-                <w:w w:val="105"/>
-              </w:rPr>
-              <w:t xml:space="preserve"> </w:t>
-            </w:r>
-            <w:r>
-              <w:rPr>
-                <w:spacing w:val="-2"/>
-                <w:w w:val="105"/>
-              </w:rPr>
-              <w:t xml:space="preserve">interface, </w:t>
-            </w:r>
-            <w:r>
-              <w:rPr>
-                <w:w w:val="105"/>
-              </w:rPr>
-              <w:t>which is not necessarily</w:t>
+              <w:t>Remove additional onlineOrderAPI interface, which is not necessarily</w:t>
             </w:r>
           </w:p>
           <w:p>
@@ -3417,16 +3202,7 @@
               <w:t>required</w:t>
             </w:r>
             <w:r>
-              <w:rPr>
-                <w:spacing w:val="17"/>
-              </w:rPr>
-              <w:t xml:space="preserve"> </w:t>
-            </w:r>
-            <w:r>
-              <w:rPr>
-                <w:spacing w:val="-10"/>
-              </w:rPr>
-              <w:t>.</w:t>
+              <w:t xml:space="preserve"> .</w:t>
             </w:r>
           </w:p>
         </w:tc>
@@ -3464,32 +3240,7 @@
               <w:ind w:right="463"/>
             </w:pPr>
             <w:r>
-              <w:rPr>
-                <w:spacing w:val="-4"/>
-                <w:w w:val="110"/>
-              </w:rPr>
-              <w:t>High</w:t>
-            </w:r>
-            <w:r>
-              <w:rPr>
-                <w:spacing w:val="-12"/>
-                <w:w w:val="110"/>
-              </w:rPr>
-              <w:t xml:space="preserve"> </w:t>
-            </w:r>
-            <w:r>
-              <w:rPr>
-                <w:spacing w:val="-4"/>
-                <w:w w:val="110"/>
-              </w:rPr>
-              <w:t xml:space="preserve">Level </w:t>
-            </w:r>
-            <w:r>
-              <w:rPr>
-                <w:spacing w:val="-2"/>
-                <w:w w:val="110"/>
-              </w:rPr>
-              <w:t>Design</w:t>
+              <w:t>High Level Design</w:t>
             </w:r>
           </w:p>
           <w:p>
@@ -3501,16 +3252,7 @@
               <w:t>/p.</w:t>
             </w:r>
             <w:r>
-              <w:rPr>
-                <w:spacing w:val="-9"/>
-              </w:rPr>
-              <w:t xml:space="preserve"> </w:t>
-            </w:r>
-            <w:r>
-              <w:rPr>
-                <w:spacing w:val="-5"/>
-              </w:rPr>
-              <w:t>38</w:t>
+              <w:t xml:space="preserve"> 38</w:t>
             </w:r>
           </w:p>
         </w:tc>
@@ -3544,30 +3286,7 @@
               <w:ind w:left="111" w:right="144"/>
             </w:pPr>
             <w:r>
-              <w:rPr>
-                <w:w w:val="105"/>
-              </w:rPr>
-              <w:t>No note explaining additional</w:t>
-            </w:r>
-            <w:r>
-              <w:rPr>
-                <w:spacing w:val="-14"/>
-                <w:w w:val="105"/>
-              </w:rPr>
-              <w:t xml:space="preserve"> </w:t>
-            </w:r>
-            <w:r>
-              <w:rPr>
-                <w:w w:val="105"/>
-              </w:rPr>
-              <w:t xml:space="preserve">OnlineOrderAPI in component or class </w:t>
-            </w:r>
-            <w:r>
-              <w:rPr>
-                <w:spacing w:val="-2"/>
-                <w:w w:val="105"/>
-              </w:rPr>
-              <w:t>diagram.</w:t>
+              <w:t>No note explaining additional OnlineOrderAPI in component or class diagram.</w:t>
             </w:r>
           </w:p>
         </w:tc>
@@ -3582,31 +3301,7 @@
               <w:ind w:left="112" w:right="227"/>
             </w:pPr>
             <w:r>
-              <w:rPr>
-                <w:w w:val="105"/>
-              </w:rPr>
-              <w:t xml:space="preserve">Add a comment/note which explains the extra addition of the </w:t>
-            </w:r>
-            <w:r>
-              <w:rPr>
-                <w:spacing w:val="-2"/>
-                <w:w w:val="105"/>
-              </w:rPr>
-              <w:t>onlineOrderAPI</w:t>
-            </w:r>
-            <w:r>
-              <w:rPr>
-                <w:spacing w:val="-9"/>
-                <w:w w:val="105"/>
-              </w:rPr>
-              <w:t xml:space="preserve"> </w:t>
-            </w:r>
-            <w:r>
-              <w:rPr>
-                <w:spacing w:val="-2"/>
-                <w:w w:val="105"/>
-              </w:rPr>
-              <w:t>interface</w:t>
+              <w:t>Add a comment/note which explains the extra addition of the onlineOrderAPI interface</w:t>
             </w:r>
           </w:p>
           <w:p>
@@ -3616,76 +3311,7 @@
               <w:ind w:left="112"/>
             </w:pPr>
             <w:r>
-              <w:rPr>
-                <w:w w:val="105"/>
-              </w:rPr>
-              <w:t>and</w:t>
-            </w:r>
-            <w:r>
-              <w:rPr>
-                <w:spacing w:val="-12"/>
-                <w:w w:val="105"/>
-              </w:rPr>
-              <w:t xml:space="preserve"> </w:t>
-            </w:r>
-            <w:r>
-              <w:rPr>
-                <w:w w:val="105"/>
-              </w:rPr>
-              <w:t>why</w:t>
-            </w:r>
-            <w:r>
-              <w:rPr>
-                <w:spacing w:val="-12"/>
-                <w:w w:val="105"/>
-              </w:rPr>
-              <w:t xml:space="preserve"> </w:t>
-            </w:r>
-            <w:r>
-              <w:rPr>
-                <w:w w:val="105"/>
-              </w:rPr>
-              <w:t>it</w:t>
-            </w:r>
-            <w:r>
-              <w:rPr>
-                <w:spacing w:val="-13"/>
-                <w:w w:val="105"/>
-              </w:rPr>
-              <w:t xml:space="preserve"> </w:t>
-            </w:r>
-            <w:r>
-              <w:rPr>
-                <w:w w:val="105"/>
-              </w:rPr>
-              <w:t>may</w:t>
-            </w:r>
-            <w:r>
-              <w:rPr>
-                <w:spacing w:val="-12"/>
-                <w:w w:val="105"/>
-              </w:rPr>
-              <w:t xml:space="preserve"> </w:t>
-            </w:r>
-            <w:r>
-              <w:rPr>
-                <w:w w:val="105"/>
-              </w:rPr>
-              <w:t>be</w:t>
-            </w:r>
-            <w:r>
-              <w:rPr>
-                <w:spacing w:val="-13"/>
-                <w:w w:val="105"/>
-              </w:rPr>
-              <w:t xml:space="preserve"> </w:t>
-            </w:r>
-            <w:r>
-              <w:rPr>
-                <w:spacing w:val="-2"/>
-                <w:w w:val="105"/>
-              </w:rPr>
-              <w:t>needed.</w:t>
+              <w:t>and why it may be needed.</w:t>
             </w:r>
           </w:p>
         </w:tc>
@@ -3720,10 +3346,6 @@
               <w:pStyle w:val="TableParagraph"/>
             </w:pPr>
             <w:r>
-              <w:rPr>
-                <w:spacing w:val="-2"/>
-                <w:w w:val="105"/>
-              </w:rPr>
               <w:t>Testing</w:t>
             </w:r>
           </w:p>
@@ -3733,10 +3355,6 @@
               <w:spacing w:before="2"/>
             </w:pPr>
             <w:r>
-              <w:rPr>
-                <w:spacing w:val="-2"/>
-                <w:w w:val="105"/>
-              </w:rPr>
               <w:t>/p.43</w:t>
             </w:r>
           </w:p>
@@ -3768,59 +3386,7 @@
               <w:ind w:left="111"/>
             </w:pPr>
             <w:r>
-              <w:rPr>
-                <w:spacing w:val="-2"/>
-                <w:w w:val="110"/>
-              </w:rPr>
-              <w:t>sendEmail</w:t>
-            </w:r>
-            <w:r>
-              <w:rPr>
-                <w:spacing w:val="-13"/>
-                <w:w w:val="110"/>
-              </w:rPr>
-              <w:t xml:space="preserve"> </w:t>
-            </w:r>
-            <w:r>
-              <w:rPr>
-                <w:spacing w:val="-2"/>
-                <w:w w:val="110"/>
-              </w:rPr>
-              <w:t>API</w:t>
-            </w:r>
-            <w:r>
-              <w:rPr>
-                <w:spacing w:val="-13"/>
-                <w:w w:val="110"/>
-              </w:rPr>
-              <w:t xml:space="preserve"> </w:t>
-            </w:r>
-            <w:r>
-              <w:rPr>
-                <w:spacing w:val="-2"/>
-                <w:w w:val="110"/>
-              </w:rPr>
-              <w:t>has</w:t>
-            </w:r>
-            <w:r>
-              <w:rPr>
-                <w:spacing w:val="-12"/>
-                <w:w w:val="110"/>
-              </w:rPr>
-              <w:t xml:space="preserve"> </w:t>
-            </w:r>
-            <w:r>
-              <w:rPr>
-                <w:spacing w:val="-2"/>
-                <w:w w:val="110"/>
-              </w:rPr>
-              <w:t xml:space="preserve">a </w:t>
-            </w:r>
-            <w:r>
-              <w:rPr>
-                <w:w w:val="110"/>
-              </w:rPr>
-              <w:t>parameter “to”</w:t>
+              <w:t>sendEmail API has a parameter “to”</w:t>
             </w:r>
           </w:p>
         </w:tc>
@@ -3834,89 +3400,7 @@
               <w:ind w:left="112"/>
             </w:pPr>
             <w:r>
-              <w:rPr>
-                <w:w w:val="105"/>
-              </w:rPr>
-              <w:t>Change</w:t>
-            </w:r>
-            <w:r>
-              <w:rPr>
-                <w:spacing w:val="-14"/>
-                <w:w w:val="105"/>
-              </w:rPr>
-              <w:t xml:space="preserve"> </w:t>
-            </w:r>
-            <w:r>
-              <w:rPr>
-                <w:w w:val="105"/>
-              </w:rPr>
-              <w:t>to</w:t>
-            </w:r>
-            <w:r>
-              <w:rPr>
-                <w:spacing w:val="-19"/>
-                <w:w w:val="105"/>
-              </w:rPr>
-              <w:t xml:space="preserve"> </w:t>
-            </w:r>
-            <w:r>
-              <w:rPr>
-                <w:w w:val="105"/>
-              </w:rPr>
-              <w:t>“recipient”</w:t>
-            </w:r>
-            <w:r>
-              <w:rPr>
-                <w:spacing w:val="-18"/>
-                <w:w w:val="105"/>
-              </w:rPr>
-              <w:t xml:space="preserve"> </w:t>
-            </w:r>
-            <w:r>
-              <w:rPr>
-                <w:w w:val="105"/>
-              </w:rPr>
-              <w:t>or “email”</w:t>
-            </w:r>
-            <w:r>
-              <w:rPr>
-                <w:spacing w:val="-8"/>
-                <w:w w:val="105"/>
-              </w:rPr>
-              <w:t xml:space="preserve"> </w:t>
-            </w:r>
-            <w:r>
-              <w:rPr>
-                <w:w w:val="105"/>
-              </w:rPr>
-              <w:t>because</w:t>
-            </w:r>
-            <w:r>
-              <w:rPr>
-                <w:spacing w:val="47"/>
-                <w:w w:val="105"/>
-              </w:rPr>
-              <w:t xml:space="preserve"> </w:t>
-            </w:r>
-            <w:r>
-              <w:rPr>
-                <w:w w:val="105"/>
-              </w:rPr>
-              <w:t>“to”</w:t>
-            </w:r>
-            <w:r>
-              <w:rPr>
-                <w:spacing w:val="-7"/>
-                <w:w w:val="105"/>
-              </w:rPr>
-              <w:t xml:space="preserve"> </w:t>
-            </w:r>
-            <w:r>
-              <w:rPr>
-                <w:spacing w:val="-5"/>
-                <w:w w:val="105"/>
-              </w:rPr>
-              <w:t>is</w:t>
+              <w:t>Change to “recipient” or “email” because “to” is</w:t>
             </w:r>
           </w:p>
           <w:p>
@@ -3926,10 +3410,6 @@
               <w:ind w:left="112"/>
             </w:pPr>
             <w:r>
-              <w:rPr>
-                <w:spacing w:val="-2"/>
-                <w:w w:val="110"/>
-              </w:rPr>
               <w:t>unclear.</w:t>
             </w:r>
           </w:p>
@@ -3966,10 +3446,6 @@
               <w:ind w:right="648"/>
             </w:pPr>
             <w:r>
-              <w:rPr>
-                <w:spacing w:val="-2"/>
-                <w:w w:val="105"/>
-              </w:rPr>
               <w:t>Design Diagram Testing</w:t>
             </w:r>
           </w:p>
@@ -3979,10 +3455,6 @@
               <w:spacing w:line="268" w:lineRule="exact"/>
             </w:pPr>
             <w:r>
-              <w:rPr>
-                <w:spacing w:val="-2"/>
-                <w:w w:val="105"/>
-              </w:rPr>
               <w:t>/p.38,p.45</w:t>
             </w:r>
           </w:p>
@@ -4014,76 +3486,7 @@
               <w:ind w:left="111" w:right="450"/>
             </w:pPr>
             <w:r>
-              <w:rPr>
-                <w:w w:val="105"/>
-              </w:rPr>
-              <w:t>Inconsistency</w:t>
-            </w:r>
-            <w:r>
-              <w:rPr>
-                <w:spacing w:val="-5"/>
-                <w:w w:val="105"/>
-              </w:rPr>
-              <w:t xml:space="preserve"> </w:t>
-            </w:r>
-            <w:r>
-              <w:rPr>
-                <w:w w:val="105"/>
-              </w:rPr>
-              <w:t xml:space="preserve">from </w:t>
-            </w:r>
-            <w:r>
-              <w:rPr>
-                <w:spacing w:val="-2"/>
-                <w:w w:val="105"/>
-              </w:rPr>
-              <w:t>PaymentAPI</w:t>
-            </w:r>
-            <w:r>
-              <w:rPr>
-                <w:spacing w:val="-12"/>
-                <w:w w:val="105"/>
-              </w:rPr>
-              <w:t xml:space="preserve"> </w:t>
-            </w:r>
-            <w:r>
-              <w:rPr>
-                <w:spacing w:val="-2"/>
-                <w:w w:val="105"/>
-              </w:rPr>
-              <w:t xml:space="preserve">parameter </w:t>
-            </w:r>
-            <w:r>
-              <w:rPr>
-                <w:w w:val="105"/>
-              </w:rPr>
-              <w:t>“amount” data type between</w:t>
-            </w:r>
-            <w:r>
-              <w:rPr>
-                <w:spacing w:val="-5"/>
-                <w:w w:val="105"/>
-              </w:rPr>
-              <w:t xml:space="preserve"> </w:t>
-            </w:r>
-            <w:r>
-              <w:rPr>
-                <w:w w:val="105"/>
-              </w:rPr>
-              <w:t>class</w:t>
-            </w:r>
-            <w:r>
-              <w:rPr>
-                <w:spacing w:val="-6"/>
-                <w:w w:val="105"/>
-              </w:rPr>
-              <w:t xml:space="preserve"> </w:t>
-            </w:r>
-            <w:r>
-              <w:rPr>
-                <w:w w:val="105"/>
-              </w:rPr>
-              <w:t>diagram and test table</w:t>
+              <w:t>Inconsistency from PaymentAPI parameter “amount” data type between class diagram and test table</w:t>
             </w:r>
           </w:p>
         </w:tc>
@@ -4097,218 +3500,7 @@
               <w:ind w:left="112" w:right="28"/>
             </w:pPr>
             <w:r>
-              <w:rPr>
-                <w:w w:val="105"/>
-              </w:rPr>
-              <w:t>It</w:t>
-            </w:r>
-            <w:r>
-              <w:rPr>
-                <w:spacing w:val="-6"/>
-                <w:w w:val="105"/>
-              </w:rPr>
-              <w:t xml:space="preserve"> </w:t>
-            </w:r>
-            <w:r>
-              <w:rPr>
-                <w:w w:val="105"/>
-              </w:rPr>
-              <w:t>is</w:t>
-            </w:r>
-            <w:r>
-              <w:rPr>
-                <w:spacing w:val="-7"/>
-                <w:w w:val="105"/>
-              </w:rPr>
-              <w:t xml:space="preserve"> </w:t>
-            </w:r>
-            <w:r>
-              <w:rPr>
-                <w:w w:val="105"/>
-              </w:rPr>
-              <w:t>int</w:t>
-            </w:r>
-            <w:r>
-              <w:rPr>
-                <w:spacing w:val="-6"/>
-                <w:w w:val="105"/>
-              </w:rPr>
-              <w:t xml:space="preserve"> </w:t>
-            </w:r>
-            <w:r>
-              <w:rPr>
-                <w:w w:val="105"/>
-              </w:rPr>
-              <w:t>in</w:t>
-            </w:r>
-            <w:r>
-              <w:rPr>
-                <w:spacing w:val="-6"/>
-                <w:w w:val="105"/>
-              </w:rPr>
-              <w:t xml:space="preserve"> </w:t>
-            </w:r>
-            <w:r>
-              <w:rPr>
-                <w:w w:val="105"/>
-              </w:rPr>
-              <w:t>the</w:t>
-            </w:r>
-            <w:r>
-              <w:rPr>
-                <w:spacing w:val="-5"/>
-                <w:w w:val="105"/>
-              </w:rPr>
-              <w:t xml:space="preserve"> </w:t>
-            </w:r>
-            <w:r>
-              <w:rPr>
-                <w:w w:val="105"/>
-              </w:rPr>
-              <w:t>class</w:t>
-            </w:r>
-            <w:r>
-              <w:rPr>
-                <w:spacing w:val="-7"/>
-                <w:w w:val="105"/>
-              </w:rPr>
-              <w:t xml:space="preserve"> </w:t>
-            </w:r>
-            <w:r>
-              <w:rPr>
-                <w:w w:val="105"/>
-              </w:rPr>
-              <w:t>diagram but double in the test table.This will cause an error</w:t>
-            </w:r>
-            <w:r>
-              <w:rPr>
-                <w:spacing w:val="-5"/>
-                <w:w w:val="105"/>
-              </w:rPr>
-              <w:t xml:space="preserve"> </w:t>
-            </w:r>
-            <w:r>
-              <w:rPr>
-                <w:w w:val="105"/>
-              </w:rPr>
-              <w:t>if</w:t>
-            </w:r>
-            <w:r>
-              <w:rPr>
-                <w:spacing w:val="-8"/>
-                <w:w w:val="105"/>
-              </w:rPr>
-              <w:t xml:space="preserve"> </w:t>
-            </w:r>
-            <w:r>
-              <w:rPr>
-                <w:w w:val="105"/>
-              </w:rPr>
-              <w:t>the</w:t>
-            </w:r>
-            <w:r>
-              <w:rPr>
-                <w:spacing w:val="-7"/>
-                <w:w w:val="105"/>
-              </w:rPr>
-              <w:t xml:space="preserve"> </w:t>
-            </w:r>
-            <w:r>
-              <w:rPr>
-                <w:w w:val="105"/>
-              </w:rPr>
-              <w:t>price</w:t>
-            </w:r>
-            <w:r>
-              <w:rPr>
-                <w:spacing w:val="-8"/>
-                <w:w w:val="105"/>
-              </w:rPr>
-              <w:t xml:space="preserve"> </w:t>
-            </w:r>
-            <w:r>
-              <w:rPr>
-                <w:w w:val="105"/>
-              </w:rPr>
-              <w:t>of</w:t>
-            </w:r>
-            <w:r>
-              <w:rPr>
-                <w:spacing w:val="-8"/>
-                <w:w w:val="105"/>
-              </w:rPr>
-              <w:t xml:space="preserve"> </w:t>
-            </w:r>
-            <w:r>
-              <w:rPr>
-                <w:w w:val="105"/>
-              </w:rPr>
-              <w:t>an</w:t>
-            </w:r>
-            <w:r>
-              <w:rPr>
-                <w:spacing w:val="-8"/>
-                <w:w w:val="105"/>
-              </w:rPr>
-              <w:t xml:space="preserve"> </w:t>
-            </w:r>
-            <w:r>
-              <w:rPr>
-                <w:w w:val="105"/>
-              </w:rPr>
-              <w:t>item contains a decimal part, better</w:t>
-            </w:r>
-            <w:r>
-              <w:rPr>
-                <w:spacing w:val="-14"/>
-                <w:w w:val="105"/>
-              </w:rPr>
-              <w:t xml:space="preserve"> </w:t>
-            </w:r>
-            <w:r>
-              <w:rPr>
-                <w:w w:val="105"/>
-              </w:rPr>
-              <w:t>to</w:t>
-            </w:r>
-            <w:r>
-              <w:rPr>
-                <w:spacing w:val="-13"/>
-                <w:w w:val="105"/>
-              </w:rPr>
-              <w:t xml:space="preserve"> </w:t>
-            </w:r>
-            <w:r>
-              <w:rPr>
-                <w:w w:val="105"/>
-              </w:rPr>
-              <w:t>be</w:t>
-            </w:r>
-            <w:r>
-              <w:rPr>
-                <w:spacing w:val="-13"/>
-                <w:w w:val="105"/>
-              </w:rPr>
-              <w:t xml:space="preserve"> </w:t>
-            </w:r>
-            <w:r>
-              <w:rPr>
-                <w:w w:val="105"/>
-              </w:rPr>
-              <w:t>double</w:t>
-            </w:r>
-            <w:r>
-              <w:rPr>
-                <w:spacing w:val="-13"/>
-                <w:w w:val="105"/>
-              </w:rPr>
-              <w:t xml:space="preserve"> </w:t>
-            </w:r>
-            <w:r>
-              <w:rPr>
-                <w:w w:val="105"/>
-              </w:rPr>
-              <w:t>instead</w:t>
+              <w:t>It is int in the class diagram but double in the test table.This will cause an error if the price of an item contains a decimal part, better to be double instead</w:t>
             </w:r>
           </w:p>
           <w:p>
@@ -4321,16 +3513,7 @@
               <w:t>of</w:t>
             </w:r>
             <w:r>
-              <w:rPr>
-                <w:spacing w:val="-6"/>
-              </w:rPr>
-              <w:t xml:space="preserve"> </w:t>
-            </w:r>
-            <w:r>
-              <w:rPr>
-                <w:spacing w:val="-4"/>
-              </w:rPr>
-              <w:t>int.</w:t>
+              <w:t xml:space="preserve"> int.</w:t>
             </w:r>
           </w:p>
         </w:tc>
@@ -4365,10 +3548,6 @@
               <w:pStyle w:val="TableParagraph"/>
             </w:pPr>
             <w:r>
-              <w:rPr>
-                <w:spacing w:val="-2"/>
-                <w:w w:val="110"/>
-              </w:rPr>
               <w:t>Use-case Specification</w:t>
             </w:r>
           </w:p>
@@ -4378,10 +3557,6 @@
               <w:spacing w:before="3"/>
             </w:pPr>
             <w:r>
-              <w:rPr>
-                <w:spacing w:val="-2"/>
-                <w:w w:val="105"/>
-              </w:rPr>
               <w:t>/p.29</w:t>
             </w:r>
           </w:p>
@@ -4414,62 +3589,7 @@
               <w:ind w:left="111" w:right="450"/>
             </w:pPr>
             <w:r>
-              <w:rPr>
-                <w:w w:val="110"/>
-              </w:rPr>
-              <w:t>Use case ID “P08” repeated</w:t>
-            </w:r>
-            <w:r>
-              <w:rPr>
-                <w:spacing w:val="-14"/>
-                <w:w w:val="110"/>
-              </w:rPr>
-              <w:t xml:space="preserve"> </w:t>
-            </w:r>
-            <w:r>
-              <w:rPr>
-                <w:w w:val="110"/>
-              </w:rPr>
-              <w:t>for</w:t>
-            </w:r>
-            <w:r>
-              <w:rPr>
-                <w:spacing w:val="-14"/>
-                <w:w w:val="110"/>
-              </w:rPr>
-              <w:t xml:space="preserve"> </w:t>
-            </w:r>
-            <w:r>
-              <w:rPr>
-                <w:w w:val="110"/>
-              </w:rPr>
-              <w:t>use</w:t>
-            </w:r>
-            <w:r>
-              <w:rPr>
-                <w:spacing w:val="-14"/>
-                <w:w w:val="110"/>
-              </w:rPr>
-              <w:t xml:space="preserve"> </w:t>
-            </w:r>
-            <w:r>
-              <w:rPr>
-                <w:w w:val="110"/>
-              </w:rPr>
-              <w:t xml:space="preserve">cases </w:t>
-            </w:r>
-            <w:r>
-              <w:rPr>
-                <w:spacing w:val="-2"/>
-              </w:rPr>
-              <w:t xml:space="preserve">“IncreaseLinkCounter” </w:t>
-            </w:r>
-            <w:r>
-              <w:rPr>
-                <w:spacing w:val="-4"/>
-                <w:w w:val="110"/>
-              </w:rPr>
-              <w:t>and</w:t>
+              <w:t>Use case ID “P08” repeated for use cases “IncreaseLinkCounter” and</w:t>
             </w:r>
           </w:p>
           <w:p>
@@ -4479,10 +3599,6 @@
               <w:ind w:left="111"/>
             </w:pPr>
             <w:r>
-              <w:rPr>
-                <w:spacing w:val="-2"/>
-                <w:w w:val="105"/>
-              </w:rPr>
               <w:t>“IncreaseProductCounter”</w:t>
             </w:r>
           </w:p>
@@ -4498,23 +3614,7 @@
               <w:jc w:val="both"/>
             </w:pPr>
             <w:r>
-              <w:rPr>
-                <w:w w:val="105"/>
-              </w:rPr>
-              <w:t xml:space="preserve">Change the use case ID for </w:t>
-            </w:r>
-            <w:r>
-              <w:rPr>
-                <w:spacing w:val="-2"/>
-                <w:w w:val="105"/>
-              </w:rPr>
-              <w:t xml:space="preserve">“IncreaseProductCounter” </w:t>
-            </w:r>
-            <w:r>
-              <w:rPr>
-                <w:w w:val="105"/>
-              </w:rPr>
-              <w:t>from “P08” to “P09”</w:t>
+              <w:t>Change the use case ID for “IncreaseProductCounter” from “P08” to “P09”</w:t>
             </w:r>
           </w:p>
         </w:tc>
@@ -4606,24 +3706,9 @@
           <w:p>
             <w:pPr>
               <w:pStyle w:val="TableParagraph"/>
-              <w:rPr>
-                <w:spacing w:val="-2"/>
-                <w:w w:val="110"/>
-              </w:rPr>
-            </w:pPr>
-            <w:r>
-              <w:rPr>
-                <w:spacing w:val="-2"/>
-                <w:w w:val="110"/>
-              </w:rPr>
-              <w:t xml:space="preserve">Requirements </w:t>
-            </w:r>
-            <w:r>
-              <w:rPr>
-                <w:spacing w:val="-2"/>
-                <w:w w:val="110"/>
-              </w:rPr>
-              <w:t>/ p.36</w:t>
+            </w:pPr>
+            <w:r>
+              <w:t>Requirements / p.36</w:t>
             </w:r>
           </w:p>
         </w:tc>
@@ -4657,14 +3742,8 @@
             <w:pPr>
               <w:pStyle w:val="TableParagraph"/>
               <w:ind w:left="0"/>
-              <w:rPr>
-                <w:w w:val="110"/>
-              </w:rPr>
-            </w:pPr>
-            <w:r>
-              <w:rPr>
-                <w:w w:val="110"/>
-              </w:rPr>
+            </w:pPr>
+            <w:r>
               <w:t>“TrackOrder” appears in the prioritisation table but no use-case specification exists earlier in the document.</w:t>
             </w:r>
           </w:p>
@@ -4672,9 +3751,6 @@
             <w:pPr>
               <w:pStyle w:val="TableParagraph"/>
               <w:ind w:right="450"/>
-              <w:rPr>
-                <w:w w:val="110"/>
-              </w:rPr>
             </w:pPr>
           </w:p>
         </w:tc>
@@ -4687,14 +3763,8 @@
               <w:pStyle w:val="TableParagraph"/>
               <w:ind w:left="112" w:right="102"/>
               <w:jc w:val="both"/>
-              <w:rPr>
-                <w:w w:val="105"/>
-              </w:rPr>
-            </w:pPr>
-            <w:r>
-              <w:rPr>
-                <w:w w:val="105"/>
-              </w:rPr>
+            </w:pPr>
+            <w:r>
               <w:t>Either create a TrackOrder use case specification or replace it with ViewStatus if that was intended.</w:t>
             </w:r>
           </w:p>
@@ -4733,24 +3803,9 @@
           <w:p>
             <w:pPr>
               <w:pStyle w:val="TableParagraph"/>
-              <w:rPr>
-                <w:spacing w:val="-2"/>
-                <w:w w:val="110"/>
-              </w:rPr>
-            </w:pPr>
-            <w:r>
-              <w:rPr>
-                <w:spacing w:val="-2"/>
-                <w:w w:val="110"/>
-              </w:rPr>
-              <w:t>Requirements / p.3</w:t>
-            </w:r>
-            <w:r>
-              <w:rPr>
-                <w:spacing w:val="-2"/>
-                <w:w w:val="110"/>
-              </w:rPr>
-              <w:t>4</w:t>
+            </w:pPr>
+            <w:r>
+              <w:t>Requirements / p.34</w:t>
             </w:r>
           </w:p>
         </w:tc>
@@ -4781,64 +3836,20 @@
             <w:tcW w:w="2766" w:type="dxa"/>
           </w:tcPr>
           <w:p>
-            <w:pPr>
-              <w:rPr>
-                <w:w w:val="110"/>
-              </w:rPr>
-            </w:pPr>
-            <w:r>
-              <w:rPr>
-                <w:w w:val="110"/>
-              </w:rPr>
-              <w:t xml:space="preserve">Use case naming inconsistencies. </w:t>
-            </w:r>
-            <w:r>
-              <w:rPr>
-                <w:w w:val="110"/>
-              </w:rPr>
-              <w:t>“</w:t>
-            </w:r>
-            <w:r>
-              <w:rPr>
-                <w:w w:val="110"/>
-              </w:rPr>
-              <w:t>ApplyNonCommercialMembership” and “ApplyCommercialMembership”</w:t>
-            </w:r>
-            <w:r>
-              <w:rPr>
-                <w:w w:val="110"/>
-              </w:rPr>
-              <w:t xml:space="preserve"> </w:t>
-            </w:r>
-            <w:r>
-              <w:rPr>
-                <w:w w:val="110"/>
-              </w:rPr>
-              <w:t>missing “For” within the prioritised list of use cases.</w:t>
-            </w:r>
-            <w:r>
-              <w:rPr>
-                <w:w w:val="110"/>
-              </w:rPr>
-              <w:t xml:space="preserve"> </w:t>
+            <w:r>
+              <w:t xml:space="preserve">Use case naming inconsistencies. “ApplyNonCommercialMembership” and “ApplyCommercialMembership” missing “For” within the prioritised list of use cases. </w:t>
             </w:r>
           </w:p>
           <w:p>
             <w:pPr>
               <w:pStyle w:val="TableParagraph"/>
               <w:ind w:right="450"/>
-              <w:rPr>
-                <w:w w:val="110"/>
-              </w:rPr>
             </w:pPr>
           </w:p>
           <w:p>
             <w:pPr>
               <w:pStyle w:val="TableParagraph"/>
               <w:ind w:right="450"/>
-              <w:rPr>
-                <w:w w:val="110"/>
-              </w:rPr>
             </w:pPr>
           </w:p>
         </w:tc>
@@ -4850,14 +3861,8 @@
             <w:pPr>
               <w:pStyle w:val="TableParagraph"/>
               <w:ind w:left="0"/>
-              <w:rPr>
-                <w:w w:val="105"/>
-              </w:rPr>
-            </w:pPr>
-            <w:r>
-              <w:rPr>
-                <w:w w:val="105"/>
-              </w:rPr>
+            </w:pPr>
+            <w:r>
               <w:t>Rename and ensure names are consistent.</w:t>
             </w:r>
           </w:p>
@@ -4866,9 +3871,6 @@
               <w:pStyle w:val="TableParagraph"/>
               <w:ind w:left="112" w:right="102"/>
               <w:jc w:val="both"/>
-              <w:rPr>
-                <w:w w:val="105"/>
-              </w:rPr>
             </w:pPr>
           </w:p>
         </w:tc>
@@ -4905,23 +3907,11 @@
           <w:p>
             <w:pPr>
               <w:pStyle w:val="TableParagraph"/>
-              <w:rPr>
-                <w:spacing w:val="-2"/>
-                <w:w w:val="110"/>
-              </w:rPr>
-            </w:pPr>
-            <w:r>
-              <w:rPr>
-                <w:spacing w:val="-2"/>
-                <w:w w:val="110"/>
-              </w:rPr>
+            </w:pPr>
+            <w:r>
               <w:t>Use Case Specifications / p.2</w:t>
             </w:r>
             <w:r>
-              <w:rPr>
-                <w:spacing w:val="-2"/>
-                <w:w w:val="110"/>
-              </w:rPr>
               <w:t>5</w:t>
             </w:r>
           </w:p>
@@ -4953,28 +3943,8 @@
             <w:tcW w:w="2766" w:type="dxa"/>
           </w:tcPr>
           <w:p>
-            <w:pPr>
-              <w:rPr>
-                <w:w w:val="110"/>
-              </w:rPr>
-            </w:pPr>
-            <w:r>
-              <w:rPr>
-                <w:w w:val="110"/>
-              </w:rPr>
-              <w:t>Incomplete sentence in Postconditions</w:t>
-            </w:r>
-            <w:r>
-              <w:rPr>
-                <w:w w:val="110"/>
-              </w:rPr>
-              <w:t xml:space="preserve"> </w:t>
-            </w:r>
-            <w:r>
-              <w:rPr>
-                <w:w w:val="110"/>
-              </w:rPr>
-              <w:t>“Promotion campaign created or updated &amp; d”.</w:t>
+            <w:r>
+              <w:t>Incomplete sentence in Postconditions “Promotion campaign created or updated &amp; d”.</w:t>
             </w:r>
           </w:p>
         </w:tc>
@@ -4986,45 +3956,12 @@
             <w:pPr>
               <w:pStyle w:val="TableParagraph"/>
               <w:ind w:left="0"/>
-              <w:rPr>
-                <w:w w:val="105"/>
-              </w:rPr>
-            </w:pPr>
-            <w:r>
-              <w:rPr>
-                <w:w w:val="105"/>
-              </w:rPr>
+            </w:pPr>
+            <w:r>
               <w:t>Complete</w:t>
             </w:r>
             <w:r>
-              <w:rPr>
-                <w:w w:val="105"/>
-              </w:rPr>
-              <w:t xml:space="preserve"> sentence to “P</w:t>
-            </w:r>
-            <w:r>
-              <w:rPr>
-                <w:w w:val="105"/>
-              </w:rPr>
-              <w:t>romotion campaign is created or updated</w:t>
-            </w:r>
-            <w:r>
-              <w:rPr>
-                <w:w w:val="105"/>
-              </w:rPr>
-              <w:t xml:space="preserve"> &amp; </w:t>
-            </w:r>
-            <w:r>
-              <w:rPr>
-                <w:w w:val="105"/>
-              </w:rPr>
-              <w:t>duration and discount rules are applied successfully</w:t>
-            </w:r>
-            <w:r>
-              <w:rPr>
-                <w:w w:val="105"/>
-              </w:rPr>
-              <w:t>.”</w:t>
+              <w:t xml:space="preserve"> sentence to “Promotion campaign is created or updated &amp; duration and discount rules are applied successfully.”</w:t>
             </w:r>
           </w:p>
         </w:tc>
@@ -6401,7 +5338,21 @@
           <w:spacing w:val="-2"/>
           <w:w w:val="105"/>
         </w:rPr>
-        <w:t>05/03/2026</w:t>
+        <w:t>0</w:t>
+      </w:r>
+      <w:r>
+        <w:rPr>
+          <w:spacing w:val="-2"/>
+          <w:w w:val="105"/>
+        </w:rPr>
+        <w:t>8</w:t>
+      </w:r>
+      <w:r>
+        <w:rPr>
+          <w:spacing w:val="-2"/>
+          <w:w w:val="105"/>
+        </w:rPr>
+        <w:t>/03/2026</w:t>
       </w:r>
     </w:p>
     <w:sectPr>
@@ -6974,6 +5925,7 @@
   <w:style w:type="character" w:default="1" w:styleId="DefaultParagraphFont">
     <w:name w:val="Default Paragraph Font"/>
     <w:uiPriority w:val="1"/>
+    <w:semiHidden/>
     <w:unhideWhenUsed/>
   </w:style>
   <w:style w:type="table" w:default="1" w:styleId="TableNormal">
@@ -7320,4 +6272,16 @@
   <a:objectDefaults/>
   <a:extraClrSchemeLst/>
 </a:theme>
+</file>
+
+<file path=customXml/item1.xml><?xml version="1.0" encoding="utf-8"?>
+<b:Sources xmlns:b="http://schemas.openxmlformats.org/officeDocument/2006/bibliography" xmlns="http://schemas.openxmlformats.org/officeDocument/2006/bibliography" SelectedStyle="\APASixthEditionOfficeOnline.xsl" StyleName="APA" Version="6"/>
+</file>
+
+<file path=customXml/itemProps1.xml><?xml version="1.0" encoding="utf-8"?>
+<ds:datastoreItem xmlns:ds="http://schemas.openxmlformats.org/officeDocument/2006/customXml" ds:itemID="{16146E29-1ECD-4A27-A4A6-C4486D2173AE}">
+  <ds:schemaRefs>
+    <ds:schemaRef ds:uri="http://schemas.openxmlformats.org/officeDocument/2006/bibliography"/>
+  </ds:schemaRefs>
+</ds:datastoreItem>
 </file>